--- a/documentacion/fichas/MOVIL APP EXAM/Ficha_Tecnica_Ohaus_PR224.docx
+++ b/documentacion/fichas/MOVIL APP EXAM/Ficha_Tecnica_Ohaus_PR224.docx
@@ -1,6 +1,6 @@
 
 <file path=word/document.xml><?xml version="1.0" encoding="utf-8"?>
-<w:document xmlns:wpc="http://schemas.microsoft.com/office/word/2010/wordprocessingCanvas" xmlns:cx="http://schemas.microsoft.com/office/drawing/2014/chartex" xmlns:cx1="http://schemas.microsoft.com/office/drawing/2015/9/8/chartex" xmlns:cx2="http://schemas.microsoft.com/office/drawing/2015/10/21/chartex" xmlns:cx3="http://schemas.microsoft.com/office/drawing/2016/5/9/chartex" xmlns:cx4="http://schemas.microsoft.com/office/drawing/2016/5/10/chartex" xmlns:cx5="http://schemas.microsoft.com/office/drawing/2016/5/11/chartex" xmlns:cx6="http://schemas.microsoft.com/office/drawing/2016/5/12/chartex" xmlns:cx7="http://schemas.microsoft.com/office/drawing/2016/5/13/chartex" xmlns:cx8="http://schemas.microsoft.com/office/drawing/2016/5/14/chartex" xmlns:mc="http://schemas.openxmlformats.org/markup-compatibility/2006" xmlns:aink="http://schemas.microsoft.com/office/drawing/2016/ink" xmlns:am3d="http://schemas.microsoft.com/office/drawing/2017/model3d" xmlns:o="urn:schemas-microsoft-com:office:office" xmlns:r="http://schemas.openxmlformats.org/officeDocument/2006/relationships" xmlns:m="http://schemas.openxmlformats.org/officeDocument/2006/math" xmlns:v="urn:schemas-microsoft-com:vml" xmlns:wp14="http://schemas.microsoft.com/office/word/2010/wordprocessingDrawing" xmlns:wp="http://schemas.openxmlformats.org/drawingml/2006/wordprocessingDrawing" xmlns:w10="urn:schemas-microsoft-com:office:word" xmlns:w="http://schemas.openxmlformats.org/wordprocessingml/2006/main" xmlns:w14="http://schemas.microsoft.com/office/word/2010/wordml" xmlns:w15="http://schemas.microsoft.com/office/word/2012/wordml" xmlns:w16cex="http://schemas.microsoft.com/office/word/2018/wordml/cex" xmlns:w16cid="http://schemas.microsoft.com/office/word/2016/wordml/cid" xmlns:w16="http://schemas.microsoft.com/office/word/2018/wordml" xmlns:w16sdtdh="http://schemas.microsoft.com/office/word/2020/wordml/sdtdatahash" xmlns:w16se="http://schemas.microsoft.com/office/word/2015/wordml/symex" xmlns:wpg="http://schemas.microsoft.com/office/word/2010/wordprocessingGroup" xmlns:wpi="http://schemas.microsoft.com/office/word/2010/wordprocessingInk" xmlns:wne="http://schemas.microsoft.com/office/word/2006/wordml" xmlns:wps="http://schemas.microsoft.com/office/word/2010/wordprocessingShape" mc:Ignorable="w14 w15 w16se w16cid w16 w16cex w16sdtdh wp14">
+<w:document xmlns:wpc="http://schemas.microsoft.com/office/word/2010/wordprocessingCanvas" xmlns:cx="http://schemas.microsoft.com/office/drawing/2014/chartex" xmlns:cx1="http://schemas.microsoft.com/office/drawing/2015/9/8/chartex" xmlns:cx2="http://schemas.microsoft.com/office/drawing/2015/10/21/chartex" xmlns:cx3="http://schemas.microsoft.com/office/drawing/2016/5/9/chartex" xmlns:cx4="http://schemas.microsoft.com/office/drawing/2016/5/10/chartex" xmlns:cx5="http://schemas.microsoft.com/office/drawing/2016/5/11/chartex" xmlns:cx6="http://schemas.microsoft.com/office/drawing/2016/5/12/chartex" xmlns:cx7="http://schemas.microsoft.com/office/drawing/2016/5/13/chartex" xmlns:cx8="http://schemas.microsoft.com/office/drawing/2016/5/14/chartex" xmlns:mc="http://schemas.openxmlformats.org/markup-compatibility/2006" xmlns:aink="http://schemas.microsoft.com/office/drawing/2016/ink" xmlns:am3d="http://schemas.microsoft.com/office/drawing/2017/model3d" xmlns:o="urn:schemas-microsoft-com:office:office" xmlns:oel="http://schemas.microsoft.com/office/2019/extlst" xmlns:r="http://schemas.openxmlformats.org/officeDocument/2006/relationships" xmlns:m="http://schemas.openxmlformats.org/officeDocument/2006/math" xmlns:v="urn:schemas-microsoft-com:vml" xmlns:wp14="http://schemas.microsoft.com/office/word/2010/wordprocessingDrawing" xmlns:wp="http://schemas.openxmlformats.org/drawingml/2006/wordprocessingDrawing" xmlns:w10="urn:schemas-microsoft-com:office:word" xmlns:w="http://schemas.openxmlformats.org/wordprocessingml/2006/main" xmlns:w14="http://schemas.microsoft.com/office/word/2010/wordml" xmlns:w15="http://schemas.microsoft.com/office/word/2012/wordml" xmlns:w16cex="http://schemas.microsoft.com/office/word/2018/wordml/cex" xmlns:w16cid="http://schemas.microsoft.com/office/word/2016/wordml/cid" xmlns:w16="http://schemas.microsoft.com/office/word/2018/wordml" xmlns:w16du="http://schemas.microsoft.com/office/word/2023/wordml/word16du" xmlns:w16sdtdh="http://schemas.microsoft.com/office/word/2020/wordml/sdtdatahash" xmlns:w16sdtfl="http://schemas.microsoft.com/office/word/2024/wordml/sdtformatlock" xmlns:w16se="http://schemas.microsoft.com/office/word/2015/wordml/symex" xmlns:wpg="http://schemas.microsoft.com/office/word/2010/wordprocessingGroup" xmlns:wpi="http://schemas.microsoft.com/office/word/2010/wordprocessingInk" xmlns:wne="http://schemas.microsoft.com/office/word/2006/wordml" xmlns:wps="http://schemas.microsoft.com/office/word/2010/wordprocessingShape" mc:Ignorable="w14 w15 w16se w16cid w16 w16cex w16sdtdh w16sdtfl w16du wp14">
   <w:body>
     <w:p>
       <w:pPr>
@@ -199,22 +199,6 @@
       </w:r>
     </w:p>
     <w:p/>
-    <w:p/>
-    <w:p>
-      <w:r>
-        <w:t>Ing. Nathaly Mera Macías</w:t>
-      </w:r>
-    </w:p>
-    <w:p>
-      <w:r>
-        <w:t>TECNICO DE LABORATORIO</w:t>
-      </w:r>
-    </w:p>
-    <w:p>
-      <w:r>
-        <w:t>LABORATORIO DE BIOLOGIA Y MICROBIOLOGIA</w:t>
-      </w:r>
-    </w:p>
     <w:sectPr>
       <w:headerReference w:type="default" r:id="rId10"/>
       <w:footerReference w:type="default" r:id="rId11"/>
@@ -227,7 +211,7 @@
 </file>
 
 <file path=word/endnotes.xml><?xml version="1.0" encoding="utf-8"?>
-<w:endnotes xmlns:wpc="http://schemas.microsoft.com/office/word/2010/wordprocessingCanvas" xmlns:cx="http://schemas.microsoft.com/office/drawing/2014/chartex" xmlns:cx1="http://schemas.microsoft.com/office/drawing/2015/9/8/chartex" xmlns:cx2="http://schemas.microsoft.com/office/drawing/2015/10/21/chartex" xmlns:cx3="http://schemas.microsoft.com/office/drawing/2016/5/9/chartex" xmlns:cx4="http://schemas.microsoft.com/office/drawing/2016/5/10/chartex" xmlns:cx5="http://schemas.microsoft.com/office/drawing/2016/5/11/chartex" xmlns:cx6="http://schemas.microsoft.com/office/drawing/2016/5/12/chartex" xmlns:cx7="http://schemas.microsoft.com/office/drawing/2016/5/13/chartex" xmlns:cx8="http://schemas.microsoft.com/office/drawing/2016/5/14/chartex" xmlns:mc="http://schemas.openxmlformats.org/markup-compatibility/2006" xmlns:aink="http://schemas.microsoft.com/office/drawing/2016/ink" xmlns:am3d="http://schemas.microsoft.com/office/drawing/2017/model3d" xmlns:o="urn:schemas-microsoft-com:office:office" xmlns:r="http://schemas.openxmlformats.org/officeDocument/2006/relationships" xmlns:m="http://schemas.openxmlformats.org/officeDocument/2006/math" xmlns:v="urn:schemas-microsoft-com:vml" xmlns:wp14="http://schemas.microsoft.com/office/word/2010/wordprocessingDrawing" xmlns:wp="http://schemas.openxmlformats.org/drawingml/2006/wordprocessingDrawing" xmlns:w10="urn:schemas-microsoft-com:office:word" xmlns:w="http://schemas.openxmlformats.org/wordprocessingml/2006/main" xmlns:w14="http://schemas.microsoft.com/office/word/2010/wordml" xmlns:w15="http://schemas.microsoft.com/office/word/2012/wordml" xmlns:w16cex="http://schemas.microsoft.com/office/word/2018/wordml/cex" xmlns:w16cid="http://schemas.microsoft.com/office/word/2016/wordml/cid" xmlns:w16="http://schemas.microsoft.com/office/word/2018/wordml" xmlns:w16sdtdh="http://schemas.microsoft.com/office/word/2020/wordml/sdtdatahash" xmlns:w16se="http://schemas.microsoft.com/office/word/2015/wordml/symex" xmlns:wpg="http://schemas.microsoft.com/office/word/2010/wordprocessingGroup" xmlns:wpi="http://schemas.microsoft.com/office/word/2010/wordprocessingInk" xmlns:wne="http://schemas.microsoft.com/office/word/2006/wordml" xmlns:wps="http://schemas.microsoft.com/office/word/2010/wordprocessingShape" mc:Ignorable="w14 w15 w16se w16cid w16 w16cex w16sdtdh wp14">
+<w:endnotes xmlns:wpc="http://schemas.microsoft.com/office/word/2010/wordprocessingCanvas" xmlns:cx="http://schemas.microsoft.com/office/drawing/2014/chartex" xmlns:cx1="http://schemas.microsoft.com/office/drawing/2015/9/8/chartex" xmlns:cx2="http://schemas.microsoft.com/office/drawing/2015/10/21/chartex" xmlns:cx3="http://schemas.microsoft.com/office/drawing/2016/5/9/chartex" xmlns:cx4="http://schemas.microsoft.com/office/drawing/2016/5/10/chartex" xmlns:cx5="http://schemas.microsoft.com/office/drawing/2016/5/11/chartex" xmlns:cx6="http://schemas.microsoft.com/office/drawing/2016/5/12/chartex" xmlns:cx7="http://schemas.microsoft.com/office/drawing/2016/5/13/chartex" xmlns:cx8="http://schemas.microsoft.com/office/drawing/2016/5/14/chartex" xmlns:mc="http://schemas.openxmlformats.org/markup-compatibility/2006" xmlns:aink="http://schemas.microsoft.com/office/drawing/2016/ink" xmlns:am3d="http://schemas.microsoft.com/office/drawing/2017/model3d" xmlns:o="urn:schemas-microsoft-com:office:office" xmlns:oel="http://schemas.microsoft.com/office/2019/extlst" xmlns:r="http://schemas.openxmlformats.org/officeDocument/2006/relationships" xmlns:m="http://schemas.openxmlformats.org/officeDocument/2006/math" xmlns:v="urn:schemas-microsoft-com:vml" xmlns:wp14="http://schemas.microsoft.com/office/word/2010/wordprocessingDrawing" xmlns:wp="http://schemas.openxmlformats.org/drawingml/2006/wordprocessingDrawing" xmlns:w10="urn:schemas-microsoft-com:office:word" xmlns:w="http://schemas.openxmlformats.org/wordprocessingml/2006/main" xmlns:w14="http://schemas.microsoft.com/office/word/2010/wordml" xmlns:w15="http://schemas.microsoft.com/office/word/2012/wordml" xmlns:w16cex="http://schemas.microsoft.com/office/word/2018/wordml/cex" xmlns:w16cid="http://schemas.microsoft.com/office/word/2016/wordml/cid" xmlns:w16="http://schemas.microsoft.com/office/word/2018/wordml" xmlns:w16du="http://schemas.microsoft.com/office/word/2023/wordml/word16du" xmlns:w16sdtdh="http://schemas.microsoft.com/office/word/2020/wordml/sdtdatahash" xmlns:w16sdtfl="http://schemas.microsoft.com/office/word/2024/wordml/sdtformatlock" xmlns:w16se="http://schemas.microsoft.com/office/word/2015/wordml/symex" xmlns:wpg="http://schemas.microsoft.com/office/word/2010/wordprocessingGroup" xmlns:wpi="http://schemas.microsoft.com/office/word/2010/wordprocessingInk" xmlns:wne="http://schemas.microsoft.com/office/word/2006/wordml" xmlns:wps="http://schemas.microsoft.com/office/word/2010/wordprocessingShape" mc:Ignorable="w14 w15 w16se w16cid w16 w16cex w16sdtdh w16sdtfl w16du wp14">
   <w:endnote w:type="separator" w:id="-1">
     <w:p>
       <w:r>
@@ -246,7 +230,7 @@
 </file>
 
 <file path=word/footer1.xml><?xml version="1.0" encoding="utf-8"?>
-<w:ftr xmlns:wpc="http://schemas.microsoft.com/office/word/2010/wordprocessingCanvas" xmlns:cx="http://schemas.microsoft.com/office/drawing/2014/chartex" xmlns:cx1="http://schemas.microsoft.com/office/drawing/2015/9/8/chartex" xmlns:cx2="http://schemas.microsoft.com/office/drawing/2015/10/21/chartex" xmlns:cx3="http://schemas.microsoft.com/office/drawing/2016/5/9/chartex" xmlns:cx4="http://schemas.microsoft.com/office/drawing/2016/5/10/chartex" xmlns:cx5="http://schemas.microsoft.com/office/drawing/2016/5/11/chartex" xmlns:cx6="http://schemas.microsoft.com/office/drawing/2016/5/12/chartex" xmlns:cx7="http://schemas.microsoft.com/office/drawing/2016/5/13/chartex" xmlns:cx8="http://schemas.microsoft.com/office/drawing/2016/5/14/chartex" xmlns:mc="http://schemas.openxmlformats.org/markup-compatibility/2006" xmlns:aink="http://schemas.microsoft.com/office/drawing/2016/ink" xmlns:am3d="http://schemas.microsoft.com/office/drawing/2017/model3d" xmlns:o="urn:schemas-microsoft-com:office:office" xmlns:r="http://schemas.openxmlformats.org/officeDocument/2006/relationships" xmlns:m="http://schemas.openxmlformats.org/officeDocument/2006/math" xmlns:v="urn:schemas-microsoft-com:vml" xmlns:wp14="http://schemas.microsoft.com/office/word/2010/wordprocessingDrawing" xmlns:wp="http://schemas.openxmlformats.org/drawingml/2006/wordprocessingDrawing" xmlns:w10="urn:schemas-microsoft-com:office:word" xmlns:w="http://schemas.openxmlformats.org/wordprocessingml/2006/main" xmlns:w14="http://schemas.microsoft.com/office/word/2010/wordml" xmlns:w15="http://schemas.microsoft.com/office/word/2012/wordml" xmlns:w16cex="http://schemas.microsoft.com/office/word/2018/wordml/cex" xmlns:w16cid="http://schemas.microsoft.com/office/word/2016/wordml/cid" xmlns:w16="http://schemas.microsoft.com/office/word/2018/wordml" xmlns:w16sdtdh="http://schemas.microsoft.com/office/word/2020/wordml/sdtdatahash" xmlns:w16se="http://schemas.microsoft.com/office/word/2015/wordml/symex" xmlns:wpg="http://schemas.microsoft.com/office/word/2010/wordprocessingGroup" xmlns:wpi="http://schemas.microsoft.com/office/word/2010/wordprocessingInk" xmlns:wne="http://schemas.microsoft.com/office/word/2006/wordml" xmlns:wps="http://schemas.microsoft.com/office/word/2010/wordprocessingShape" mc:Ignorable="w14 w15 w16se w16cid w16 w16cex w16sdtdh wp14">
+<w:ftr xmlns:wpc="http://schemas.microsoft.com/office/word/2010/wordprocessingCanvas" xmlns:cx="http://schemas.microsoft.com/office/drawing/2014/chartex" xmlns:cx1="http://schemas.microsoft.com/office/drawing/2015/9/8/chartex" xmlns:cx2="http://schemas.microsoft.com/office/drawing/2015/10/21/chartex" xmlns:cx3="http://schemas.microsoft.com/office/drawing/2016/5/9/chartex" xmlns:cx4="http://schemas.microsoft.com/office/drawing/2016/5/10/chartex" xmlns:cx5="http://schemas.microsoft.com/office/drawing/2016/5/11/chartex" xmlns:cx6="http://schemas.microsoft.com/office/drawing/2016/5/12/chartex" xmlns:cx7="http://schemas.microsoft.com/office/drawing/2016/5/13/chartex" xmlns:cx8="http://schemas.microsoft.com/office/drawing/2016/5/14/chartex" xmlns:mc="http://schemas.openxmlformats.org/markup-compatibility/2006" xmlns:aink="http://schemas.microsoft.com/office/drawing/2016/ink" xmlns:am3d="http://schemas.microsoft.com/office/drawing/2017/model3d" xmlns:o="urn:schemas-microsoft-com:office:office" xmlns:oel="http://schemas.microsoft.com/office/2019/extlst" xmlns:r="http://schemas.openxmlformats.org/officeDocument/2006/relationships" xmlns:m="http://schemas.openxmlformats.org/officeDocument/2006/math" xmlns:v="urn:schemas-microsoft-com:vml" xmlns:wp14="http://schemas.microsoft.com/office/word/2010/wordprocessingDrawing" xmlns:wp="http://schemas.openxmlformats.org/drawingml/2006/wordprocessingDrawing" xmlns:w10="urn:schemas-microsoft-com:office:word" xmlns:w="http://schemas.openxmlformats.org/wordprocessingml/2006/main" xmlns:w14="http://schemas.microsoft.com/office/word/2010/wordml" xmlns:w15="http://schemas.microsoft.com/office/word/2012/wordml" xmlns:w16cex="http://schemas.microsoft.com/office/word/2018/wordml/cex" xmlns:w16cid="http://schemas.microsoft.com/office/word/2016/wordml/cid" xmlns:w16="http://schemas.microsoft.com/office/word/2018/wordml" xmlns:w16du="http://schemas.microsoft.com/office/word/2023/wordml/word16du" xmlns:w16sdtdh="http://schemas.microsoft.com/office/word/2020/wordml/sdtdatahash" xmlns:w16sdtfl="http://schemas.microsoft.com/office/word/2024/wordml/sdtformatlock" xmlns:w16se="http://schemas.microsoft.com/office/word/2015/wordml/symex" xmlns:wpg="http://schemas.microsoft.com/office/word/2010/wordprocessingGroup" xmlns:wpi="http://schemas.microsoft.com/office/word/2010/wordprocessingInk" xmlns:wne="http://schemas.microsoft.com/office/word/2006/wordml" xmlns:wps="http://schemas.microsoft.com/office/word/2010/wordprocessingShape" mc:Ignorable="w14 w15 w16se w16cid w16 w16cex w16sdtdh w16sdtfl w16du wp14">
   <w:p>
     <w:pPr>
       <w:pStyle w:val="Textoindependiente"/>
@@ -830,7 +814,7 @@
               <v:stroke joinstyle="miter"/>
               <v:path gradientshapeok="t" o:connecttype="rect"/>
             </v:shapetype>
-            <v:shape id="Textbox 20" o:spid="_x0000_s1027" type="#_x0000_t202" style="position:absolute;margin-left:310.35pt;margin-top:810.4pt;width:40.45pt;height:15.8pt;z-index:-15945728;visibility:visible;mso-wrap-style:square;mso-wrap-distance-left:0;mso-wrap-distance-top:0;mso-wrap-distance-right:0;mso-wrap-distance-bottom:0;mso-position-horizontal:absolute;mso-position-horizontal-relative:page;mso-position-vertical:absolute;mso-position-vertical-relative:page;v-text-anchor:top" o:gfxdata="UEsDBBQABgAIAAAAIQC2gziS/gAAAOEBAAATAAAAW0NvbnRlbnRfVHlwZXNdLnhtbJSRQU7DMBBF&#10;90jcwfIWJU67QAgl6YK0S0CoHGBkTxKLZGx5TGhvj5O2G0SRWNoz/78nu9wcxkFMGNg6quQqL6RA&#10;0s5Y6ir5vt9lD1JwBDIwOMJKHpHlpr69KfdHjyxSmriSfYz+USnWPY7AufNIadK6MEJMx9ApD/oD&#10;OlTrorhX2lFEilmcO2RdNtjC5xDF9pCuTyYBB5bi6bQ4syoJ3g9WQ0ymaiLzg5KdCXlKLjvcW893&#10;SUOqXwnz5DrgnHtJTxOsQfEKIT7DmDSUCaxw7Rqn8787ZsmRM9e2VmPeBN4uqYvTtW7jvijg9N/y&#10;JsXecLq0q+WD6m8AAAD//wMAUEsDBBQABgAIAAAAIQA4/SH/1gAAAJQBAAALAAAAX3JlbHMvLnJl&#10;bHOkkMFqwzAMhu+DvYPRfXGawxijTi+j0GvpHsDYimMaW0Yy2fr2M4PBMnrbUb/Q94l/f/hMi1qR&#10;JVI2sOt6UJgd+ZiDgffL8ekFlFSbvV0oo4EbChzGx4f9GRdb25HMsYhqlCwG5lrLq9biZkxWOiqY&#10;22YiTra2kYMu1l1tQD30/bPm3wwYN0x18gb45AdQl1tp5j/sFB2T0FQ7R0nTNEV3j6o9feQzro1i&#10;OWA14Fm+Q8a1a8+Bvu/d/dMb2JY5uiPbhG/ktn4cqGU/er3pcvwCAAD//wMAUEsDBBQABgAIAAAA&#10;IQCNWQijqgEAAEcDAAAOAAAAZHJzL2Uyb0RvYy54bWysUsFuGyEQvVfKPyDuMV5XSauV11HaKFWl&#10;qK2U5ANYFryoC0MY7F3/fQfsdaL2VuUCAzzmvTcz65vJDWyvI1rwDa8WS860V9BZv23489P95WfO&#10;MEnfyQG8bvhBI7/ZXHxYj6HWK+hh6HRklMRjPYaG9ymFWghUvXYSFxC0p0cD0clEx7gVXZQjZXeD&#10;WC2X12KE2IUISiPS7d3xkW9KfmO0Sj+NQZ3Y0HDSlsoay9rmVWzWst5GGXqrTjLkf6hw0noiPae6&#10;k0myXbT/pHJWRUAwaaHACTDGKl08kJtq+Zebx14GXbxQcTCcy4Tvl1b92P+KzHYNX1F5vHTUoyc9&#10;pRYmRjdUnjFgTajHQLg0fYGJ2lysYngA9RsJIt5gjh+Q0Lkck4ku72SU0UeiOJyrTixM0eVV9fFT&#10;dcWZoqfc0utCK14/h4jpmwbHctDwSE0tAuT+AVOml/UMOWk50mdVaWqnYq+avbTQHcjKSD1vOL7s&#10;ZNScDd89FTUPyBzEOWjnIKbhK5Qxyo483O4SGFsEZKZj3pMA6lbRdZqsPA5vzwX1Ov+bPwAAAP//&#10;AwBQSwMEFAAGAAgAAAAhANvxOvLgAAAADQEAAA8AAABkcnMvZG93bnJldi54bWxMj0FPwzAMhe9I&#10;/IfISNxYsgo6KE2nCcEJCdGVA8e08dpqjVOabCv/Hu80brbf0/P38vXsBnHEKfSeNCwXCgRS421P&#10;rYav6u3uEUSIhqwZPKGGXwywLq6vcpNZf6ISj9vYCg6hkBkNXYxjJmVoOnQmLPyIxNrOT85EXqdW&#10;2smcONwNMlEqlc70xB86M+JLh81+e3AaNt9UvvY/H/VnuSv7qnpS9J7utb69mTfPICLO8WKGMz6j&#10;Q8FMtT+QDWLQkCZqxVYWeOISbFmpZQqiPp8eknuQRS7/tyj+AAAA//8DAFBLAQItABQABgAIAAAA&#10;IQC2gziS/gAAAOEBAAATAAAAAAAAAAAAAAAAAAAAAABbQ29udGVudF9UeXBlc10ueG1sUEsBAi0A&#10;FAAGAAgAAAAhADj9If/WAAAAlAEAAAsAAAAAAAAAAAAAAAAALwEAAF9yZWxzLy5yZWxzUEsBAi0A&#10;FAAGAAgAAAAhAI1ZCKOqAQAARwMAAA4AAAAAAAAAAAAAAAAALgIAAGRycy9lMm9Eb2MueG1sUEsB&#10;Ai0AFAAGAAgAAAAhANvxOvLgAAAADQEAAA8AAAAAAAAAAAAAAAAABAQAAGRycy9kb3ducmV2Lnht&#10;bFBLBQYAAAAABAAEAPMAAAARBQAAAAA=&#10;" filled="f" stroked="f">
+            <v:shape id="Textbox 20" o:spid="_x0000_s1027" type="#_x0000_t202" style="position:absolute;margin-left:310.35pt;margin-top:810.4pt;width:40.45pt;height:15.8pt;z-index:-15945728;visibility:visible;mso-wrap-style:square;mso-wrap-distance-left:0;mso-wrap-distance-top:0;mso-wrap-distance-right:0;mso-wrap-distance-bottom:0;mso-position-horizontal:absolute;mso-position-horizontal-relative:page;mso-position-vertical:absolute;mso-position-vertical-relative:page;v-text-anchor:top" o:gfxdata="UEsDBBQABgAIAAAAIQC2gziS/gAAAOEBAAATAAAAW0NvbnRlbnRfVHlwZXNdLnhtbJSRQU7DMBBF&#10;90jcwfIWJU67QAgl6YK0S0CoHGBkTxKLZGx5TGhvj5O2G0SRWNoz/78nu9wcxkFMGNg6quQqL6RA&#10;0s5Y6ir5vt9lD1JwBDIwOMJKHpHlpr69KfdHjyxSmriSfYz+USnWPY7AufNIadK6MEJMx9ApD/oD&#10;OlTrorhX2lFEilmcO2RdNtjC5xDF9pCuTyYBB5bi6bQ4syoJ3g9WQ0ymaiLzg5KdCXlKLjvcW893&#10;SUOqXwnz5DrgnHtJTxOsQfEKIT7DmDSUCaxw7Rqn8787ZsmRM9e2VmPeBN4uqYvTtW7jvijg9N/y&#10;JsXecLq0q+WD6m8AAAD//wMAUEsDBBQABgAIAAAAIQA4/SH/1gAAAJQBAAALAAAAX3JlbHMvLnJl&#10;bHOkkMFqwzAMhu+DvYPRfXGawxijTi+j0GvpHsDYimMaW0Yy2fr2M4PBMnrbUb/Q94l/f/hMi1qR&#10;JVI2sOt6UJgd+ZiDgffL8ekFlFSbvV0oo4EbChzGx4f9GRdb25HMsYhqlCwG5lrLq9biZkxWOiqY&#10;22YiTra2kYMu1l1tQD30/bPm3wwYN0x18gb45AdQl1tp5j/sFB2T0FQ7R0nTNEV3j6o9feQzro1i&#10;OWA14Fm+Q8a1a8+Bvu/d/dMb2JY5uiPbhG/ktn4cqGU/er3pcvwCAAD//wMAUEsDBBQABgAIAAAA&#10;IQBAEf3WlQEAACEDAAAOAAAAZHJzL2Uyb0RvYy54bWysUt2OEyEUvjfxHQj3lnbNrmbS6UbdaEw2&#10;arLrA1AGOsSBg+fQzvTtPbDT1ujdZm/gAIeP74f17RQGcbBIHmIrV4ulFDYa6HzctfLn4+c376Wg&#10;rGOnB4i2lUdL8nbz+tV6TI29gh6GzqJgkEjNmFrZ55wapcj0NmhaQLKRDx1g0JmXuFMd6pHRw6Cu&#10;lssbNQJ2CcFYIt69ezqUm4rvnDX5u3NksxhaydxyHbGO2zKqzVo3O9Sp92amoZ/BImgf+dEz1J3O&#10;WuzR/wcVvEEgcHlhIChwzhtbNbCa1fIfNQ+9TrZqYXMonW2il4M13w4P6QeKPH2EiQOsIijdg/lF&#10;7I0aEzVzT/GUGuLuInRyGMrMEgRfZG+PZz/tlIXhzevV23eraykMH5Wwbqrf6nI5IeUvFoIoRSuR&#10;46oE9OGecnleN6eWmcvT84VInraT8F3hzJ1lZwvdkaWMnGYr6fdeo5Vi+BrZrhL9qcBTsT0VmIdP&#10;UD9IURThwz6D85XABXcmwDlUXvOfKUH/va5dl5+9+QMAAP//AwBQSwMEFAAGAAgAAAAhANvxOvLg&#10;AAAADQEAAA8AAABkcnMvZG93bnJldi54bWxMj0FPwzAMhe9I/IfISNxYsgo6KE2nCcEJCdGVA8e0&#10;8dpqjVOabCv/Hu80brbf0/P38vXsBnHEKfSeNCwXCgRS421PrYav6u3uEUSIhqwZPKGGXwywLq6v&#10;cpNZf6ISj9vYCg6hkBkNXYxjJmVoOnQmLPyIxNrOT85EXqdW2smcONwNMlEqlc70xB86M+JLh81+&#10;e3AaNt9UvvY/H/VnuSv7qnpS9J7utb69mTfPICLO8WKGMz6jQ8FMtT+QDWLQkCZqxVYWeOISbFmp&#10;ZQqiPp8eknuQRS7/tyj+AAAA//8DAFBLAQItABQABgAIAAAAIQC2gziS/gAAAOEBAAATAAAAAAAA&#10;AAAAAAAAAAAAAABbQ29udGVudF9UeXBlc10ueG1sUEsBAi0AFAAGAAgAAAAhADj9If/WAAAAlAEA&#10;AAsAAAAAAAAAAAAAAAAALwEAAF9yZWxzLy5yZWxzUEsBAi0AFAAGAAgAAAAhAEAR/daVAQAAIQMA&#10;AA4AAAAAAAAAAAAAAAAALgIAAGRycy9lMm9Eb2MueG1sUEsBAi0AFAAGAAgAAAAhANvxOvLgAAAA&#10;DQEAAA8AAAAAAAAAAAAAAAAA7wMAAGRycy9kb3ducmV2LnhtbFBLBQYAAAAABAAEAPMAAAD8BAAA&#10;AAA=&#10;" filled="f" stroked="f">
               <v:textbox inset="0,0,0,0">
                 <w:txbxContent>
                   <w:p>
@@ -940,16 +924,7 @@
                               <w:w w:val="80"/>
                               <w:sz w:val="12"/>
                             </w:rPr>
-                            <w:t xml:space="preserve">Campus Central, Av. </w:t>
-                          </w:r>
-                          <w:r>
-                            <w:rPr>
-                              <w:rFonts w:ascii="Arial MT" w:hAnsi="Arial MT"/>
-                              <w:color w:val="404041"/>
-                              <w:w w:val="80"/>
-                              <w:sz w:val="12"/>
-                            </w:rPr>
-                            <w:t>Quito km. 1 1/2 vía a Santo</w:t>
+                            <w:t>Campus Central, Av. Quito km. 1 1/2 vía a Santo</w:t>
                           </w:r>
                           <w:r>
                             <w:rPr>
@@ -1083,7 +1058,7 @@
         </mc:Choice>
         <mc:Fallback>
           <w:pict>
-            <v:shape w14:anchorId="5DB3CEF2" id="Textbox 21" o:spid="_x0000_s1028" type="#_x0000_t202" style="position:absolute;margin-left:392.8pt;margin-top:810.3pt;width:126.45pt;height:15.95pt;z-index:-15945216;visibility:visible;mso-wrap-style:square;mso-wrap-distance-left:0;mso-wrap-distance-top:0;mso-wrap-distance-right:0;mso-wrap-distance-bottom:0;mso-position-horizontal:absolute;mso-position-horizontal-relative:page;mso-position-vertical:absolute;mso-position-vertical-relative:page;v-text-anchor:top" o:gfxdata="UEsDBBQABgAIAAAAIQC2gziS/gAAAOEBAAATAAAAW0NvbnRlbnRfVHlwZXNdLnhtbJSRQU7DMBBF&#10;90jcwfIWJU67QAgl6YK0S0CoHGBkTxKLZGx5TGhvj5O2G0SRWNoz/78nu9wcxkFMGNg6quQqL6RA&#10;0s5Y6ir5vt9lD1JwBDIwOMJKHpHlpr69KfdHjyxSmriSfYz+USnWPY7AufNIadK6MEJMx9ApD/oD&#10;OlTrorhX2lFEilmcO2RdNtjC5xDF9pCuTyYBB5bi6bQ4syoJ3g9WQ0ymaiLzg5KdCXlKLjvcW893&#10;SUOqXwnz5DrgnHtJTxOsQfEKIT7DmDSUCaxw7Rqn8787ZsmRM9e2VmPeBN4uqYvTtW7jvijg9N/y&#10;JsXecLq0q+WD6m8AAAD//wMAUEsDBBQABgAIAAAAIQA4/SH/1gAAAJQBAAALAAAAX3JlbHMvLnJl&#10;bHOkkMFqwzAMhu+DvYPRfXGawxijTi+j0GvpHsDYimMaW0Yy2fr2M4PBMnrbUb/Q94l/f/hMi1qR&#10;JVI2sOt6UJgd+ZiDgffL8ekFlFSbvV0oo4EbChzGx4f9GRdb25HMsYhqlCwG5lrLq9biZkxWOiqY&#10;22YiTra2kYMu1l1tQD30/bPm3wwYN0x18gb45AdQl1tp5j/sFB2T0FQ7R0nTNEV3j6o9feQzro1i&#10;OWA14Fm+Q8a1a8+Bvu/d/dMb2JY5uiPbhG/ktn4cqGU/er3pcvwCAAD//wMAUEsDBBQABgAIAAAA&#10;IQA2uMmEqwEAAEgDAAAOAAAAZHJzL2Uyb0RvYy54bWysU8Fu2zAMvQ/YPwi6N3IMJNiMOMXWYsOA&#10;ohvQ7gNkWYqNWaImKrHz96XkOC2227CLTElPj++R9O52sgM76YA9uJqvVwVn2iloe3eo+c/nLzcf&#10;OMMoXSsHcLrmZ438dv/+3W70lS6hg6HVgRGJw2r0Ne9i9JUQqDptJa7Aa0eXBoKVkbbhINogR2K3&#10;gyiLYitGCK0PoDQind7Pl3yf+Y3RKn43BnVkQ81JW8xryGuTVrHfyeoQpO96dZEh/0GFlb2jpFeq&#10;exklO4b+LyrbqwAIJq4UWAHG9EpnD+RmXfzh5qmTXmcvVBz01zLh/6NVj6cfgfVtzcs1Z05a6tGz&#10;nmIDE6MTKs/osSLUkydcnD7DRG3OVtE/gPqFBBFvMPMDJHQqx2SCTV8yyughdeB8rTplYSqxbYvN&#10;x/WGM0V3ZVFutpuUV7y+9gHjVw2WpaDmgbqaFcjTA8YZukAuYub8SVacmmn2t5hpoD2Tl5GaXnP8&#10;fZRBczZ8c1TVNCFLEJagWYIQhzvIc5QsOfh0jGD6LCBlmnkvAqhd2cJltNI8vN1n1OsPsH8BAAD/&#10;/wMAUEsDBBQABgAIAAAAIQCRPfIr4QAAAA4BAAAPAAAAZHJzL2Rvd25yZXYueG1sTI9BT4NAEIXv&#10;Jv6HzZh4s7vFgEhZmsboycRI8eBxgSlsys4iu23x37uc7G1m3sub7+Xb2QzsjJPTliSsVwIYUmNb&#10;TZ2Er+rtIQXmvKJWDZZQwi862Ba3N7nKWnuhEs9737EQQi5TEnrvx4xz1/RolFvZESloBzsZ5cM6&#10;dbyd1CWEm4FHQiTcKE3hQ69GfOmxOe5PRsLum8pX/fNRf5aHUlfVs6D35Cjl/d282wDzOPt/Myz4&#10;AR2KwFTbE7WODRKe0jgJ1iAkkQjTYhGPaQysXm5xFAMvcn5do/gDAAD//wMAUEsBAi0AFAAGAAgA&#10;AAAhALaDOJL+AAAA4QEAABMAAAAAAAAAAAAAAAAAAAAAAFtDb250ZW50X1R5cGVzXS54bWxQSwEC&#10;LQAUAAYACAAAACEAOP0h/9YAAACUAQAACwAAAAAAAAAAAAAAAAAvAQAAX3JlbHMvLnJlbHNQSwEC&#10;LQAUAAYACAAAACEANrjJhKsBAABIAwAADgAAAAAAAAAAAAAAAAAuAgAAZHJzL2Uyb0RvYy54bWxQ&#10;SwECLQAUAAYACAAAACEAkT3yK+EAAAAOAQAADwAAAAAAAAAAAAAAAAAFBAAAZHJzL2Rvd25yZXYu&#10;eG1sUEsFBgAAAAAEAAQA8wAAABMFAAAAAA==&#10;" filled="f" stroked="f">
+            <v:shape w14:anchorId="5DB3CEF2" id="Textbox 21" o:spid="_x0000_s1028" type="#_x0000_t202" style="position:absolute;margin-left:392.8pt;margin-top:810.3pt;width:126.45pt;height:15.95pt;z-index:-15945216;visibility:visible;mso-wrap-style:square;mso-wrap-distance-left:0;mso-wrap-distance-top:0;mso-wrap-distance-right:0;mso-wrap-distance-bottom:0;mso-position-horizontal:absolute;mso-position-horizontal-relative:page;mso-position-vertical:absolute;mso-position-vertical-relative:page;v-text-anchor:top" o:gfxdata="UEsDBBQABgAIAAAAIQC2gziS/gAAAOEBAAATAAAAW0NvbnRlbnRfVHlwZXNdLnhtbJSRQU7DMBBF&#10;90jcwfIWJU67QAgl6YK0S0CoHGBkTxKLZGx5TGhvj5O2G0SRWNoz/78nu9wcxkFMGNg6quQqL6RA&#10;0s5Y6ir5vt9lD1JwBDIwOMJKHpHlpr69KfdHjyxSmriSfYz+USnWPY7AufNIadK6MEJMx9ApD/oD&#10;OlTrorhX2lFEilmcO2RdNtjC5xDF9pCuTyYBB5bi6bQ4syoJ3g9WQ0ymaiLzg5KdCXlKLjvcW893&#10;SUOqXwnz5DrgnHtJTxOsQfEKIT7DmDSUCaxw7Rqn8787ZsmRM9e2VmPeBN4uqYvTtW7jvijg9N/y&#10;JsXecLq0q+WD6m8AAAD//wMAUEsDBBQABgAIAAAAIQA4/SH/1gAAAJQBAAALAAAAX3JlbHMvLnJl&#10;bHOkkMFqwzAMhu+DvYPRfXGawxijTi+j0GvpHsDYimMaW0Yy2fr2M4PBMnrbUb/Q94l/f/hMi1qR&#10;JVI2sOt6UJgd+ZiDgffL8ekFlFSbvV0oo4EbChzGx4f9GRdb25HMsYhqlCwG5lrLq9biZkxWOiqY&#10;22YiTra2kYMu1l1tQD30/bPm3wwYN0x18gb45AdQl1tp5j/sFB2T0FQ7R0nTNEV3j6o9feQzro1i&#10;OWA14Fm+Q8a1a8+Bvu/d/dMb2JY5uiPbhG/ktn4cqGU/er3pcvwCAAD//wMAUEsDBBQABgAIAAAA&#10;IQCS9ntElgEAACIDAAAOAAAAZHJzL2Uyb0RvYy54bWysUtGu0zAMfUfiH6K8s3aTNkG17gq4AiFd&#10;AdKFD8jSZI1o4mBna/f3OFm3IXhDvDhO7Jycc5ztw+QHcTJIDkIrl4taChM0dC4cWvn924dXr6Wg&#10;pEKnBgimlWdD8mH38sV2jI1ZQQ9DZ1AwSKBmjK3sU4pNVZHujVe0gGgCFy2gV4m3eKg6VCOj+6Fa&#10;1fWmGgG7iKANEZ8+XopyV/CtNTp9sZZMEkMrmVsqEUvc51jttqo5oIq90zMN9Q8svHKBH71BPaqk&#10;xBHdX1DeaQQCmxYafAXWOm2KBlazrP9Q89yraIoWNofizSb6f7D68+k5fkWRpncw8QCLCIpPoH8Q&#10;e1ONkZq5J3tKDXF3FjpZ9HllCYIvsrfnm59mSkJntE29frNcS6G5tqpX6806G17db0ek9NGAFzlp&#10;JfK8CgN1eqJ0ab22zGQu72cmadpPwnWMnEHzyR66M2sZeZytpJ9HhUaK4VNgv/Lsrwlek/01wTS8&#10;h/JDsqQAb48JrCsE7rgzAR5EkTB/mjzp3/el6/61d78AAAD//wMAUEsDBBQABgAIAAAAIQCRPfIr&#10;4QAAAA4BAAAPAAAAZHJzL2Rvd25yZXYueG1sTI9BT4NAEIXvJv6HzZh4s7vFgEhZmsboycRI8eBx&#10;gSlsys4iu23x37uc7G1m3sub7+Xb2QzsjJPTliSsVwIYUmNbTZ2Er+rtIQXmvKJWDZZQwi862Ba3&#10;N7nKWnuhEs9737EQQi5TEnrvx4xz1/RolFvZESloBzsZ5cM6dbyd1CWEm4FHQiTcKE3hQ69GfOmx&#10;Oe5PRsLum8pX/fNRf5aHUlfVs6D35Cjl/d282wDzOPt/Myz4AR2KwFTbE7WODRKe0jgJ1iAkkQjT&#10;YhGPaQysXm5xFAMvcn5do/gDAAD//wMAUEsBAi0AFAAGAAgAAAAhALaDOJL+AAAA4QEAABMAAAAA&#10;AAAAAAAAAAAAAAAAAFtDb250ZW50X1R5cGVzXS54bWxQSwECLQAUAAYACAAAACEAOP0h/9YAAACU&#10;AQAACwAAAAAAAAAAAAAAAAAvAQAAX3JlbHMvLnJlbHNQSwECLQAUAAYACAAAACEAkvZ7RJYBAAAi&#10;AwAADgAAAAAAAAAAAAAAAAAuAgAAZHJzL2Uyb0RvYy54bWxQSwECLQAUAAYACAAAACEAkT3yK+EA&#10;AAAOAQAADwAAAAAAAAAAAAAAAADwAwAAZHJzL2Rvd25yZXYueG1sUEsFBgAAAAAEAAQA8wAAAP4E&#10;AAAAAA==&#10;" filled="f" stroked="f">
               <v:textbox inset="0,0,0,0">
                 <w:txbxContent>
                   <w:p>
@@ -1102,16 +1077,7 @@
                         <w:w w:val="80"/>
                         <w:sz w:val="12"/>
                       </w:rPr>
-                      <w:t xml:space="preserve">Campus Central, Av. </w:t>
-                    </w:r>
-                    <w:r>
-                      <w:rPr>
-                        <w:rFonts w:ascii="Arial MT" w:hAnsi="Arial MT"/>
-                        <w:color w:val="404041"/>
-                        <w:w w:val="80"/>
-                        <w:sz w:val="12"/>
-                      </w:rPr>
-                      <w:t>Quito km. 1 1/2 vía a Santo</w:t>
+                      <w:t>Campus Central, Av. Quito km. 1 1/2 vía a Santo</w:t>
                     </w:r>
                     <w:r>
                       <w:rPr>
@@ -1398,7 +1364,7 @@
         </mc:Choice>
         <mc:Fallback>
           <w:pict>
-            <v:shape w14:anchorId="4E51EE14" id="Textbox 22" o:spid="_x0000_s1029" type="#_x0000_t202" style="position:absolute;margin-left:229.7pt;margin-top:811.15pt;width:44.85pt;height:16.05pt;z-index:-15944704;visibility:visible;mso-wrap-style:square;mso-wrap-distance-left:0;mso-wrap-distance-top:0;mso-wrap-distance-right:0;mso-wrap-distance-bottom:0;mso-position-horizontal:absolute;mso-position-horizontal-relative:page;mso-position-vertical:absolute;mso-position-vertical-relative:page;v-text-anchor:top" o:gfxdata="UEsDBBQABgAIAAAAIQC2gziS/gAAAOEBAAATAAAAW0NvbnRlbnRfVHlwZXNdLnhtbJSRQU7DMBBF&#10;90jcwfIWJU67QAgl6YK0S0CoHGBkTxKLZGx5TGhvj5O2G0SRWNoz/78nu9wcxkFMGNg6quQqL6RA&#10;0s5Y6ir5vt9lD1JwBDIwOMJKHpHlpr69KfdHjyxSmriSfYz+USnWPY7AufNIadK6MEJMx9ApD/oD&#10;OlTrorhX2lFEilmcO2RdNtjC5xDF9pCuTyYBB5bi6bQ4syoJ3g9WQ0ymaiLzg5KdCXlKLjvcW893&#10;SUOqXwnz5DrgnHtJTxOsQfEKIT7DmDSUCaxw7Rqn8787ZsmRM9e2VmPeBN4uqYvTtW7jvijg9N/y&#10;JsXecLq0q+WD6m8AAAD//wMAUEsDBBQABgAIAAAAIQA4/SH/1gAAAJQBAAALAAAAX3JlbHMvLnJl&#10;bHOkkMFqwzAMhu+DvYPRfXGawxijTi+j0GvpHsDYimMaW0Yy2fr2M4PBMnrbUb/Q94l/f/hMi1qR&#10;JVI2sOt6UJgd+ZiDgffL8ekFlFSbvV0oo4EbChzGx4f9GRdb25HMsYhqlCwG5lrLq9biZkxWOiqY&#10;22YiTra2kYMu1l1tQD30/bPm3wwYN0x18gb45AdQl1tp5j/sFB2T0FQ7R0nTNEV3j6o9feQzro1i&#10;OWA14Fm+Q8a1a8+Bvu/d/dMb2JY5uiPbhG/ktn4cqGU/er3pcvwCAAD//wMAUEsDBBQABgAIAAAA&#10;IQCghqATrAEAAEcDAAAOAAAAZHJzL2Uyb0RvYy54bWysUsFu3CAQvVfqPyDuXTtebZRY643SRq0q&#10;RW2lpB+AMaxRDEMZdu39+w54vYnaW9ULDPB4897MbO8mO7CjCmjANfxqVXKmnITOuH3Dfz5//nDD&#10;GUbhOjGAUw0/KeR3u/fvtqOvVQU9DJ0KjEgc1qNveB+jr4sCZa+swBV45ehRQ7Ai0jHsiy6Ikdjt&#10;UFRleV2MEDofQCpEun2YH/ku82utZPyuNarIhoaTtpjXkNc2rcVuK+p9EL438ixD/IMKK4yjpBeq&#10;BxEFOwTzF5U1MgCCjisJtgCtjVTZA7m5Kv9w89QLr7IXKg76S5nw/9HKb8cfgZmu4VXFmROWevSs&#10;ptjCxOiGyjN6rAn15AkXp48wUZuzVfSPIF+QIMUbzPwBCZ3KMelg005GGX2kDpwuVacsTNLl5vp2&#10;c7vhTNJTVa5v1puUtnj97APGLwosS0HDAzU1CxDHR4wzdIGctczpk6o4tVO2t168tNCdyMpIPW84&#10;/jqIoDgbvjoqahqQJQhL0C5BiMMnyGOUHDm4P0TQJgtImWbeswDqVrZwnqw0Dm/PGfU6/7vfAAAA&#10;//8DAFBLAwQUAAYACAAAACEAG+/c1eEAAAANAQAADwAAAGRycy9kb3ducmV2LnhtbEyPwU6DQBCG&#10;7ya+w2ZMvNmluBBBlqYxejIxUjx4XNgpkLKzyG5bfHu3p3qc+b/8802xWczITji7wZKE9SoChtRa&#10;PVAn4at+e3gC5rwirUZLKOEXHWzK25tC5dqeqcLTzncslJDLlYTe+ynn3LU9GuVWdkIK2d7ORvkw&#10;zh3XszqHcjPyOIpSbtRA4UKvJnzpsT3sjkbC9puq1+Hno/ms9tVQ11lE7+lByvu7ZfsMzOPirzBc&#10;9IM6lMGpsUfSjo0SRJKJgIYgjeNHYAFJRLYG1lxWiRDAy4L//6L8AwAA//8DAFBLAQItABQABgAI&#10;AAAAIQC2gziS/gAAAOEBAAATAAAAAAAAAAAAAAAAAAAAAABbQ29udGVudF9UeXBlc10ueG1sUEsB&#10;Ai0AFAAGAAgAAAAhADj9If/WAAAAlAEAAAsAAAAAAAAAAAAAAAAALwEAAF9yZWxzLy5yZWxzUEsB&#10;Ai0AFAAGAAgAAAAhAKCGoBOsAQAARwMAAA4AAAAAAAAAAAAAAAAALgIAAGRycy9lMm9Eb2MueG1s&#10;UEsBAi0AFAAGAAgAAAAhABvv3NXhAAAADQEAAA8AAAAAAAAAAAAAAAAABgQAAGRycy9kb3ducmV2&#10;LnhtbFBLBQYAAAAABAAEAPMAAAAUBQAAAAA=&#10;" filled="f" stroked="f">
+            <v:shape w14:anchorId="4E51EE14" id="Textbox 22" o:spid="_x0000_s1029" type="#_x0000_t202" style="position:absolute;margin-left:229.7pt;margin-top:811.15pt;width:44.85pt;height:16.05pt;z-index:-15944704;visibility:visible;mso-wrap-style:square;mso-wrap-distance-left:0;mso-wrap-distance-top:0;mso-wrap-distance-right:0;mso-wrap-distance-bottom:0;mso-position-horizontal:absolute;mso-position-horizontal-relative:page;mso-position-vertical:absolute;mso-position-vertical-relative:page;v-text-anchor:top" o:gfxdata="UEsDBBQABgAIAAAAIQC2gziS/gAAAOEBAAATAAAAW0NvbnRlbnRfVHlwZXNdLnhtbJSRQU7DMBBF&#10;90jcwfIWJU67QAgl6YK0S0CoHGBkTxKLZGx5TGhvj5O2G0SRWNoz/78nu9wcxkFMGNg6quQqL6RA&#10;0s5Y6ir5vt9lD1JwBDIwOMJKHpHlpr69KfdHjyxSmriSfYz+USnWPY7AufNIadK6MEJMx9ApD/oD&#10;OlTrorhX2lFEilmcO2RdNtjC5xDF9pCuTyYBB5bi6bQ4syoJ3g9WQ0ymaiLzg5KdCXlKLjvcW893&#10;SUOqXwnz5DrgnHtJTxOsQfEKIT7DmDSUCaxw7Rqn8787ZsmRM9e2VmPeBN4uqYvTtW7jvijg9N/y&#10;JsXecLq0q+WD6m8AAAD//wMAUEsDBBQABgAIAAAAIQA4/SH/1gAAAJQBAAALAAAAX3JlbHMvLnJl&#10;bHOkkMFqwzAMhu+DvYPRfXGawxijTi+j0GvpHsDYimMaW0Yy2fr2M4PBMnrbUb/Q94l/f/hMi1qR&#10;JVI2sOt6UJgd+ZiDgffL8ekFlFSbvV0oo4EbChzGx4f9GRdb25HMsYhqlCwG5lrLq9biZkxWOiqY&#10;22YiTra2kYMu1l1tQD30/bPm3wwYN0x18gb45AdQl1tp5j/sFB2T0FQ7R0nTNEV3j6o9feQzro1i&#10;OWA14Fm+Q8a1a8+Bvu/d/dMb2JY5uiPbhG/ktn4cqGU/er3pcvwCAAD//wMAUEsDBBQABgAIAAAA&#10;IQAJTfudmQEAACEDAAAOAAAAZHJzL2Uyb0RvYy54bWysUsFuGyEQvUfqPyDuNRtbjpKV11HaqFWl&#10;qI2U5AMwC17UhaEM9q7/vgNe21V7q3IZhmF4vPeG1f3oerbXES34hl/PKs60V9Bav2342+uXj7ec&#10;YZK+lT143fCDRn6//nC1GkKt59BB3+rICMRjPYSGdymFWghUnXYSZxC0p0MD0clE27gVbZQDobte&#10;zKvqRgwQ2xBBaUSqPh4P+brgG6NV+mEM6sT6hhO3VGIscZOjWK9kvY0ydFZNNOR/sHDSenr0DPUo&#10;k2S7aP+BclZFQDBppsAJMMYqXTSQmuvqLzUvnQy6aCFzMJxtwveDVd/3L+E5sjR+gpEGWERgeAL1&#10;E8kbMQSsp57sKdZI3VnoaKLLK0lgdJG8PZz91GNiiorLm7vl3ZIzRUfzanG7WGa/xeVyiJi+anAs&#10;Jw2PNK5CQO6fMB1bTy0Tl+PzmUgaNyOzbcMXGTRXNtAeSMpA02w4/trJqDnrv3myK4/+lMRTsjkl&#10;MfWfoXyQrMjDwy6BsYXABXciQHMoEqY/kwf95750XX72+jcAAAD//wMAUEsDBBQABgAIAAAAIQAb&#10;79zV4QAAAA0BAAAPAAAAZHJzL2Rvd25yZXYueG1sTI/BToNAEIbvJr7DZky82aW4EEGWpjF6MjFS&#10;PHhc2CmQsrPIblt8e7enepz5v/zzTbFZzMhOOLvBkoT1KgKG1Fo9UCfhq357eALmvCKtRkso4Rcd&#10;bMrbm0Ll2p6pwtPOdyyUkMuVhN77KefctT0a5VZ2QgrZ3s5G+TDOHdezOodyM/I4ilJu1EDhQq8m&#10;fOmxPeyORsL2m6rX4eej+az21VDXWUTv6UHK+7tl+wzM4+KvMFz0gzqUwamxR9KOjRJEkomAhiCN&#10;40dgAUlEtgbWXFaJEMDLgv//ovwDAAD//wMAUEsBAi0AFAAGAAgAAAAhALaDOJL+AAAA4QEAABMA&#10;AAAAAAAAAAAAAAAAAAAAAFtDb250ZW50X1R5cGVzXS54bWxQSwECLQAUAAYACAAAACEAOP0h/9YA&#10;AACUAQAACwAAAAAAAAAAAAAAAAAvAQAAX3JlbHMvLnJlbHNQSwECLQAUAAYACAAAACEACU37nZkB&#10;AAAhAwAADgAAAAAAAAAAAAAAAAAuAgAAZHJzL2Uyb0RvYy54bWxQSwECLQAUAAYACAAAACEAG+/c&#10;1eEAAAANAQAADwAAAAAAAAAAAAAAAADzAwAAZHJzL2Rvd25yZXYueG1sUEsFBgAAAAAEAAQA8wAA&#10;AAEFAAAAAA==&#10;" filled="f" stroked="f">
               <v:textbox inset="0,0,0,0">
                 <w:txbxContent>
                   <w:p>
@@ -1677,7 +1643,7 @@
         </mc:Choice>
         <mc:Fallback>
           <w:pict>
-            <v:shape w14:anchorId="5A3A4C23" id="Textbox 23" o:spid="_x0000_s1030" type="#_x0000_t202" style="position:absolute;margin-left:549.8pt;margin-top:815.3pt;width:14.55pt;height:11pt;z-index:-15944192;visibility:visible;mso-wrap-style:square;mso-wrap-distance-left:0;mso-wrap-distance-top:0;mso-wrap-distance-right:0;mso-wrap-distance-bottom:0;mso-position-horizontal:absolute;mso-position-horizontal-relative:page;mso-position-vertical:absolute;mso-position-vertical-relative:page;v-text-anchor:top" o:gfxdata="UEsDBBQABgAIAAAAIQC2gziS/gAAAOEBAAATAAAAW0NvbnRlbnRfVHlwZXNdLnhtbJSRQU7DMBBF&#10;90jcwfIWJU67QAgl6YK0S0CoHGBkTxKLZGx5TGhvj5O2G0SRWNoz/78nu9wcxkFMGNg6quQqL6RA&#10;0s5Y6ir5vt9lD1JwBDIwOMJKHpHlpr69KfdHjyxSmriSfYz+USnWPY7AufNIadK6MEJMx9ApD/oD&#10;OlTrorhX2lFEilmcO2RdNtjC5xDF9pCuTyYBB5bi6bQ4syoJ3g9WQ0ymaiLzg5KdCXlKLjvcW893&#10;SUOqXwnz5DrgnHtJTxOsQfEKIT7DmDSUCaxw7Rqn8787ZsmRM9e2VmPeBN4uqYvTtW7jvijg9N/y&#10;JsXecLq0q+WD6m8AAAD//wMAUEsDBBQABgAIAAAAIQA4/SH/1gAAAJQBAAALAAAAX3JlbHMvLnJl&#10;bHOkkMFqwzAMhu+DvYPRfXGawxijTi+j0GvpHsDYimMaW0Yy2fr2M4PBMnrbUb/Q94l/f/hMi1qR&#10;JVI2sOt6UJgd+ZiDgffL8ekFlFSbvV0oo4EbChzGx4f9GRdb25HMsYhqlCwG5lrLq9biZkxWOiqY&#10;22YiTra2kYMu1l1tQD30/bPm3wwYN0x18gb45AdQl1tp5j/sFB2T0FQ7R0nTNEV3j6o9feQzro1i&#10;OWA14Fm+Q8a1a8+Bvu/d/dMb2JY5uiPbhG/ktn4cqGU/er3pcvwCAAD//wMAUEsDBBQABgAIAAAA&#10;IQDVnbaOrAEAAEcDAAAOAAAAZHJzL2Uyb0RvYy54bWysUsFuEzEQvSPxD5bvxJu00LDKpgIqEFJF&#10;kVo+wOu1sxZrj/E42c3fM3ayaQU3xMUe289v3puZze3kBnbQES34hi8XFWfaK+is3zX8x9PnN2vO&#10;MEnfyQG8bvhRI7/dvn61GUOtV9DD0OnIiMRjPYaG9ymFWghUvXYSFxC0p0cD0clEx7gTXZQjsbtB&#10;rKrqnRghdiGC0oh0e3d65NvCb4xW6cEY1IkNDSdtqayxrG1exXYj612UobfqLEP+gwonraekF6o7&#10;mSTbR/sXlbMqAoJJCwVOgDFW6eKB3CyrP9w89jLo4oWKg+FSJvx/tOrb4Xtktmv46oozLx316ElP&#10;qYWJ0Q2VZwxYE+oxEC5NH2GiNherGO5B/USCiBeY0wckdC7HZKLLOxll9JE6cLxUnbIwldnW1zfr&#10;t5wpelpevb+pSlfE8+cQMX3R4FgOGh6pqUWAPNxjyullPUPOWk7ps6o0tVOxdz17aaE7kpWRet5w&#10;/LWXUXM2fPVU1DwgcxDnoJ2DmIZPUMYoO/LwYZ/A2CIgZzrxngVQt4qu82TlcXh5Lqjn+d/+BgAA&#10;//8DAFBLAwQUAAYACAAAACEAfEMELuEAAAAPAQAADwAAAGRycy9kb3ducmV2LnhtbEyPwU7DMBBE&#10;70j8g7VI3KjdIEIT4lQVghMSIg0Hjk7sJlbjdYjdNvw9mxPcZnZHs2+L7ewGdjZTsB4lrFcCmMHW&#10;a4udhM/69W4DLESFWg0ejYQfE2BbXl8VKtf+gpU572PHqARDriT0MY4556HtjVNh5UeDtDv4yalI&#10;duq4ntSFyt3AEyFS7pRFutCr0Tz3pj3uT07C7gurF/v93nxUh8rWdSbwLT1KeXsz756ARTPHvzAs&#10;+IQOJTE1/oQ6sIG8yLKUsqTSe0FqyayTzSOwZpk9JCnwsuD//yh/AQAA//8DAFBLAQItABQABgAI&#10;AAAAIQC2gziS/gAAAOEBAAATAAAAAAAAAAAAAAAAAAAAAABbQ29udGVudF9UeXBlc10ueG1sUEsB&#10;Ai0AFAAGAAgAAAAhADj9If/WAAAAlAEAAAsAAAAAAAAAAAAAAAAALwEAAF9yZWxzLy5yZWxzUEsB&#10;Ai0AFAAGAAgAAAAhANWdto6sAQAARwMAAA4AAAAAAAAAAAAAAAAALgIAAGRycy9lMm9Eb2MueG1s&#10;UEsBAi0AFAAGAAgAAAAhAHxDBC7hAAAADwEAAA8AAAAAAAAAAAAAAAAABgQAAGRycy9kb3ducmV2&#10;LnhtbFBLBQYAAAAABAAEAPMAAAAUBQAAAAA=&#10;" filled="f" stroked="f">
+            <v:shape w14:anchorId="5A3A4C23" id="Textbox 23" o:spid="_x0000_s1030" type="#_x0000_t202" style="position:absolute;margin-left:549.8pt;margin-top:815.3pt;width:14.55pt;height:11pt;z-index:-15944192;visibility:visible;mso-wrap-style:square;mso-wrap-distance-left:0;mso-wrap-distance-top:0;mso-wrap-distance-right:0;mso-wrap-distance-bottom:0;mso-position-horizontal:absolute;mso-position-horizontal-relative:page;mso-position-vertical:absolute;mso-position-vertical-relative:page;v-text-anchor:top" o:gfxdata="UEsDBBQABgAIAAAAIQC2gziS/gAAAOEBAAATAAAAW0NvbnRlbnRfVHlwZXNdLnhtbJSRQU7DMBBF&#10;90jcwfIWJU67QAgl6YK0S0CoHGBkTxKLZGx5TGhvj5O2G0SRWNoz/78nu9wcxkFMGNg6quQqL6RA&#10;0s5Y6ir5vt9lD1JwBDIwOMJKHpHlpr69KfdHjyxSmriSfYz+USnWPY7AufNIadK6MEJMx9ApD/oD&#10;OlTrorhX2lFEilmcO2RdNtjC5xDF9pCuTyYBB5bi6bQ4syoJ3g9WQ0ymaiLzg5KdCXlKLjvcW893&#10;SUOqXwnz5DrgnHtJTxOsQfEKIT7DmDSUCaxw7Rqn8787ZsmRM9e2VmPeBN4uqYvTtW7jvijg9N/y&#10;JsXecLq0q+WD6m8AAAD//wMAUEsDBBQABgAIAAAAIQA4/SH/1gAAAJQBAAALAAAAX3JlbHMvLnJl&#10;bHOkkMFqwzAMhu+DvYPRfXGawxijTi+j0GvpHsDYimMaW0Yy2fr2M4PBMnrbUb/Q94l/f/hMi1qR&#10;JVI2sOt6UJgd+ZiDgffL8ekFlFSbvV0oo4EbChzGx4f9GRdb25HMsYhqlCwG5lrLq9biZkxWOiqY&#10;22YiTra2kYMu1l1tQD30/bPm3wwYN0x18gb45AdQl1tp5j/sFB2T0FQ7R0nTNEV3j6o9feQzro1i&#10;OWA14Fm+Q8a1a8+Bvu/d/dMb2JY5uiPbhG/ktn4cqGU/er3pcvwCAAD//wMAUEsDBBQABgAIAAAA&#10;IQDOFzp9mAEAACEDAAAOAAAAZHJzL2Uyb0RvYy54bWysUt2OEyEUvjfxHQj3lum6ut1Jpxt1ozHZ&#10;qMnqA1AGOsQZDp5DO9O398BOW+PeGW/gAIeP74f13TT04mCRPIRGLheVFDYYaH3YNfLH94+vVlJQ&#10;0qHVPQTbyKMlebd5+WI9xtpeQQd9a1EwSKB6jI3sUoq1UmQ6O2haQLSBDx3goBMvcada1COjD726&#10;qqq3agRsI4KxRLx7/3QoNwXfOWvSV+fIJtE3krmlMmIZt3lUm7Wud6hj581MQ/8Di0H7wI+eoe51&#10;0mKP/hnU4A0CgUsLA4MC57yxRQOrWVZ/qXnsdLRFC5tD8WwT/T9Y8+XwGL+hSNN7mDjAIoLiA5if&#10;xN6oMVI992RPqSbuzkInh0OeWYLgi+zt8eynnZIwGW11fbN6I4Xho+Xr25uq+K0ulyNS+mRhELlo&#10;JHJchYA+PFDKz+v61DJzeXo+E0nTdhK+beR1DjHvbKE9spSR02wk/dprtFL0nwPblaM/FXgqtqcC&#10;U/8BygfJigK82ydwvhC44M4EOIfCa/4zOeg/16Xr8rM3vwEAAP//AwBQSwMEFAAGAAgAAAAhAHxD&#10;BC7hAAAADwEAAA8AAABkcnMvZG93bnJldi54bWxMj8FOwzAQRO9I/IO1SNyo3SBCE+JUFYITEiIN&#10;B45O7CZW43WI3Tb8PZsT3GZ2R7Nvi+3sBnY2U7AeJaxXApjB1muLnYTP+vVuAyxEhVoNHo2EHxNg&#10;W15fFSrX/oKVOe9jx6gEQ64k9DGOOeeh7Y1TYeVHg7Q7+MmpSHbquJ7UhcrdwBMhUu6URbrQq9E8&#10;96Y97k9Owu4Lqxf7/d58VIfK1nUm8C09Snl7M++egEUzx78wLPiEDiUxNf6EOrCBvMiylLKk0ntB&#10;asmsk80jsGaZPSQp8LLg//8ofwEAAP//AwBQSwECLQAUAAYACAAAACEAtoM4kv4AAADhAQAAEwAA&#10;AAAAAAAAAAAAAAAAAAAAW0NvbnRlbnRfVHlwZXNdLnhtbFBLAQItABQABgAIAAAAIQA4/SH/1gAA&#10;AJQBAAALAAAAAAAAAAAAAAAAAC8BAABfcmVscy8ucmVsc1BLAQItABQABgAIAAAAIQDOFzp9mAEA&#10;ACEDAAAOAAAAAAAAAAAAAAAAAC4CAABkcnMvZTJvRG9jLnhtbFBLAQItABQABgAIAAAAIQB8QwQu&#10;4QAAAA8BAAAPAAAAAAAAAAAAAAAAAPIDAABkcnMvZG93bnJldi54bWxQSwUGAAAAAAQABADzAAAA&#10;AAUAAAAA&#10;" filled="f" stroked="f">
               <v:textbox inset="0,0,0,0">
                 <w:txbxContent>
                   <w:p>
@@ -1956,7 +1922,7 @@
         </mc:Choice>
         <mc:Fallback>
           <w:pict>
-            <v:shape w14:anchorId="3AC3E81B" id="Textbox 24" o:spid="_x0000_s1031" type="#_x0000_t202" style="position:absolute;margin-left:13.15pt;margin-top:822.7pt;width:113.75pt;height:7.65pt;z-index:-15943680;visibility:visible;mso-wrap-style:square;mso-wrap-distance-left:0;mso-wrap-distance-top:0;mso-wrap-distance-right:0;mso-wrap-distance-bottom:0;mso-position-horizontal:absolute;mso-position-horizontal-relative:page;mso-position-vertical:absolute;mso-position-vertical-relative:page;v-text-anchor:top" o:gfxdata="UEsDBBQABgAIAAAAIQC2gziS/gAAAOEBAAATAAAAW0NvbnRlbnRfVHlwZXNdLnhtbJSRQU7DMBBF&#10;90jcwfIWJU67QAgl6YK0S0CoHGBkTxKLZGx5TGhvj5O2G0SRWNoz/78nu9wcxkFMGNg6quQqL6RA&#10;0s5Y6ir5vt9lD1JwBDIwOMJKHpHlpr69KfdHjyxSmriSfYz+USnWPY7AufNIadK6MEJMx9ApD/oD&#10;OlTrorhX2lFEilmcO2RdNtjC5xDF9pCuTyYBB5bi6bQ4syoJ3g9WQ0ymaiLzg5KdCXlKLjvcW893&#10;SUOqXwnz5DrgnHtJTxOsQfEKIT7DmDSUCaxw7Rqn8787ZsmRM9e2VmPeBN4uqYvTtW7jvijg9N/y&#10;JsXecLq0q+WD6m8AAAD//wMAUEsDBBQABgAIAAAAIQA4/SH/1gAAAJQBAAALAAAAX3JlbHMvLnJl&#10;bHOkkMFqwzAMhu+DvYPRfXGawxijTi+j0GvpHsDYimMaW0Yy2fr2M4PBMnrbUb/Q94l/f/hMi1qR&#10;JVI2sOt6UJgd+ZiDgffL8ekFlFSbvV0oo4EbChzGx4f9GRdb25HMsYhqlCwG5lrLq9biZkxWOiqY&#10;22YiTra2kYMu1l1tQD30/bPm3wwYN0x18gb45AdQl1tp5j/sFB2T0FQ7R0nTNEV3j6o9feQzro1i&#10;OWA14Fm+Q8a1a8+Bvu/d/dMb2JY5uiPbhG/ktn4cqGU/er3pcvwCAAD//wMAUEsDBBQABgAIAAAA&#10;IQDv+pcxqgEAAEcDAAAOAAAAZHJzL2Uyb0RvYy54bWysUttuGyEQfa+Uf0C8x9iWnbYrr6MmUatK&#10;URsp6QewLHhRF4Yy2Lv++w74FrVvUV5ggMOZc2ZmdTu6nu10RAu+5rPJlDPtFbTWb2r+6+Xr9SfO&#10;MEnfyh68rvleI79dX31YDaHSc+igb3VkROKxGkLNu5RCJQSqTjuJEwja06OB6GSiY9yINsqB2F0v&#10;5tPpjRggtiGC0oh0+3B45OvCb4xW6acxqBPra07aUlljWZu8ivVKVpsoQ2fVUYZ8gwonraekZ6oH&#10;mSTbRvsflbMqAoJJEwVOgDFW6eKB3Mym/7h57mTQxQsVB8O5TPh+tOrH7iky29Z8vuDMS0c9etFj&#10;amBkdEPlGQJWhHoOhEvjHYzU5mIVwyOo30gQ8Qpz+ICEzuUYTXR5J6OMPlIH9ueqUxamMttisbiZ&#10;LzlT9Pb542y5zGnF5XOImL5pcCwHNY/U1CJA7h4xHaAnyFHLIX1WlcZmLPYKab5poN2TlYF6XnP8&#10;s5VRc9Z/91TUPCCnIJ6C5hTE1N9DGaPsyMOXbQJji4AL71EAdatYOE5WHofX54K6zP/6LwAAAP//&#10;AwBQSwMEFAAGAAgAAAAhAMGx4hbgAAAADAEAAA8AAABkcnMvZG93bnJldi54bWxMjz1PwzAQhnck&#10;/oN1SGzUIW1NG+JUFYIJCTUNA6MTu4nV+Bxitw3/nusE47336P3IN5Pr2dmMwXqU8DhLgBlsvLbY&#10;Svis3h5WwEJUqFXv0Uj4MQE2xe1NrjLtL1ia8z62jEwwZEpCF+OQcR6azjgVZn4wSL+DH52KdI4t&#10;16O6kLnreZokgjtlkRI6NZiXzjTH/clJ2H5h+Wq/P+pdeShtVa0TfBdHKe/vpu0zsGim+AfDtT5V&#10;h4I61f6EOrBeQirmRJIuFssFMCLS5ZzG1FdJJE/Ai5z/H1H8AgAA//8DAFBLAQItABQABgAIAAAA&#10;IQC2gziS/gAAAOEBAAATAAAAAAAAAAAAAAAAAAAAAABbQ29udGVudF9UeXBlc10ueG1sUEsBAi0A&#10;FAAGAAgAAAAhADj9If/WAAAAlAEAAAsAAAAAAAAAAAAAAAAALwEAAF9yZWxzLy5yZWxzUEsBAi0A&#10;FAAGAAgAAAAhAO/6lzGqAQAARwMAAA4AAAAAAAAAAAAAAAAALgIAAGRycy9lMm9Eb2MueG1sUEsB&#10;Ai0AFAAGAAgAAAAhAMGx4hbgAAAADAEAAA8AAAAAAAAAAAAAAAAABAQAAGRycy9kb3ducmV2Lnht&#10;bFBLBQYAAAAABAAEAPMAAAARBQAAAAA=&#10;" filled="f" stroked="f">
+            <v:shape w14:anchorId="3AC3E81B" id="Textbox 24" o:spid="_x0000_s1031" type="#_x0000_t202" style="position:absolute;margin-left:13.15pt;margin-top:822.7pt;width:113.75pt;height:7.65pt;z-index:-15943680;visibility:visible;mso-wrap-style:square;mso-wrap-distance-left:0;mso-wrap-distance-top:0;mso-wrap-distance-right:0;mso-wrap-distance-bottom:0;mso-position-horizontal:absolute;mso-position-horizontal-relative:page;mso-position-vertical:absolute;mso-position-vertical-relative:page;v-text-anchor:top" o:gfxdata="UEsDBBQABgAIAAAAIQC2gziS/gAAAOEBAAATAAAAW0NvbnRlbnRfVHlwZXNdLnhtbJSRQU7DMBBF&#10;90jcwfIWJU67QAgl6YK0S0CoHGBkTxKLZGx5TGhvj5O2G0SRWNoz/78nu9wcxkFMGNg6quQqL6RA&#10;0s5Y6ir5vt9lD1JwBDIwOMJKHpHlpr69KfdHjyxSmriSfYz+USnWPY7AufNIadK6MEJMx9ApD/oD&#10;OlTrorhX2lFEilmcO2RdNtjC5xDF9pCuTyYBB5bi6bQ4syoJ3g9WQ0ymaiLzg5KdCXlKLjvcW893&#10;SUOqXwnz5DrgnHtJTxOsQfEKIT7DmDSUCaxw7Rqn8787ZsmRM9e2VmPeBN4uqYvTtW7jvijg9N/y&#10;JsXecLq0q+WD6m8AAAD//wMAUEsDBBQABgAIAAAAIQA4/SH/1gAAAJQBAAALAAAAX3JlbHMvLnJl&#10;bHOkkMFqwzAMhu+DvYPRfXGawxijTi+j0GvpHsDYimMaW0Yy2fr2M4PBMnrbUb/Q94l/f/hMi1qR&#10;JVI2sOt6UJgd+ZiDgffL8ekFlFSbvV0oo4EbChzGx4f9GRdb25HMsYhqlCwG5lrLq9biZkxWOiqY&#10;22YiTra2kYMu1l1tQD30/bPm3wwYN0x18gb45AdQl1tp5j/sFB2T0FQ7R0nTNEV3j6o9feQzro1i&#10;OWA14Fm+Q8a1a8+Bvu/d/dMb2JY5uiPbhG/ktn4cqGU/er3pcvwCAAD//wMAUEsDBBQABgAIAAAA&#10;IQCrsk5olgEAACEDAAAOAAAAZHJzL2Uyb0RvYy54bWysUsGO0zAQvSPxD5bvNG3VLhA1XQErENIK&#10;Vlr4ANexG4vYY2bcJv17xm7aIrghLuOxZ/z83htv7kffi6NBchAauZjNpTBBQ+vCvpHfv3189UYK&#10;Siq0qodgGnkyJO+3L19shlibJXTQtwYFgwSqh9jILqVYVxXpznhFM4gmcNECepV4i/uqRTUwuu+r&#10;5Xx+Vw2AbUTQhohPH85FuS341hqdvlpLJom+kcwtlYgl7nKsthtV71HFzumJhvoHFl65wI9eoR5U&#10;UuKA7i8o7zQCgU0zDb4Ca502RQOrWcz/UPPcqWiKFjaH4tUm+n+w+svxOT6hSON7GHmARQTFR9A/&#10;iL2phkj11JM9pZq4OwsdLfq8sgTBF9nb09VPMyahM9pqtbpbrqXQXHv7erFeZ7+r2+WIlD4Z8CIn&#10;jUQeVyGgjo+Uzq2XlonL+flMJI27Ubi2kQU0n+ygPbGUgafZSPp5UGik6D8HtiuP/pLgJdldEkz9&#10;BygfJCsK8O6QwLpC4IY7EeA5FAnTn8mD/n1fum4/e/sLAAD//wMAUEsDBBQABgAIAAAAIQDBseIW&#10;4AAAAAwBAAAPAAAAZHJzL2Rvd25yZXYueG1sTI89T8MwEIZ3JP6DdUhs1CFtTRviVBWCCQk1DQOj&#10;E7uJ1fgcYrcN/57rBOO99+j9yDeT69nZjMF6lPA4S4AZbLy22Er4rN4eVsBCVKhV79FI+DEBNsXt&#10;Ta4y7S9YmvM+toxMMGRKQhfjkHEems44FWZ+MEi/gx+dinSOLdejupC563maJII7ZZESOjWYl840&#10;x/3JSdh+Yflqvz/qXXkobVWtE3wXRynv76btM7BopvgHw7U+VYeCOtX+hDqwXkIq5kSSLhbLBTAi&#10;0uWcxtRXSSRPwIuc/x9R/AIAAP//AwBQSwECLQAUAAYACAAAACEAtoM4kv4AAADhAQAAEwAAAAAA&#10;AAAAAAAAAAAAAAAAW0NvbnRlbnRfVHlwZXNdLnhtbFBLAQItABQABgAIAAAAIQA4/SH/1gAAAJQB&#10;AAALAAAAAAAAAAAAAAAAAC8BAABfcmVscy8ucmVsc1BLAQItABQABgAIAAAAIQCrsk5olgEAACED&#10;AAAOAAAAAAAAAAAAAAAAAC4CAABkcnMvZTJvRG9jLnhtbFBLAQItABQABgAIAAAAIQDBseIW4AAA&#10;AAwBAAAPAAAAAAAAAAAAAAAAAPADAABkcnMvZG93bnJldi54bWxQSwUGAAAAAAQABADzAAAA/QQA&#10;AAAA&#10;" filled="f" stroked="f">
               <v:textbox inset="0,0,0,0">
                 <w:txbxContent>
                   <w:p>
@@ -2077,7 +2043,7 @@
 </file>
 
 <file path=word/footnotes.xml><?xml version="1.0" encoding="utf-8"?>
-<w:footnotes xmlns:wpc="http://schemas.microsoft.com/office/word/2010/wordprocessingCanvas" xmlns:cx="http://schemas.microsoft.com/office/drawing/2014/chartex" xmlns:cx1="http://schemas.microsoft.com/office/drawing/2015/9/8/chartex" xmlns:cx2="http://schemas.microsoft.com/office/drawing/2015/10/21/chartex" xmlns:cx3="http://schemas.microsoft.com/office/drawing/2016/5/9/chartex" xmlns:cx4="http://schemas.microsoft.com/office/drawing/2016/5/10/chartex" xmlns:cx5="http://schemas.microsoft.com/office/drawing/2016/5/11/chartex" xmlns:cx6="http://schemas.microsoft.com/office/drawing/2016/5/12/chartex" xmlns:cx7="http://schemas.microsoft.com/office/drawing/2016/5/13/chartex" xmlns:cx8="http://schemas.microsoft.com/office/drawing/2016/5/14/chartex" xmlns:mc="http://schemas.openxmlformats.org/markup-compatibility/2006" xmlns:aink="http://schemas.microsoft.com/office/drawing/2016/ink" xmlns:am3d="http://schemas.microsoft.com/office/drawing/2017/model3d" xmlns:o="urn:schemas-microsoft-com:office:office" xmlns:r="http://schemas.openxmlformats.org/officeDocument/2006/relationships" xmlns:m="http://schemas.openxmlformats.org/officeDocument/2006/math" xmlns:v="urn:schemas-microsoft-com:vml" xmlns:wp14="http://schemas.microsoft.com/office/word/2010/wordprocessingDrawing" xmlns:wp="http://schemas.openxmlformats.org/drawingml/2006/wordprocessingDrawing" xmlns:w10="urn:schemas-microsoft-com:office:word" xmlns:w="http://schemas.openxmlformats.org/wordprocessingml/2006/main" xmlns:w14="http://schemas.microsoft.com/office/word/2010/wordml" xmlns:w15="http://schemas.microsoft.com/office/word/2012/wordml" xmlns:w16cex="http://schemas.microsoft.com/office/word/2018/wordml/cex" xmlns:w16cid="http://schemas.microsoft.com/office/word/2016/wordml/cid" xmlns:w16="http://schemas.microsoft.com/office/word/2018/wordml" xmlns:w16sdtdh="http://schemas.microsoft.com/office/word/2020/wordml/sdtdatahash" xmlns:w16se="http://schemas.microsoft.com/office/word/2015/wordml/symex" xmlns:wpg="http://schemas.microsoft.com/office/word/2010/wordprocessingGroup" xmlns:wpi="http://schemas.microsoft.com/office/word/2010/wordprocessingInk" xmlns:wne="http://schemas.microsoft.com/office/word/2006/wordml" xmlns:wps="http://schemas.microsoft.com/office/word/2010/wordprocessingShape" mc:Ignorable="w14 w15 w16se w16cid w16 w16cex w16sdtdh wp14">
+<w:footnotes xmlns:wpc="http://schemas.microsoft.com/office/word/2010/wordprocessingCanvas" xmlns:cx="http://schemas.microsoft.com/office/drawing/2014/chartex" xmlns:cx1="http://schemas.microsoft.com/office/drawing/2015/9/8/chartex" xmlns:cx2="http://schemas.microsoft.com/office/drawing/2015/10/21/chartex" xmlns:cx3="http://schemas.microsoft.com/office/drawing/2016/5/9/chartex" xmlns:cx4="http://schemas.microsoft.com/office/drawing/2016/5/10/chartex" xmlns:cx5="http://schemas.microsoft.com/office/drawing/2016/5/11/chartex" xmlns:cx6="http://schemas.microsoft.com/office/drawing/2016/5/12/chartex" xmlns:cx7="http://schemas.microsoft.com/office/drawing/2016/5/13/chartex" xmlns:cx8="http://schemas.microsoft.com/office/drawing/2016/5/14/chartex" xmlns:mc="http://schemas.openxmlformats.org/markup-compatibility/2006" xmlns:aink="http://schemas.microsoft.com/office/drawing/2016/ink" xmlns:am3d="http://schemas.microsoft.com/office/drawing/2017/model3d" xmlns:o="urn:schemas-microsoft-com:office:office" xmlns:oel="http://schemas.microsoft.com/office/2019/extlst" xmlns:r="http://schemas.openxmlformats.org/officeDocument/2006/relationships" xmlns:m="http://schemas.openxmlformats.org/officeDocument/2006/math" xmlns:v="urn:schemas-microsoft-com:vml" xmlns:wp14="http://schemas.microsoft.com/office/word/2010/wordprocessingDrawing" xmlns:wp="http://schemas.openxmlformats.org/drawingml/2006/wordprocessingDrawing" xmlns:w10="urn:schemas-microsoft-com:office:word" xmlns:w="http://schemas.openxmlformats.org/wordprocessingml/2006/main" xmlns:w14="http://schemas.microsoft.com/office/word/2010/wordml" xmlns:w15="http://schemas.microsoft.com/office/word/2012/wordml" xmlns:w16cex="http://schemas.microsoft.com/office/word/2018/wordml/cex" xmlns:w16cid="http://schemas.microsoft.com/office/word/2016/wordml/cid" xmlns:w16="http://schemas.microsoft.com/office/word/2018/wordml" xmlns:w16du="http://schemas.microsoft.com/office/word/2023/wordml/word16du" xmlns:w16sdtdh="http://schemas.microsoft.com/office/word/2020/wordml/sdtdatahash" xmlns:w16sdtfl="http://schemas.microsoft.com/office/word/2024/wordml/sdtformatlock" xmlns:w16se="http://schemas.microsoft.com/office/word/2015/wordml/symex" xmlns:wpg="http://schemas.microsoft.com/office/word/2010/wordprocessingGroup" xmlns:wpi="http://schemas.microsoft.com/office/word/2010/wordprocessingInk" xmlns:wne="http://schemas.microsoft.com/office/word/2006/wordml" xmlns:wps="http://schemas.microsoft.com/office/word/2010/wordprocessingShape" mc:Ignorable="w14 w15 w16se w16cid w16 w16cex w16sdtdh w16sdtfl w16du wp14">
   <w:footnote w:type="separator" w:id="-1">
     <w:p>
       <w:r>
@@ -2096,7 +2062,7 @@
 </file>
 
 <file path=word/header1.xml><?xml version="1.0" encoding="utf-8"?>
-<w:hdr xmlns:wpc="http://schemas.microsoft.com/office/word/2010/wordprocessingCanvas" xmlns:cx="http://schemas.microsoft.com/office/drawing/2014/chartex" xmlns:cx1="http://schemas.microsoft.com/office/drawing/2015/9/8/chartex" xmlns:cx2="http://schemas.microsoft.com/office/drawing/2015/10/21/chartex" xmlns:cx3="http://schemas.microsoft.com/office/drawing/2016/5/9/chartex" xmlns:cx4="http://schemas.microsoft.com/office/drawing/2016/5/10/chartex" xmlns:cx5="http://schemas.microsoft.com/office/drawing/2016/5/11/chartex" xmlns:cx6="http://schemas.microsoft.com/office/drawing/2016/5/12/chartex" xmlns:cx7="http://schemas.microsoft.com/office/drawing/2016/5/13/chartex" xmlns:cx8="http://schemas.microsoft.com/office/drawing/2016/5/14/chartex" xmlns:mc="http://schemas.openxmlformats.org/markup-compatibility/2006" xmlns:aink="http://schemas.microsoft.com/office/drawing/2016/ink" xmlns:am3d="http://schemas.microsoft.com/office/drawing/2017/model3d" xmlns:o="urn:schemas-microsoft-com:office:office" xmlns:r="http://schemas.openxmlformats.org/officeDocument/2006/relationships" xmlns:m="http://schemas.openxmlformats.org/officeDocument/2006/math" xmlns:v="urn:schemas-microsoft-com:vml" xmlns:wp14="http://schemas.microsoft.com/office/word/2010/wordprocessingDrawing" xmlns:wp="http://schemas.openxmlformats.org/drawingml/2006/wordprocessingDrawing" xmlns:w10="urn:schemas-microsoft-com:office:word" xmlns:w="http://schemas.openxmlformats.org/wordprocessingml/2006/main" xmlns:w14="http://schemas.microsoft.com/office/word/2010/wordml" xmlns:w15="http://schemas.microsoft.com/office/word/2012/wordml" xmlns:w16cex="http://schemas.microsoft.com/office/word/2018/wordml/cex" xmlns:w16cid="http://schemas.microsoft.com/office/word/2016/wordml/cid" xmlns:w16="http://schemas.microsoft.com/office/word/2018/wordml" xmlns:w16sdtdh="http://schemas.microsoft.com/office/word/2020/wordml/sdtdatahash" xmlns:w16se="http://schemas.microsoft.com/office/word/2015/wordml/symex" xmlns:wpg="http://schemas.microsoft.com/office/word/2010/wordprocessingGroup" xmlns:wpi="http://schemas.microsoft.com/office/word/2010/wordprocessingInk" xmlns:wne="http://schemas.microsoft.com/office/word/2006/wordml" xmlns:wps="http://schemas.microsoft.com/office/word/2010/wordprocessingShape" mc:Ignorable="w14 w15 w16se w16cid w16 w16cex w16sdtdh wp14">
+<w:hdr xmlns:wpc="http://schemas.microsoft.com/office/word/2010/wordprocessingCanvas" xmlns:cx="http://schemas.microsoft.com/office/drawing/2014/chartex" xmlns:cx1="http://schemas.microsoft.com/office/drawing/2015/9/8/chartex" xmlns:cx2="http://schemas.microsoft.com/office/drawing/2015/10/21/chartex" xmlns:cx3="http://schemas.microsoft.com/office/drawing/2016/5/9/chartex" xmlns:cx4="http://schemas.microsoft.com/office/drawing/2016/5/10/chartex" xmlns:cx5="http://schemas.microsoft.com/office/drawing/2016/5/11/chartex" xmlns:cx6="http://schemas.microsoft.com/office/drawing/2016/5/12/chartex" xmlns:cx7="http://schemas.microsoft.com/office/drawing/2016/5/13/chartex" xmlns:cx8="http://schemas.microsoft.com/office/drawing/2016/5/14/chartex" xmlns:mc="http://schemas.openxmlformats.org/markup-compatibility/2006" xmlns:aink="http://schemas.microsoft.com/office/drawing/2016/ink" xmlns:am3d="http://schemas.microsoft.com/office/drawing/2017/model3d" xmlns:o="urn:schemas-microsoft-com:office:office" xmlns:oel="http://schemas.microsoft.com/office/2019/extlst" xmlns:r="http://schemas.openxmlformats.org/officeDocument/2006/relationships" xmlns:m="http://schemas.openxmlformats.org/officeDocument/2006/math" xmlns:v="urn:schemas-microsoft-com:vml" xmlns:wp14="http://schemas.microsoft.com/office/word/2010/wordprocessingDrawing" xmlns:wp="http://schemas.openxmlformats.org/drawingml/2006/wordprocessingDrawing" xmlns:w10="urn:schemas-microsoft-com:office:word" xmlns:w="http://schemas.openxmlformats.org/wordprocessingml/2006/main" xmlns:w14="http://schemas.microsoft.com/office/word/2010/wordml" xmlns:w15="http://schemas.microsoft.com/office/word/2012/wordml" xmlns:w16cex="http://schemas.microsoft.com/office/word/2018/wordml/cex" xmlns:w16cid="http://schemas.microsoft.com/office/word/2016/wordml/cid" xmlns:w16="http://schemas.microsoft.com/office/word/2018/wordml" xmlns:w16du="http://schemas.microsoft.com/office/word/2023/wordml/word16du" xmlns:w16sdtdh="http://schemas.microsoft.com/office/word/2020/wordml/sdtdatahash" xmlns:w16sdtfl="http://schemas.microsoft.com/office/word/2024/wordml/sdtformatlock" xmlns:w16se="http://schemas.microsoft.com/office/word/2015/wordml/symex" xmlns:wpg="http://schemas.microsoft.com/office/word/2010/wordprocessingGroup" xmlns:wpi="http://schemas.microsoft.com/office/word/2010/wordprocessingInk" xmlns:wne="http://schemas.microsoft.com/office/word/2006/wordml" xmlns:wps="http://schemas.microsoft.com/office/word/2010/wordprocessingShape" mc:Ignorable="w14 w15 w16se w16cid w16 w16cex w16sdtdh w16sdtfl w16du wp14">
   <w:p>
     <w:pPr>
       <w:pStyle w:val="Textoindependiente"/>
@@ -3328,7 +3294,7 @@
               <v:stroke joinstyle="miter"/>
               <v:path gradientshapeok="t" o:connecttype="rect"/>
             </v:shapetype>
-            <v:shape id="Textbox 12" o:spid="_x0000_s1026" type="#_x0000_t202" style="position:absolute;margin-left:235.95pt;margin-top:42.5pt;width:284.65pt;height:33.45pt;z-index:-15948288;visibility:visible;mso-wrap-style:square;mso-wrap-distance-left:0;mso-wrap-distance-top:0;mso-wrap-distance-right:0;mso-wrap-distance-bottom:0;mso-position-horizontal:absolute;mso-position-horizontal-relative:page;mso-position-vertical:absolute;mso-position-vertical-relative:page;v-text-anchor:top" o:gfxdata="UEsDBBQABgAIAAAAIQC2gziS/gAAAOEBAAATAAAAW0NvbnRlbnRfVHlwZXNdLnhtbJSRQU7DMBBF&#10;90jcwfIWJU67QAgl6YK0S0CoHGBkTxKLZGx5TGhvj5O2G0SRWNoz/78nu9wcxkFMGNg6quQqL6RA&#10;0s5Y6ir5vt9lD1JwBDIwOMJKHpHlpr69KfdHjyxSmriSfYz+USnWPY7AufNIadK6MEJMx9ApD/oD&#10;OlTrorhX2lFEilmcO2RdNtjC5xDF9pCuTyYBB5bi6bQ4syoJ3g9WQ0ymaiLzg5KdCXlKLjvcW893&#10;SUOqXwnz5DrgnHtJTxOsQfEKIT7DmDSUCaxw7Rqn8787ZsmRM9e2VmPeBN4uqYvTtW7jvijg9N/y&#10;JsXecLq0q+WD6m8AAAD//wMAUEsDBBQABgAIAAAAIQA4/SH/1gAAAJQBAAALAAAAX3JlbHMvLnJl&#10;bHOkkMFqwzAMhu+DvYPRfXGawxijTi+j0GvpHsDYimMaW0Yy2fr2M4PBMnrbUb/Q94l/f/hMi1qR&#10;JVI2sOt6UJgd+ZiDgffL8ekFlFSbvV0oo4EbChzGx4f9GRdb25HMsYhqlCwG5lrLq9biZkxWOiqY&#10;22YiTra2kYMu1l1tQD30/bPm3wwYN0x18gb45AdQl1tp5j/sFB2T0FQ7R0nTNEV3j6o9feQzro1i&#10;OWA14Fm+Q8a1a8+Bvu/d/dMb2JY5uiPbhG/ktn4cqGU/er3pcvwCAAD//wMAUEsDBBQABgAIAAAA&#10;IQDspqXHqQEAAEEDAAAOAAAAZHJzL2Uyb0RvYy54bWysUlFv2yAQfp/U/4B4b+ykSVVZcaqt1aZJ&#10;1Tap7Q/AGGI0wzGOxM6/34GdtNrepr3AAR/ffd/dbe9H27OjCmjA1Xy5KDlTTkJr3L7mry+fr+84&#10;wyhcK3pwquYnhfx+d/VhO/hKraCDvlWBEYnDavA172L0VVGg7JQVuACvHD1qCFZEOoZ90QYxELvt&#10;i1VZ3hYDhNYHkAqRbh+nR77L/ForGb9rjSqyvuakLeY15LVJa7HbimofhO+MnGWIf1BhhXGU9EL1&#10;KKJgh2D+orJGBkDQcSHBFqC1kSp7IDfL8g83z53wKnuh4qC/lAn/H638dvwRmGmpdyvOnLDUoxc1&#10;xgZGRjdUnsFjRahnT7g4foKRoNkq+ieQP5EgxTvM9AEJncox6mDTTkYZfaQOnC5VpyxM0uXN7XJT&#10;btacSXpbr9Z3y03KW7z99gHjFwWWpaDmgbqaFYjjE8YJeobMYqb8SVYcm3F20UB7IhMDdbvm+Osg&#10;guKs/+qonGk0zkE4B805CLF/gDxAyYuDj4cI2uTMKcXEO2emPmXt80ylQXh/zqi3yd/9BgAA//8D&#10;AFBLAwQUAAYACAAAACEArSHE1eAAAAALAQAADwAAAGRycy9kb3ducmV2LnhtbEyPwU7DMBBE70j8&#10;g7VI3KiTqi1tiFNVCE5IiDQcODrxNrEar0PstuHv2Z7gtqN5mp3Jt5PrxRnHYD0pSGcJCKTGG0ut&#10;gs/q9WENIkRNRveeUMEPBtgWtze5zoy/UInnfWwFh1DItIIuxiGTMjQdOh1mfkBi7+BHpyPLsZVm&#10;1BcOd72cJ8lKOm2JP3R6wOcOm+P+5BTsvqh8sd/v9Ud5KG1VbRJ6Wx2Vur+bdk8gIk7xD4Zrfa4O&#10;BXeq/YlMEL2CxWO6YVTBesmbrkCySOcgar6WbMkil/83FL8AAAD//wMAUEsBAi0AFAAGAAgAAAAh&#10;ALaDOJL+AAAA4QEAABMAAAAAAAAAAAAAAAAAAAAAAFtDb250ZW50X1R5cGVzXS54bWxQSwECLQAU&#10;AAYACAAAACEAOP0h/9YAAACUAQAACwAAAAAAAAAAAAAAAAAvAQAAX3JlbHMvLnJlbHNQSwECLQAU&#10;AAYACAAAACEA7Kalx6kBAABBAwAADgAAAAAAAAAAAAAAAAAuAgAAZHJzL2Uyb0RvYy54bWxQSwEC&#10;LQAUAAYACAAAACEArSHE1eAAAAALAQAADwAAAAAAAAAAAAAAAAADBAAAZHJzL2Rvd25yZXYueG1s&#10;UEsFBgAAAAAEAAQA8wAAABAFAAAAAA==&#10;" filled="f" stroked="f">
+            <v:shape id="Textbox 12" o:spid="_x0000_s1026" type="#_x0000_t202" style="position:absolute;margin-left:235.95pt;margin-top:42.5pt;width:284.65pt;height:33.45pt;z-index:-15948288;visibility:visible;mso-wrap-style:square;mso-wrap-distance-left:0;mso-wrap-distance-top:0;mso-wrap-distance-right:0;mso-wrap-distance-bottom:0;mso-position-horizontal:absolute;mso-position-horizontal-relative:page;mso-position-vertical:absolute;mso-position-vertical-relative:page;v-text-anchor:top" o:gfxdata="UEsDBBQABgAIAAAAIQC2gziS/gAAAOEBAAATAAAAW0NvbnRlbnRfVHlwZXNdLnhtbJSRQU7DMBBF&#10;90jcwfIWJU67QAgl6YK0S0CoHGBkTxKLZGx5TGhvj5O2G0SRWNoz/78nu9wcxkFMGNg6quQqL6RA&#10;0s5Y6ir5vt9lD1JwBDIwOMJKHpHlpr69KfdHjyxSmriSfYz+USnWPY7AufNIadK6MEJMx9ApD/oD&#10;OlTrorhX2lFEilmcO2RdNtjC5xDF9pCuTyYBB5bi6bQ4syoJ3g9WQ0ymaiLzg5KdCXlKLjvcW893&#10;SUOqXwnz5DrgnHtJTxOsQfEKIT7DmDSUCaxw7Rqn8787ZsmRM9e2VmPeBN4uqYvTtW7jvijg9N/y&#10;JsXecLq0q+WD6m8AAAD//wMAUEsDBBQABgAIAAAAIQA4/SH/1gAAAJQBAAALAAAAX3JlbHMvLnJl&#10;bHOkkMFqwzAMhu+DvYPRfXGawxijTi+j0GvpHsDYimMaW0Yy2fr2M4PBMnrbUb/Q94l/f/hMi1qR&#10;JVI2sOt6UJgd+ZiDgffL8ekFlFSbvV0oo4EbChzGx4f9GRdb25HMsYhqlCwG5lrLq9biZkxWOiqY&#10;22YiTra2kYMu1l1tQD30/bPm3wwYN0x18gb45AdQl1tp5j/sFB2T0FQ7R0nTNEV3j6o9feQzro1i&#10;OWA14Fm+Q8a1a8+Bvu/d/dMb2JY5uiPbhG/ktn4cqGU/er3pcvwCAAD//wMAUEsDBBQABgAIAAAA&#10;IQBGoqpblQEAABsDAAAOAAAAZHJzL2Uyb0RvYy54bWysUsFu2zAMvQ/oPwi6L3aypCiMOMXaYsOA&#10;YhvQ7gMUWYqNWaJKKrHz96MUJxm227ALRUnU43uPWt+PrhcHg9SBr+V8VkphvIam87ta/nj99P5O&#10;CorKN6oHb2p5NCTvNzfv1kOozAJa6BuDgkE8VUOoZRtjqIqCdGucohkE4/nSAjoVeYu7okE1MLrr&#10;i0VZ3hYDYBMQtCHi06fTpdxkfGuNjt+sJRNFX0vmFnPEHLcpFpu1qnaoQtvpiYb6BxZOdZ6bXqCe&#10;VFRij91fUK7TCAQ2zjS4AqzttMkaWM28/EPNS6uCyVrYHAoXm+j/weqvh5fwHUUcH2DkAWYRFJ5B&#10;/yT2phgCVVNN8pQq4uokdLTo0soSBD9kb48XP80YhebDD7fzVblaSqH5brlY3s1XyfDi+jogxc8G&#10;nEhJLZHnlRmowzPFU+m5ZCJz6p+YxHE7cklKt9AcWcTAc6wlve0VGin6L56NSkM/J3hOtucEY/8I&#10;+WskLR4+7iPYLne+4k6deQKZ+/Rb0oh/3+eq65/e/AIAAP//AwBQSwMEFAAGAAgAAAAhAK0hxNXg&#10;AAAACwEAAA8AAABkcnMvZG93bnJldi54bWxMj8FOwzAQRO9I/IO1SNyok6otbYhTVQhOSIg0HDg6&#10;8TaxGq9D7Lbh79me4LajeZqdybeT68UZx2A9KUhnCQikxhtLrYLP6vVhDSJETUb3nlDBDwbYFrc3&#10;uc6Mv1CJ531sBYdQyLSCLsYhkzI0HTodZn5AYu/gR6cjy7GVZtQXDne9nCfJSjptiT90esDnDpvj&#10;/uQU7L6ofLHf7/VHeShtVW0Selsdlbq/m3ZPICJO8Q+Ga32uDgV3qv2JTBC9gsVjumFUwXrJm65A&#10;skjnIGq+lmzJIpf/NxS/AAAA//8DAFBLAQItABQABgAIAAAAIQC2gziS/gAAAOEBAAATAAAAAAAA&#10;AAAAAAAAAAAAAABbQ29udGVudF9UeXBlc10ueG1sUEsBAi0AFAAGAAgAAAAhADj9If/WAAAAlAEA&#10;AAsAAAAAAAAAAAAAAAAALwEAAF9yZWxzLy5yZWxzUEsBAi0AFAAGAAgAAAAhAEaiqluVAQAAGwMA&#10;AA4AAAAAAAAAAAAAAAAALgIAAGRycy9lMm9Eb2MueG1sUEsBAi0AFAAGAAgAAAAhAK0hxNXgAAAA&#10;CwEAAA8AAAAAAAAAAAAAAAAA7wMAAGRycy9kb3ducmV2LnhtbFBLBQYAAAAABAAEAPMAAAD8BAAA&#10;AAA=&#10;" filled="f" stroked="f">
               <v:textbox inset="0,0,0,0">
                 <w:txbxContent>
                   <w:p>
@@ -3550,7 +3516,7 @@
 </file>
 
 <file path=word/numbering.xml><?xml version="1.0" encoding="utf-8"?>
-<w:numbering xmlns:wpc="http://schemas.microsoft.com/office/word/2010/wordprocessingCanvas" xmlns:cx="http://schemas.microsoft.com/office/drawing/2014/chartex" xmlns:cx1="http://schemas.microsoft.com/office/drawing/2015/9/8/chartex" xmlns:cx2="http://schemas.microsoft.com/office/drawing/2015/10/21/chartex" xmlns:cx3="http://schemas.microsoft.com/office/drawing/2016/5/9/chartex" xmlns:cx4="http://schemas.microsoft.com/office/drawing/2016/5/10/chartex" xmlns:cx5="http://schemas.microsoft.com/office/drawing/2016/5/11/chartex" xmlns:cx6="http://schemas.microsoft.com/office/drawing/2016/5/12/chartex" xmlns:cx7="http://schemas.microsoft.com/office/drawing/2016/5/13/chartex" xmlns:cx8="http://schemas.microsoft.com/office/drawing/2016/5/14/chartex" xmlns:mc="http://schemas.openxmlformats.org/markup-compatibility/2006" xmlns:aink="http://schemas.microsoft.com/office/drawing/2016/ink" xmlns:am3d="http://schemas.microsoft.com/office/drawing/2017/model3d" xmlns:o="urn:schemas-microsoft-com:office:office" xmlns:r="http://schemas.openxmlformats.org/officeDocument/2006/relationships" xmlns:m="http://schemas.openxmlformats.org/officeDocument/2006/math" xmlns:v="urn:schemas-microsoft-com:vml" xmlns:wp14="http://schemas.microsoft.com/office/word/2010/wordprocessingDrawing" xmlns:wp="http://schemas.openxmlformats.org/drawingml/2006/wordprocessingDrawing" xmlns:w10="urn:schemas-microsoft-com:office:word" xmlns:w="http://schemas.openxmlformats.org/wordprocessingml/2006/main" xmlns:w14="http://schemas.microsoft.com/office/word/2010/wordml" xmlns:w15="http://schemas.microsoft.com/office/word/2012/wordml" xmlns:w16cex="http://schemas.microsoft.com/office/word/2018/wordml/cex" xmlns:w16cid="http://schemas.microsoft.com/office/word/2016/wordml/cid" xmlns:w16="http://schemas.microsoft.com/office/word/2018/wordml" xmlns:w16sdtdh="http://schemas.microsoft.com/office/word/2020/wordml/sdtdatahash" xmlns:w16se="http://schemas.microsoft.com/office/word/2015/wordml/symex" xmlns:wpg="http://schemas.microsoft.com/office/word/2010/wordprocessingGroup" xmlns:wpi="http://schemas.microsoft.com/office/word/2010/wordprocessingInk" xmlns:wne="http://schemas.microsoft.com/office/word/2006/wordml" xmlns:wps="http://schemas.microsoft.com/office/word/2010/wordprocessingShape" mc:Ignorable="w14 w15 w16se w16cid w16 w16cex w16sdtdh wp14">
+<w:numbering xmlns:wpc="http://schemas.microsoft.com/office/word/2010/wordprocessingCanvas" xmlns:cx="http://schemas.microsoft.com/office/drawing/2014/chartex" xmlns:cx1="http://schemas.microsoft.com/office/drawing/2015/9/8/chartex" xmlns:cx2="http://schemas.microsoft.com/office/drawing/2015/10/21/chartex" xmlns:cx3="http://schemas.microsoft.com/office/drawing/2016/5/9/chartex" xmlns:cx4="http://schemas.microsoft.com/office/drawing/2016/5/10/chartex" xmlns:cx5="http://schemas.microsoft.com/office/drawing/2016/5/11/chartex" xmlns:cx6="http://schemas.microsoft.com/office/drawing/2016/5/12/chartex" xmlns:cx7="http://schemas.microsoft.com/office/drawing/2016/5/13/chartex" xmlns:cx8="http://schemas.microsoft.com/office/drawing/2016/5/14/chartex" xmlns:mc="http://schemas.openxmlformats.org/markup-compatibility/2006" xmlns:aink="http://schemas.microsoft.com/office/drawing/2016/ink" xmlns:am3d="http://schemas.microsoft.com/office/drawing/2017/model3d" xmlns:o="urn:schemas-microsoft-com:office:office" xmlns:oel="http://schemas.microsoft.com/office/2019/extlst" xmlns:r="http://schemas.openxmlformats.org/officeDocument/2006/relationships" xmlns:m="http://schemas.openxmlformats.org/officeDocument/2006/math" xmlns:v="urn:schemas-microsoft-com:vml" xmlns:wp14="http://schemas.microsoft.com/office/word/2010/wordprocessingDrawing" xmlns:wp="http://schemas.openxmlformats.org/drawingml/2006/wordprocessingDrawing" xmlns:w10="urn:schemas-microsoft-com:office:word" xmlns:w="http://schemas.openxmlformats.org/wordprocessingml/2006/main" xmlns:w14="http://schemas.microsoft.com/office/word/2010/wordml" xmlns:w15="http://schemas.microsoft.com/office/word/2012/wordml" xmlns:w16cex="http://schemas.microsoft.com/office/word/2018/wordml/cex" xmlns:w16cid="http://schemas.microsoft.com/office/word/2016/wordml/cid" xmlns:w16="http://schemas.microsoft.com/office/word/2018/wordml" xmlns:w16du="http://schemas.microsoft.com/office/word/2023/wordml/word16du" xmlns:w16sdtdh="http://schemas.microsoft.com/office/word/2020/wordml/sdtdatahash" xmlns:w16sdtfl="http://schemas.microsoft.com/office/word/2024/wordml/sdtformatlock" xmlns:w16se="http://schemas.microsoft.com/office/word/2015/wordml/symex" xmlns:wpg="http://schemas.microsoft.com/office/word/2010/wordprocessingGroup" xmlns:wpi="http://schemas.microsoft.com/office/word/2010/wordprocessingInk" xmlns:wne="http://schemas.microsoft.com/office/word/2006/wordml" xmlns:wps="http://schemas.microsoft.com/office/word/2010/wordprocessingShape" mc:Ignorable="w14 w15 w16se w16cid w16 w16cex w16sdtdh w16sdtfl w16du wp14">
   <w:abstractNum w:abstractNumId="0" w15:restartNumberingAfterBreak="0">
     <w:nsid w:val="137E05D0"/>
     <w:multiLevelType w:val="hybridMultilevel"/>
@@ -4011,23 +3977,23 @@
       </w:rPr>
     </w:lvl>
   </w:abstractNum>
-  <w:num w:numId="1">
+  <w:num w:numId="1" w16cid:durableId="537358234">
     <w:abstractNumId w:val="3"/>
   </w:num>
-  <w:num w:numId="2">
+  <w:num w:numId="2" w16cid:durableId="662007682">
     <w:abstractNumId w:val="0"/>
   </w:num>
-  <w:num w:numId="3">
+  <w:num w:numId="3" w16cid:durableId="1448433118">
     <w:abstractNumId w:val="2"/>
   </w:num>
-  <w:num w:numId="4">
+  <w:num w:numId="4" w16cid:durableId="593123764">
     <w:abstractNumId w:val="1"/>
   </w:num>
 </w:numbering>
 </file>
 
 <file path=word/styles.xml><?xml version="1.0" encoding="utf-8"?>
-<w:styles xmlns:mc="http://schemas.openxmlformats.org/markup-compatibility/2006" xmlns:r="http://schemas.openxmlformats.org/officeDocument/2006/relationships" xmlns:w="http://schemas.openxmlformats.org/wordprocessingml/2006/main" xmlns:w14="http://schemas.microsoft.com/office/word/2010/wordml" xmlns:w15="http://schemas.microsoft.com/office/word/2012/wordml" xmlns:w16cex="http://schemas.microsoft.com/office/word/2018/wordml/cex" xmlns:w16cid="http://schemas.microsoft.com/office/word/2016/wordml/cid" xmlns:w16="http://schemas.microsoft.com/office/word/2018/wordml" xmlns:w16sdtdh="http://schemas.microsoft.com/office/word/2020/wordml/sdtdatahash" xmlns:w16se="http://schemas.microsoft.com/office/word/2015/wordml/symex" mc:Ignorable="w14 w15 w16se w16cid w16 w16cex w16sdtdh">
+<w:styles xmlns:mc="http://schemas.openxmlformats.org/markup-compatibility/2006" xmlns:r="http://schemas.openxmlformats.org/officeDocument/2006/relationships" xmlns:w="http://schemas.openxmlformats.org/wordprocessingml/2006/main" xmlns:w14="http://schemas.microsoft.com/office/word/2010/wordml" xmlns:w15="http://schemas.microsoft.com/office/word/2012/wordml" xmlns:w16cex="http://schemas.microsoft.com/office/word/2018/wordml/cex" xmlns:w16cid="http://schemas.microsoft.com/office/word/2016/wordml/cid" xmlns:w16="http://schemas.microsoft.com/office/word/2018/wordml" xmlns:w16du="http://schemas.microsoft.com/office/word/2023/wordml/word16du" xmlns:w16sdtdh="http://schemas.microsoft.com/office/word/2020/wordml/sdtdatahash" xmlns:w16sdtfl="http://schemas.microsoft.com/office/word/2024/wordml/sdtformatlock" xmlns:w16se="http://schemas.microsoft.com/office/word/2015/wordml/symex" mc:Ignorable="w14 w15 w16se w16cid w16 w16cex w16sdtdh w16sdtfl w16du">
   <w:docDefaults>
     <w:rPrDefault>
       <w:rPr>
@@ -4451,6 +4417,7 @@
   <w:style w:type="character" w:default="1" w:styleId="Fuentedeprrafopredeter">
     <w:name w:val="Default Paragraph Font"/>
     <w:uiPriority w:val="1"/>
+    <w:semiHidden/>
     <w:unhideWhenUsed/>
   </w:style>
   <w:style w:type="table" w:default="1" w:styleId="Tablanormal">
@@ -4544,7 +4511,7 @@
       </w:tblBorders>
     </w:tblPr>
   </w:style>
-  <w:style w:type="character" w:styleId="Textoennegrita">
+  <w:style w:type="character" w:styleId="Fuerte">
     <w:name w:val="Strong"/>
     <w:basedOn w:val="Fuentedeprrafopredeter"/>
     <w:uiPriority w:val="22"/>
@@ -4960,21 +4927,6 @@
 </file>
 
 <file path=customXml/item1.xml><?xml version="1.0" encoding="utf-8"?>
-<p:properties xmlns:p="http://schemas.microsoft.com/office/2006/metadata/properties" xmlns:xsi="http://www.w3.org/2001/XMLSchema-instance" xmlns:pc="http://schemas.microsoft.com/office/infopath/2007/PartnerControls">
-  <documentManagement/>
-</p:properties>
-</file>
-
-<file path=customXml/item2.xml><?xml version="1.0" encoding="utf-8"?>
-<?mso-contentType ?>
-<FormTemplates xmlns="http://schemas.microsoft.com/sharepoint/v3/contenttype/forms">
-  <Display>DocumentLibraryForm</Display>
-  <Edit>DocumentLibraryForm</Edit>
-  <New>DocumentLibraryForm</New>
-</FormTemplates>
-</file>
-
-<file path=customXml/item3.xml><?xml version="1.0" encoding="utf-8"?>
 <ct:contentTypeSchema xmlns:ct="http://schemas.microsoft.com/office/2006/metadata/contentType" xmlns:ma="http://schemas.microsoft.com/office/2006/metadata/properties/metaAttributes" ct:_="" ma:_="" ma:contentTypeName="Documento" ma:contentTypeID="0x010100A5C0487A85234041ABCC04D606B0D680" ma:contentTypeVersion="5" ma:contentTypeDescription="Crear nuevo documento." ma:contentTypeScope="" ma:versionID="6d094827869f244beb391974ab66f189">
   <xsd:schema xmlns:xsd="http://www.w3.org/2001/XMLSchema" xmlns:xs="http://www.w3.org/2001/XMLSchema" xmlns:p="http://schemas.microsoft.com/office/2006/metadata/properties" xmlns:ns3="412e5359-321c-4749-b6c6-497cf934ab24" targetNamespace="http://schemas.microsoft.com/office/2006/metadata/properties" ma:root="true" ma:fieldsID="af6155844eb6d635d1c7cc08d615fd49" ns3:_="">
     <xsd:import namespace="412e5359-321c-4749-b6c6-497cf934ab24"/>
@@ -5126,31 +5078,22 @@
 </ct:contentTypeSchema>
 </file>
 
-<file path=customXml/itemProps1.xml><?xml version="1.0" encoding="utf-8"?>
-<ds:datastoreItem xmlns:ds="http://schemas.openxmlformats.org/officeDocument/2006/customXml" ds:itemID="{D4274A75-3DE5-4E07-95A5-F8982DDA4915}">
-  <ds:schemaRefs>
-    <ds:schemaRef ds:uri="http://schemas.microsoft.com/office/2006/metadata/properties"/>
-    <ds:schemaRef ds:uri="http://www.w3.org/XML/1998/namespace"/>
-    <ds:schemaRef ds:uri="412e5359-321c-4749-b6c6-497cf934ab24"/>
-    <ds:schemaRef ds:uri="http://schemas.microsoft.com/office/2006/documentManagement/types"/>
-    <ds:schemaRef ds:uri="http://purl.org/dc/dcmitype/"/>
-    <ds:schemaRef ds:uri="http://purl.org/dc/terms/"/>
-    <ds:schemaRef ds:uri="http://purl.org/dc/elements/1.1/"/>
-    <ds:schemaRef ds:uri="http://schemas.microsoft.com/office/infopath/2007/PartnerControls"/>
-    <ds:schemaRef ds:uri="http://schemas.openxmlformats.org/package/2006/metadata/core-properties"/>
-  </ds:schemaRefs>
-</ds:datastoreItem>
+<file path=customXml/item2.xml><?xml version="1.0" encoding="utf-8"?>
+<?mso-contentType ?>
+<FormTemplates xmlns="http://schemas.microsoft.com/sharepoint/v3/contenttype/forms">
+  <Display>DocumentLibraryForm</Display>
+  <Edit>DocumentLibraryForm</Edit>
+  <New>DocumentLibraryForm</New>
+</FormTemplates>
 </file>
 
-<file path=customXml/itemProps2.xml><?xml version="1.0" encoding="utf-8"?>
-<ds:datastoreItem xmlns:ds="http://schemas.openxmlformats.org/officeDocument/2006/customXml" ds:itemID="{191824F2-E06B-40FE-8120-E3A39DAEADE1}">
-  <ds:schemaRefs>
-    <ds:schemaRef ds:uri="http://schemas.microsoft.com/sharepoint/v3/contenttype/forms"/>
-  </ds:schemaRefs>
-</ds:datastoreItem>
+<file path=customXml/item3.xml><?xml version="1.0" encoding="utf-8"?>
+<p:properties xmlns:p="http://schemas.microsoft.com/office/2006/metadata/properties" xmlns:xsi="http://www.w3.org/2001/XMLSchema-instance" xmlns:pc="http://schemas.microsoft.com/office/infopath/2007/PartnerControls">
+  <documentManagement/>
+</p:properties>
 </file>
 
-<file path=customXml/itemProps3.xml><?xml version="1.0" encoding="utf-8"?>
+<file path=customXml/itemProps1.xml><?xml version="1.0" encoding="utf-8"?>
 <ds:datastoreItem xmlns:ds="http://schemas.openxmlformats.org/officeDocument/2006/customXml" ds:itemID="{1596605C-3653-4ECC-B54E-A6AD4F617BBA}">
   <ds:schemaRefs>
     <ds:schemaRef ds:uri="http://schemas.microsoft.com/office/2006/metadata/contentType"/>
@@ -5166,4 +5109,21 @@
     <ds:schemaRef ds:uri="http://schemas.microsoft.com/internal/obd"/>
   </ds:schemaRefs>
 </ds:datastoreItem>
+</file>
+
+<file path=customXml/itemProps2.xml><?xml version="1.0" encoding="utf-8"?>
+<ds:datastoreItem xmlns:ds="http://schemas.openxmlformats.org/officeDocument/2006/customXml" ds:itemID="{191824F2-E06B-40FE-8120-E3A39DAEADE1}">
+  <ds:schemaRefs>
+    <ds:schemaRef ds:uri="http://schemas.microsoft.com/sharepoint/v3/contenttype/forms"/>
+  </ds:schemaRefs>
+</ds:datastoreItem>
+</file>
+
+<file path=customXml/itemProps3.xml><?xml version="1.0" encoding="utf-8"?>
+<ds:datastoreItem xmlns:ds="http://schemas.openxmlformats.org/officeDocument/2006/customXml" ds:itemID="{D4274A75-3DE5-4E07-95A5-F8982DDA4915}">
+  <ds:schemaRefs>
+    <ds:schemaRef ds:uri="http://schemas.microsoft.com/office/2006/metadata/properties"/>
+    <ds:schemaRef ds:uri="http://schemas.microsoft.com/office/infopath/2007/PartnerControls"/>
+  </ds:schemaRefs>
+</ds:datastoreItem>
 </file>
--- a/documentacion/fichas/MOVIL APP EXAM/Ficha_Tecnica_Ohaus_PR224.docx
+++ b/documentacion/fichas/MOVIL APP EXAM/Ficha_Tecnica_Ohaus_PR224.docx
@@ -4,206 +4,1426 @@
   <w:body>
     <w:p>
       <w:pPr>
+        <w:spacing w:after="20"/>
         <w:jc w:val="center"/>
+        <w:rPr>
+          <w:sz w:val="32"/>
+          <w:szCs w:val="32"/>
+        </w:rPr>
       </w:pPr>
       <w:r>
         <w:rPr>
+          <w:rFonts w:ascii="Calibri" w:hAnsi="Calibri"/>
           <w:b/>
+          <w:color w:val="1E5631"/>
+          <w:sz w:val="24"/>
+          <w:szCs w:val="32"/>
         </w:rPr>
-        <w:t>PROYECTO EN COLABORACIÓN CON LA CARRERA DE SOFTWARE</w:t>
+        <w:t>UNIVERSIDAD TÉCNICA ESTATAL DE QUEVEDO</w:t>
       </w:r>
     </w:p>
     <w:p>
       <w:pPr>
+        <w:spacing w:after="120"/>
         <w:jc w:val="center"/>
+        <w:rPr>
+          <w:sz w:val="32"/>
+          <w:szCs w:val="32"/>
+        </w:rPr>
       </w:pPr>
       <w:r>
         <w:rPr>
-          <w:b/>
+          <w:rFonts w:ascii="Calibri" w:hAnsi="Calibri"/>
+          <w:color w:val="6B7280"/>
+          <w:szCs w:val="32"/>
         </w:rPr>
-        <w:t>INSTRUCTIVO BÁSICO DE EQUIPOS DE LABORATORIO</w:t>
+        <w:t xml:space="preserve">FACULTAD DE CIENCIAS </w:t>
+      </w:r>
+      <w:proofErr w:type="gramStart"/>
+      <w:r>
+        <w:rPr>
+          <w:rFonts w:ascii="Calibri" w:hAnsi="Calibri"/>
+          <w:color w:val="6B7280"/>
+          <w:szCs w:val="32"/>
+        </w:rPr>
+        <w:t>PECUARIAS  •</w:t>
+      </w:r>
+      <w:proofErr w:type="gramEnd"/>
+      <w:r>
+        <w:rPr>
+          <w:rFonts w:ascii="Calibri" w:hAnsi="Calibri"/>
+          <w:color w:val="6B7280"/>
+          <w:szCs w:val="32"/>
+        </w:rPr>
+        <w:t xml:space="preserve">  LABORATORIO DE RUMIOLOGÍA</w:t>
+      </w:r>
+      <w:r>
+        <w:rPr>
+          <w:rFonts w:ascii="Calibri" w:hAnsi="Calibri"/>
+          <w:color w:val="6B7280"/>
+          <w:szCs w:val="32"/>
+        </w:rPr>
+        <w:br/>
+        <w:t>PROYECTO EN COLABORACIÓN CON LA CARRERA DE SOFTWARE</w:t>
       </w:r>
     </w:p>
-    <w:p/>
+    <w:tbl>
+      <w:tblPr>
+        <w:tblW w:w="0" w:type="auto"/>
+        <w:jc w:val="center"/>
+        <w:tblLayout w:type="fixed"/>
+        <w:tblLook w:val="04A0" w:firstRow="1" w:lastRow="0" w:firstColumn="1" w:lastColumn="0" w:noHBand="0" w:noVBand="1"/>
+      </w:tblPr>
+      <w:tblGrid>
+        <w:gridCol w:w="10080"/>
+      </w:tblGrid>
+      <w:tr>
+        <w:trPr>
+          <w:jc w:val="center"/>
+        </w:trPr>
+        <w:tc>
+          <w:tcPr>
+            <w:tcW w:w="10080" w:type="dxa"/>
+            <w:tcBorders>
+              <w:top w:val="single" w:sz="4" w:space="0" w:color="D3DFD7"/>
+              <w:left w:val="single" w:sz="36" w:space="0" w:color="1E5631"/>
+              <w:bottom w:val="single" w:sz="4" w:space="0" w:color="D3DFD7"/>
+              <w:right w:val="single" w:sz="4" w:space="0" w:color="D3DFD7"/>
+            </w:tcBorders>
+            <w:shd w:val="clear" w:color="auto" w:fill="F0F6F2"/>
+            <w:tcMar>
+              <w:top w:w="110" w:type="dxa"/>
+              <w:left w:w="150" w:type="dxa"/>
+              <w:bottom w:w="110" w:type="dxa"/>
+              <w:right w:w="150" w:type="dxa"/>
+            </w:tcMar>
+          </w:tcPr>
+          <w:p>
+            <w:pPr>
+              <w:spacing w:after="40"/>
+            </w:pPr>
+            <w:r>
+              <w:rPr>
+                <w:rFonts w:ascii="Calibri" w:hAnsi="Calibri"/>
+                <w:b/>
+                <w:color w:val="276738"/>
+                <w:sz w:val="17"/>
+              </w:rPr>
+              <w:t>FICHA TÉCNICA E INSTRUCTIVO DE OPERACIÓN</w:t>
+            </w:r>
+          </w:p>
+          <w:p>
+            <w:pPr>
+              <w:spacing w:after="40"/>
+            </w:pPr>
+            <w:r>
+              <w:rPr>
+                <w:rFonts w:ascii="Calibri" w:hAnsi="Calibri"/>
+                <w:b/>
+                <w:color w:val="1E5631"/>
+                <w:sz w:val="28"/>
+              </w:rPr>
+              <w:t>BALANZA ANALÍTICA OHAUS PR224</w:t>
+            </w:r>
+          </w:p>
+          <w:p>
+            <w:r>
+              <w:rPr>
+                <w:rFonts w:ascii="Calibri" w:hAnsi="Calibri"/>
+                <w:i/>
+                <w:color w:val="6B7280"/>
+                <w:sz w:val="16"/>
+              </w:rPr>
+              <w:t xml:space="preserve">Protocolo Estandarizado de Laboratorio • </w:t>
+            </w:r>
+            <w:proofErr w:type="spellStart"/>
+            <w:r>
+              <w:rPr>
+                <w:rFonts w:ascii="Calibri" w:hAnsi="Calibri"/>
+                <w:i/>
+                <w:color w:val="6B7280"/>
+                <w:sz w:val="16"/>
+              </w:rPr>
+              <w:t>Rumiología</w:t>
+            </w:r>
+            <w:proofErr w:type="spellEnd"/>
+            <w:r>
+              <w:rPr>
+                <w:rFonts w:ascii="Calibri" w:hAnsi="Calibri"/>
+                <w:i/>
+                <w:color w:val="6B7280"/>
+                <w:sz w:val="16"/>
+              </w:rPr>
+              <w:t xml:space="preserve"> UTEQ</w:t>
+            </w:r>
+          </w:p>
+        </w:tc>
+      </w:tr>
+    </w:tbl>
     <w:p>
+      <w:pPr>
+        <w:spacing w:before="140" w:after="160" w:line="269" w:lineRule="auto"/>
+        <w:jc w:val="both"/>
+      </w:pPr>
       <w:r>
         <w:rPr>
+          <w:rFonts w:ascii="Calibri" w:hAnsi="Calibri"/>
           <w:b/>
+          <w:color w:val="1E5631"/>
+          <w:sz w:val="18"/>
         </w:rPr>
-        <w:t>BALANZA ANALÍTICA OHAUS PR224</w:t>
+        <w:t xml:space="preserve">Descripción del Equipo: </w:t>
       </w:r>
-    </w:p>
-    <w:p>
       <w:r>
+        <w:rPr>
+          <w:rFonts w:ascii="Calibri" w:hAnsi="Calibri"/>
+          <w:color w:val="2D3748"/>
+          <w:sz w:val="18"/>
+        </w:rPr>
         <w:t>La OHAUS PR224 es una balanza analítica de alta precisión y rendimiento optimizado, diseñada específicamente para aplicaciones rutinarias complejas de pesaje en ámbitos de laboratorio, procesos industriales, control de calidad y educación. Destaca por ofrecer una fiabilidad constante y exactitud en la medición de masas microscópicas de hasta 220 g con una legibilidad excepcional de 0.1 mg, integrando una cabina protectora contra corrientes de aire y una interfaz de usuario altamente intuitiva.</w:t>
       </w:r>
     </w:p>
     <w:p>
+      <w:pPr>
+        <w:keepNext/>
+        <w:pBdr>
+          <w:bottom w:val="single" w:sz="10" w:space="4" w:color="1E5631"/>
+        </w:pBdr>
+        <w:spacing w:before="140" w:after="80"/>
+      </w:pPr>
       <w:r>
-        <w:t>➢ USOS PRINCIPALES</w:t>
+        <w:rPr>
+          <w:rFonts w:ascii="Calibri" w:hAnsi="Calibri"/>
+          <w:b/>
+          <w:color w:val="1E5631"/>
+          <w:sz w:val="21"/>
+        </w:rPr>
+        <w:t>1. APLICACIONES Y USOS PRINCIPALES</w:t>
       </w:r>
     </w:p>
+    <w:tbl>
+      <w:tblPr>
+        <w:tblW w:w="0" w:type="auto"/>
+        <w:jc w:val="center"/>
+        <w:tblLayout w:type="fixed"/>
+        <w:tblLook w:val="04A0" w:firstRow="1" w:lastRow="0" w:firstColumn="1" w:lastColumn="0" w:noHBand="0" w:noVBand="1"/>
+      </w:tblPr>
+      <w:tblGrid>
+        <w:gridCol w:w="3168"/>
+        <w:gridCol w:w="6912"/>
+      </w:tblGrid>
+      <w:tr>
+        <w:trPr>
+          <w:cantSplit/>
+          <w:tblHeader/>
+          <w:jc w:val="center"/>
+        </w:trPr>
+        <w:tc>
+          <w:tcPr>
+            <w:tcW w:w="3168" w:type="dxa"/>
+            <w:tcBorders>
+              <w:bottom w:val="single" w:sz="6" w:space="0" w:color="1E5631"/>
+            </w:tcBorders>
+            <w:shd w:val="clear" w:color="auto" w:fill="1E5631"/>
+            <w:tcMar>
+              <w:top w:w="50" w:type="dxa"/>
+              <w:left w:w="80" w:type="dxa"/>
+              <w:bottom w:w="50" w:type="dxa"/>
+              <w:right w:w="80" w:type="dxa"/>
+            </w:tcMar>
+          </w:tcPr>
+          <w:p>
+            <w:r>
+              <w:rPr>
+                <w:rFonts w:ascii="Calibri" w:hAnsi="Calibri"/>
+                <w:b/>
+                <w:color w:val="FFFFFF"/>
+                <w:sz w:val="17"/>
+              </w:rPr>
+              <w:t>APLICACIÓN / FUNCIÓN</w:t>
+            </w:r>
+          </w:p>
+        </w:tc>
+        <w:tc>
+          <w:tcPr>
+            <w:tcW w:w="6912" w:type="dxa"/>
+            <w:tcBorders>
+              <w:bottom w:val="single" w:sz="6" w:space="0" w:color="1E5631"/>
+            </w:tcBorders>
+            <w:shd w:val="clear" w:color="auto" w:fill="1E5631"/>
+            <w:tcMar>
+              <w:top w:w="50" w:type="dxa"/>
+              <w:left w:w="80" w:type="dxa"/>
+              <w:bottom w:w="50" w:type="dxa"/>
+              <w:right w:w="80" w:type="dxa"/>
+            </w:tcMar>
+          </w:tcPr>
+          <w:p>
+            <w:r>
+              <w:rPr>
+                <w:rFonts w:ascii="Calibri" w:hAnsi="Calibri"/>
+                <w:b/>
+                <w:color w:val="FFFFFF"/>
+                <w:sz w:val="17"/>
+              </w:rPr>
+              <w:t>ALCANCE Y FINALIDAD EN EL LABORATORIO</w:t>
+            </w:r>
+          </w:p>
+        </w:tc>
+      </w:tr>
+      <w:tr>
+        <w:trPr>
+          <w:cantSplit/>
+          <w:jc w:val="center"/>
+        </w:trPr>
+        <w:tc>
+          <w:tcPr>
+            <w:tcW w:w="3168" w:type="dxa"/>
+            <w:tcBorders>
+              <w:bottom w:val="single" w:sz="4" w:space="0" w:color="E5ECE7"/>
+              <w:right w:val="single" w:sz="4" w:space="0" w:color="E5ECE7"/>
+            </w:tcBorders>
+            <w:shd w:val="clear" w:color="auto" w:fill="F0F6F2"/>
+            <w:tcMar>
+              <w:top w:w="50" w:type="dxa"/>
+              <w:left w:w="80" w:type="dxa"/>
+              <w:bottom w:w="50" w:type="dxa"/>
+              <w:right w:w="80" w:type="dxa"/>
+            </w:tcMar>
+          </w:tcPr>
+          <w:p>
+            <w:r>
+              <w:rPr>
+                <w:rFonts w:ascii="Calibri" w:hAnsi="Calibri"/>
+                <w:b/>
+                <w:color w:val="1E5631"/>
+                <w:sz w:val="17"/>
+              </w:rPr>
+              <w:t>Pesaje Analítico de Alta Precisión</w:t>
+            </w:r>
+          </w:p>
+        </w:tc>
+        <w:tc>
+          <w:tcPr>
+            <w:tcW w:w="6912" w:type="dxa"/>
+            <w:tcBorders>
+              <w:bottom w:val="single" w:sz="4" w:space="0" w:color="E5ECE7"/>
+            </w:tcBorders>
+            <w:shd w:val="clear" w:color="auto" w:fill="FFFFFF"/>
+            <w:tcMar>
+              <w:top w:w="50" w:type="dxa"/>
+              <w:left w:w="80" w:type="dxa"/>
+              <w:bottom w:w="50" w:type="dxa"/>
+              <w:right w:w="80" w:type="dxa"/>
+            </w:tcMar>
+          </w:tcPr>
+          <w:p>
+            <w:pPr>
+              <w:spacing w:line="259" w:lineRule="auto"/>
+              <w:jc w:val="both"/>
+            </w:pPr>
+            <w:r>
+              <w:rPr>
+                <w:rFonts w:ascii="Calibri" w:hAnsi="Calibri"/>
+                <w:color w:val="2D3748"/>
+                <w:sz w:val="17"/>
+              </w:rPr>
+              <w:t>Uso fundamental y diario para la preparación minuciosa de reactivos químicos, soluciones estándar, diluciones y el pesaje exacto de muestras con tolerancia estricta (ej. en análisis de fibra, humedad o cenizas).</w:t>
+            </w:r>
+          </w:p>
+        </w:tc>
+      </w:tr>
+      <w:tr>
+        <w:trPr>
+          <w:cantSplit/>
+          <w:jc w:val="center"/>
+        </w:trPr>
+        <w:tc>
+          <w:tcPr>
+            <w:tcW w:w="3168" w:type="dxa"/>
+            <w:tcBorders>
+              <w:bottom w:val="single" w:sz="4" w:space="0" w:color="E5ECE7"/>
+              <w:right w:val="single" w:sz="4" w:space="0" w:color="E5ECE7"/>
+            </w:tcBorders>
+            <w:shd w:val="clear" w:color="auto" w:fill="F0F6F2"/>
+            <w:tcMar>
+              <w:top w:w="50" w:type="dxa"/>
+              <w:left w:w="80" w:type="dxa"/>
+              <w:bottom w:w="50" w:type="dxa"/>
+              <w:right w:w="80" w:type="dxa"/>
+            </w:tcMar>
+          </w:tcPr>
+          <w:p>
+            <w:r>
+              <w:rPr>
+                <w:rFonts w:ascii="Calibri" w:hAnsi="Calibri"/>
+                <w:b/>
+                <w:color w:val="1E5631"/>
+                <w:sz w:val="17"/>
+              </w:rPr>
+              <w:t>Conteo de Piezas y Pesaje Porcentual</w:t>
+            </w:r>
+          </w:p>
+        </w:tc>
+        <w:tc>
+          <w:tcPr>
+            <w:tcW w:w="6912" w:type="dxa"/>
+            <w:tcBorders>
+              <w:bottom w:val="single" w:sz="4" w:space="0" w:color="E5ECE7"/>
+            </w:tcBorders>
+            <w:shd w:val="clear" w:color="auto" w:fill="F9FBFA"/>
+            <w:tcMar>
+              <w:top w:w="50" w:type="dxa"/>
+              <w:left w:w="80" w:type="dxa"/>
+              <w:bottom w:w="50" w:type="dxa"/>
+              <w:right w:w="80" w:type="dxa"/>
+            </w:tcMar>
+          </w:tcPr>
+          <w:p>
+            <w:pPr>
+              <w:spacing w:line="259" w:lineRule="auto"/>
+              <w:jc w:val="both"/>
+            </w:pPr>
+            <w:r>
+              <w:rPr>
+                <w:rFonts w:ascii="Calibri" w:hAnsi="Calibri"/>
+                <w:color w:val="2D3748"/>
+                <w:sz w:val="17"/>
+              </w:rPr>
+              <w:t>Facilita aplicaciones rutinarias de laboratorio e industria donde se requiere evaluar variaciones relativas de masa, calcular mermas o contar componentes uniformes de manera automática.</w:t>
+            </w:r>
+          </w:p>
+        </w:tc>
+      </w:tr>
+      <w:tr>
+        <w:trPr>
+          <w:cantSplit/>
+          <w:jc w:val="center"/>
+        </w:trPr>
+        <w:tc>
+          <w:tcPr>
+            <w:tcW w:w="3168" w:type="dxa"/>
+            <w:tcBorders>
+              <w:bottom w:val="single" w:sz="4" w:space="0" w:color="E5ECE7"/>
+              <w:right w:val="single" w:sz="4" w:space="0" w:color="E5ECE7"/>
+            </w:tcBorders>
+            <w:shd w:val="clear" w:color="auto" w:fill="F0F6F2"/>
+            <w:tcMar>
+              <w:top w:w="50" w:type="dxa"/>
+              <w:left w:w="80" w:type="dxa"/>
+              <w:bottom w:w="50" w:type="dxa"/>
+              <w:right w:w="80" w:type="dxa"/>
+            </w:tcMar>
+          </w:tcPr>
+          <w:p>
+            <w:r>
+              <w:rPr>
+                <w:rFonts w:ascii="Calibri" w:hAnsi="Calibri"/>
+                <w:b/>
+                <w:color w:val="1E5631"/>
+                <w:sz w:val="17"/>
+              </w:rPr>
+              <w:t>Trazabilidad y Documentación GLP/GMP</w:t>
+            </w:r>
+          </w:p>
+        </w:tc>
+        <w:tc>
+          <w:tcPr>
+            <w:tcW w:w="6912" w:type="dxa"/>
+            <w:tcBorders>
+              <w:bottom w:val="single" w:sz="4" w:space="0" w:color="E5ECE7"/>
+            </w:tcBorders>
+            <w:shd w:val="clear" w:color="auto" w:fill="FFFFFF"/>
+            <w:tcMar>
+              <w:top w:w="50" w:type="dxa"/>
+              <w:left w:w="80" w:type="dxa"/>
+              <w:bottom w:w="50" w:type="dxa"/>
+              <w:right w:w="80" w:type="dxa"/>
+            </w:tcMar>
+          </w:tcPr>
+          <w:p>
+            <w:pPr>
+              <w:spacing w:line="259" w:lineRule="auto"/>
+              <w:jc w:val="both"/>
+            </w:pPr>
+            <w:r>
+              <w:rPr>
+                <w:rFonts w:ascii="Calibri" w:hAnsi="Calibri"/>
+                <w:color w:val="2D3748"/>
+                <w:sz w:val="17"/>
+              </w:rPr>
+              <w:t>Permite el registro detallado y la trazabilidad de los datos analíticos gracias a su conectividad incorporada RS232 (y en algunos modelos USB), que facilita la transferencia directa de resultados y calibraciones a impresoras de recibos o computadoras sin riesgo de transcripción errónea.</w:t>
+            </w:r>
+          </w:p>
+        </w:tc>
+      </w:tr>
+      <w:tr>
+        <w:trPr>
+          <w:cantSplit/>
+          <w:jc w:val="center"/>
+        </w:trPr>
+        <w:tc>
+          <w:tcPr>
+            <w:tcW w:w="3168" w:type="dxa"/>
+            <w:tcBorders>
+              <w:bottom w:val="single" w:sz="6" w:space="0" w:color="D3DFD7"/>
+              <w:right w:val="single" w:sz="4" w:space="0" w:color="E5ECE7"/>
+            </w:tcBorders>
+            <w:shd w:val="clear" w:color="auto" w:fill="F0F6F2"/>
+            <w:tcMar>
+              <w:top w:w="50" w:type="dxa"/>
+              <w:left w:w="80" w:type="dxa"/>
+              <w:bottom w:w="50" w:type="dxa"/>
+              <w:right w:w="80" w:type="dxa"/>
+            </w:tcMar>
+          </w:tcPr>
+          <w:p>
+            <w:r>
+              <w:rPr>
+                <w:rFonts w:ascii="Calibri" w:hAnsi="Calibri"/>
+                <w:b/>
+                <w:color w:val="1E5631"/>
+                <w:sz w:val="17"/>
+              </w:rPr>
+              <w:t>Análisis de Densidad</w:t>
+            </w:r>
+          </w:p>
+        </w:tc>
+        <w:tc>
+          <w:tcPr>
+            <w:tcW w:w="6912" w:type="dxa"/>
+            <w:tcBorders>
+              <w:bottom w:val="single" w:sz="6" w:space="0" w:color="D3DFD7"/>
+            </w:tcBorders>
+            <w:shd w:val="clear" w:color="auto" w:fill="F9FBFA"/>
+            <w:tcMar>
+              <w:top w:w="50" w:type="dxa"/>
+              <w:left w:w="80" w:type="dxa"/>
+              <w:bottom w:w="50" w:type="dxa"/>
+              <w:right w:w="80" w:type="dxa"/>
+            </w:tcMar>
+          </w:tcPr>
+          <w:p>
+            <w:pPr>
+              <w:spacing w:line="259" w:lineRule="auto"/>
+              <w:jc w:val="both"/>
+            </w:pPr>
+            <w:r>
+              <w:rPr>
+                <w:rFonts w:ascii="Calibri" w:hAnsi="Calibri"/>
+                <w:color w:val="2D3748"/>
+                <w:sz w:val="17"/>
+              </w:rPr>
+              <w:t>Permite ser utilizada con kits adicionales para la determinación del peso específico y la densidad de sólidos y líquidos de manera automatizada.</w:t>
+            </w:r>
+          </w:p>
+        </w:tc>
+      </w:tr>
+    </w:tbl>
+    <w:p/>
     <w:p>
+      <w:pPr>
+        <w:keepNext/>
+        <w:pBdr>
+          <w:bottom w:val="single" w:sz="10" w:space="4" w:color="1E5631"/>
+        </w:pBdr>
+        <w:spacing w:before="80" w:after="80"/>
+      </w:pPr>
       <w:r>
         <w:rPr>
+          <w:rFonts w:ascii="Calibri" w:hAnsi="Calibri"/>
           <w:b/>
+          <w:color w:val="1E5631"/>
+          <w:sz w:val="21"/>
         </w:rPr>
-        <w:t>Pesaje Analítico de Alta Precisión:</w:t>
-      </w:r>
-      <w:r>
-        <w:t xml:space="preserve"> Uso fundamental y diario para la preparación minuciosa de reactivos químicos, soluciones estándar, diluciones y el pesaje exacto de muestras con tolerancia estricta (ej. en análisis de fibra, humedad o cenizas).</w:t>
+        <w:t>2. PROCEDIMIENTO DE OPERACIÓN PASO A PASO</w:t>
       </w:r>
     </w:p>
+    <w:tbl>
+      <w:tblPr>
+        <w:tblW w:w="0" w:type="auto"/>
+        <w:jc w:val="center"/>
+        <w:tblLayout w:type="fixed"/>
+        <w:tblLook w:val="04A0" w:firstRow="1" w:lastRow="0" w:firstColumn="1" w:lastColumn="0" w:noHBand="0" w:noVBand="1"/>
+      </w:tblPr>
+      <w:tblGrid>
+        <w:gridCol w:w="936"/>
+        <w:gridCol w:w="2808"/>
+        <w:gridCol w:w="6336"/>
+      </w:tblGrid>
+      <w:tr>
+        <w:trPr>
+          <w:cantSplit/>
+          <w:tblHeader/>
+          <w:jc w:val="center"/>
+        </w:trPr>
+        <w:tc>
+          <w:tcPr>
+            <w:tcW w:w="936" w:type="dxa"/>
+            <w:tcBorders>
+              <w:bottom w:val="single" w:sz="6" w:space="0" w:color="1E5631"/>
+            </w:tcBorders>
+            <w:shd w:val="clear" w:color="auto" w:fill="1E5631"/>
+            <w:tcMar>
+              <w:top w:w="50" w:type="dxa"/>
+              <w:left w:w="70" w:type="dxa"/>
+              <w:bottom w:w="50" w:type="dxa"/>
+              <w:right w:w="70" w:type="dxa"/>
+            </w:tcMar>
+          </w:tcPr>
+          <w:p>
+            <w:pPr>
+              <w:jc w:val="center"/>
+            </w:pPr>
+            <w:r>
+              <w:rPr>
+                <w:rFonts w:ascii="Calibri" w:hAnsi="Calibri"/>
+                <w:b/>
+                <w:color w:val="FFFFFF"/>
+                <w:sz w:val="17"/>
+              </w:rPr>
+              <w:t>PASO</w:t>
+            </w:r>
+          </w:p>
+        </w:tc>
+        <w:tc>
+          <w:tcPr>
+            <w:tcW w:w="2808" w:type="dxa"/>
+            <w:tcBorders>
+              <w:bottom w:val="single" w:sz="6" w:space="0" w:color="1E5631"/>
+            </w:tcBorders>
+            <w:shd w:val="clear" w:color="auto" w:fill="1E5631"/>
+            <w:tcMar>
+              <w:top w:w="50" w:type="dxa"/>
+              <w:left w:w="70" w:type="dxa"/>
+              <w:bottom w:w="50" w:type="dxa"/>
+              <w:right w:w="70" w:type="dxa"/>
+            </w:tcMar>
+          </w:tcPr>
+          <w:p>
+            <w:r>
+              <w:rPr>
+                <w:rFonts w:ascii="Calibri" w:hAnsi="Calibri"/>
+                <w:b/>
+                <w:color w:val="FFFFFF"/>
+                <w:sz w:val="17"/>
+              </w:rPr>
+              <w:t>ETAPA / FASE</w:t>
+            </w:r>
+          </w:p>
+        </w:tc>
+        <w:tc>
+          <w:tcPr>
+            <w:tcW w:w="6336" w:type="dxa"/>
+            <w:tcBorders>
+              <w:bottom w:val="single" w:sz="6" w:space="0" w:color="1E5631"/>
+            </w:tcBorders>
+            <w:shd w:val="clear" w:color="auto" w:fill="1E5631"/>
+            <w:tcMar>
+              <w:top w:w="50" w:type="dxa"/>
+              <w:left w:w="70" w:type="dxa"/>
+              <w:bottom w:w="50" w:type="dxa"/>
+              <w:right w:w="70" w:type="dxa"/>
+            </w:tcMar>
+          </w:tcPr>
+          <w:p>
+            <w:r>
+              <w:rPr>
+                <w:rFonts w:ascii="Calibri" w:hAnsi="Calibri"/>
+                <w:b/>
+                <w:color w:val="FFFFFF"/>
+                <w:sz w:val="17"/>
+              </w:rPr>
+              <w:t>INSTRUCCIÓN OPERATIVA DETALLADA</w:t>
+            </w:r>
+          </w:p>
+        </w:tc>
+      </w:tr>
+      <w:tr>
+        <w:trPr>
+          <w:cantSplit/>
+          <w:jc w:val="center"/>
+        </w:trPr>
+        <w:tc>
+          <w:tcPr>
+            <w:tcW w:w="936" w:type="dxa"/>
+            <w:tcBorders>
+              <w:bottom w:val="single" w:sz="4" w:space="0" w:color="E5ECE7"/>
+              <w:right w:val="single" w:sz="4" w:space="0" w:color="E5ECE7"/>
+            </w:tcBorders>
+            <w:shd w:val="clear" w:color="auto" w:fill="E8F3EB"/>
+            <w:tcMar>
+              <w:top w:w="45" w:type="dxa"/>
+              <w:left w:w="40" w:type="dxa"/>
+              <w:bottom w:w="45" w:type="dxa"/>
+              <w:right w:w="40" w:type="dxa"/>
+            </w:tcMar>
+          </w:tcPr>
+          <w:p>
+            <w:pPr>
+              <w:jc w:val="center"/>
+            </w:pPr>
+            <w:r>
+              <w:rPr>
+                <w:rFonts w:ascii="Calibri" w:hAnsi="Calibri"/>
+                <w:b/>
+                <w:color w:val="1E5631"/>
+                <w:sz w:val="18"/>
+              </w:rPr>
+              <w:t>01</w:t>
+            </w:r>
+          </w:p>
+        </w:tc>
+        <w:tc>
+          <w:tcPr>
+            <w:tcW w:w="2808" w:type="dxa"/>
+            <w:tcBorders>
+              <w:bottom w:val="single" w:sz="4" w:space="0" w:color="E5ECE7"/>
+              <w:right w:val="single" w:sz="4" w:space="0" w:color="E5ECE7"/>
+            </w:tcBorders>
+            <w:shd w:val="clear" w:color="auto" w:fill="F0F6F2"/>
+            <w:tcMar>
+              <w:top w:w="45" w:type="dxa"/>
+              <w:left w:w="70" w:type="dxa"/>
+              <w:bottom w:w="45" w:type="dxa"/>
+              <w:right w:w="70" w:type="dxa"/>
+            </w:tcMar>
+          </w:tcPr>
+          <w:p>
+            <w:r>
+              <w:rPr>
+                <w:rFonts w:ascii="Calibri" w:hAnsi="Calibri"/>
+                <w:b/>
+                <w:color w:val="2D3748"/>
+                <w:sz w:val="17"/>
+              </w:rPr>
+              <w:t>Ubicación e Instalación</w:t>
+            </w:r>
+          </w:p>
+        </w:tc>
+        <w:tc>
+          <w:tcPr>
+            <w:tcW w:w="6336" w:type="dxa"/>
+            <w:tcBorders>
+              <w:bottom w:val="single" w:sz="4" w:space="0" w:color="E5ECE7"/>
+            </w:tcBorders>
+            <w:shd w:val="clear" w:color="auto" w:fill="FFFFFF"/>
+            <w:tcMar>
+              <w:top w:w="45" w:type="dxa"/>
+              <w:left w:w="80" w:type="dxa"/>
+              <w:bottom w:w="45" w:type="dxa"/>
+              <w:right w:w="80" w:type="dxa"/>
+            </w:tcMar>
+          </w:tcPr>
+          <w:p>
+            <w:pPr>
+              <w:spacing w:line="259" w:lineRule="auto"/>
+              <w:jc w:val="both"/>
+            </w:pPr>
+            <w:r>
+              <w:rPr>
+                <w:rFonts w:ascii="Calibri" w:hAnsi="Calibri"/>
+                <w:color w:val="2D3748"/>
+                <w:sz w:val="17"/>
+              </w:rPr>
+              <w:t xml:space="preserve">Coloca la balanza analítica sobre una mesa robusta, </w:t>
+            </w:r>
+            <w:proofErr w:type="spellStart"/>
+            <w:r>
+              <w:rPr>
+                <w:rFonts w:ascii="Calibri" w:hAnsi="Calibri"/>
+                <w:color w:val="2D3748"/>
+                <w:sz w:val="17"/>
+              </w:rPr>
+              <w:t>antivibratoria</w:t>
+            </w:r>
+            <w:proofErr w:type="spellEnd"/>
+            <w:r>
+              <w:rPr>
+                <w:rFonts w:ascii="Calibri" w:hAnsi="Calibri"/>
+                <w:color w:val="2D3748"/>
+                <w:sz w:val="17"/>
+              </w:rPr>
+              <w:t xml:space="preserve"> (preferiblemente de piedra o mármol), lejos de corrientes de aire, fuentes de calor, exposición solar directa o campos magnéticos fuertes.</w:t>
+            </w:r>
+          </w:p>
+        </w:tc>
+      </w:tr>
+      <w:tr>
+        <w:trPr>
+          <w:cantSplit/>
+          <w:jc w:val="center"/>
+        </w:trPr>
+        <w:tc>
+          <w:tcPr>
+            <w:tcW w:w="936" w:type="dxa"/>
+            <w:tcBorders>
+              <w:bottom w:val="single" w:sz="4" w:space="0" w:color="E5ECE7"/>
+              <w:right w:val="single" w:sz="4" w:space="0" w:color="E5ECE7"/>
+            </w:tcBorders>
+            <w:shd w:val="clear" w:color="auto" w:fill="E8F3EB"/>
+            <w:tcMar>
+              <w:top w:w="45" w:type="dxa"/>
+              <w:left w:w="40" w:type="dxa"/>
+              <w:bottom w:w="45" w:type="dxa"/>
+              <w:right w:w="40" w:type="dxa"/>
+            </w:tcMar>
+          </w:tcPr>
+          <w:p>
+            <w:pPr>
+              <w:jc w:val="center"/>
+            </w:pPr>
+            <w:r>
+              <w:rPr>
+                <w:rFonts w:ascii="Calibri" w:hAnsi="Calibri"/>
+                <w:b/>
+                <w:color w:val="1E5631"/>
+                <w:sz w:val="18"/>
+              </w:rPr>
+              <w:t>02</w:t>
+            </w:r>
+          </w:p>
+        </w:tc>
+        <w:tc>
+          <w:tcPr>
+            <w:tcW w:w="2808" w:type="dxa"/>
+            <w:tcBorders>
+              <w:bottom w:val="single" w:sz="4" w:space="0" w:color="E5ECE7"/>
+              <w:right w:val="single" w:sz="4" w:space="0" w:color="E5ECE7"/>
+            </w:tcBorders>
+            <w:shd w:val="clear" w:color="auto" w:fill="F0F6F2"/>
+            <w:tcMar>
+              <w:top w:w="45" w:type="dxa"/>
+              <w:left w:w="70" w:type="dxa"/>
+              <w:bottom w:w="45" w:type="dxa"/>
+              <w:right w:w="70" w:type="dxa"/>
+            </w:tcMar>
+          </w:tcPr>
+          <w:p>
+            <w:r>
+              <w:rPr>
+                <w:rFonts w:ascii="Calibri" w:hAnsi="Calibri"/>
+                <w:b/>
+                <w:color w:val="2D3748"/>
+                <w:sz w:val="17"/>
+              </w:rPr>
+              <w:t>Nivelación del Equipo</w:t>
+            </w:r>
+          </w:p>
+        </w:tc>
+        <w:tc>
+          <w:tcPr>
+            <w:tcW w:w="6336" w:type="dxa"/>
+            <w:tcBorders>
+              <w:bottom w:val="single" w:sz="4" w:space="0" w:color="E5ECE7"/>
+            </w:tcBorders>
+            <w:shd w:val="clear" w:color="auto" w:fill="F9FBFA"/>
+            <w:tcMar>
+              <w:top w:w="45" w:type="dxa"/>
+              <w:left w:w="80" w:type="dxa"/>
+              <w:bottom w:w="45" w:type="dxa"/>
+              <w:right w:w="80" w:type="dxa"/>
+            </w:tcMar>
+          </w:tcPr>
+          <w:p>
+            <w:pPr>
+              <w:spacing w:line="259" w:lineRule="auto"/>
+              <w:jc w:val="both"/>
+            </w:pPr>
+            <w:r>
+              <w:rPr>
+                <w:rFonts w:ascii="Calibri" w:hAnsi="Calibri"/>
+                <w:color w:val="2D3748"/>
+                <w:sz w:val="17"/>
+              </w:rPr>
+              <w:t>Antes de cada sesión, verifica el nivel de burbuja ubicado en la parte frontal o trasera. Ajusta las patas giratorias de nivelación de la base hasta que la burbuja esté exactamente en el centro del círculo indicador rojo.</w:t>
+            </w:r>
+          </w:p>
+        </w:tc>
+      </w:tr>
+      <w:tr>
+        <w:trPr>
+          <w:cantSplit/>
+          <w:jc w:val="center"/>
+        </w:trPr>
+        <w:tc>
+          <w:tcPr>
+            <w:tcW w:w="936" w:type="dxa"/>
+            <w:tcBorders>
+              <w:bottom w:val="single" w:sz="4" w:space="0" w:color="E5ECE7"/>
+              <w:right w:val="single" w:sz="4" w:space="0" w:color="E5ECE7"/>
+            </w:tcBorders>
+            <w:shd w:val="clear" w:color="auto" w:fill="E8F3EB"/>
+            <w:tcMar>
+              <w:top w:w="45" w:type="dxa"/>
+              <w:left w:w="40" w:type="dxa"/>
+              <w:bottom w:w="45" w:type="dxa"/>
+              <w:right w:w="40" w:type="dxa"/>
+            </w:tcMar>
+          </w:tcPr>
+          <w:p>
+            <w:pPr>
+              <w:jc w:val="center"/>
+            </w:pPr>
+            <w:r>
+              <w:rPr>
+                <w:rFonts w:ascii="Calibri" w:hAnsi="Calibri"/>
+                <w:b/>
+                <w:color w:val="1E5631"/>
+                <w:sz w:val="18"/>
+              </w:rPr>
+              <w:t>03</w:t>
+            </w:r>
+          </w:p>
+        </w:tc>
+        <w:tc>
+          <w:tcPr>
+            <w:tcW w:w="2808" w:type="dxa"/>
+            <w:tcBorders>
+              <w:bottom w:val="single" w:sz="4" w:space="0" w:color="E5ECE7"/>
+              <w:right w:val="single" w:sz="4" w:space="0" w:color="E5ECE7"/>
+            </w:tcBorders>
+            <w:shd w:val="clear" w:color="auto" w:fill="F0F6F2"/>
+            <w:tcMar>
+              <w:top w:w="45" w:type="dxa"/>
+              <w:left w:w="70" w:type="dxa"/>
+              <w:bottom w:w="45" w:type="dxa"/>
+              <w:right w:w="70" w:type="dxa"/>
+            </w:tcMar>
+          </w:tcPr>
+          <w:p>
+            <w:r>
+              <w:rPr>
+                <w:rFonts w:ascii="Calibri" w:hAnsi="Calibri"/>
+                <w:b/>
+                <w:color w:val="2D3748"/>
+                <w:sz w:val="17"/>
+              </w:rPr>
+              <w:t>Encendido y Aclimatación</w:t>
+            </w:r>
+          </w:p>
+        </w:tc>
+        <w:tc>
+          <w:tcPr>
+            <w:tcW w:w="6336" w:type="dxa"/>
+            <w:tcBorders>
+              <w:bottom w:val="single" w:sz="4" w:space="0" w:color="E5ECE7"/>
+            </w:tcBorders>
+            <w:shd w:val="clear" w:color="auto" w:fill="FFFFFF"/>
+            <w:tcMar>
+              <w:top w:w="45" w:type="dxa"/>
+              <w:left w:w="80" w:type="dxa"/>
+              <w:bottom w:w="45" w:type="dxa"/>
+              <w:right w:w="80" w:type="dxa"/>
+            </w:tcMar>
+          </w:tcPr>
+          <w:p>
+            <w:pPr>
+              <w:spacing w:line="259" w:lineRule="auto"/>
+              <w:jc w:val="both"/>
+            </w:pPr>
+            <w:r>
+              <w:rPr>
+                <w:rFonts w:ascii="Calibri" w:hAnsi="Calibri"/>
+                <w:color w:val="2D3748"/>
+                <w:sz w:val="17"/>
+              </w:rPr>
+              <w:t>Conecta el adaptador de corriente y enciende la balanza presionando el botón '</w:t>
+            </w:r>
+            <w:proofErr w:type="spellStart"/>
+            <w:r>
+              <w:rPr>
+                <w:rFonts w:ascii="Calibri" w:hAnsi="Calibri"/>
+                <w:color w:val="2D3748"/>
+                <w:sz w:val="17"/>
+              </w:rPr>
+              <w:t>On</w:t>
+            </w:r>
+            <w:proofErr w:type="spellEnd"/>
+            <w:r>
+              <w:rPr>
+                <w:rFonts w:ascii="Calibri" w:hAnsi="Calibri"/>
+                <w:color w:val="2D3748"/>
+                <w:sz w:val="17"/>
+              </w:rPr>
+              <w:t xml:space="preserve">/Zero'. Es obligatorio permitir un periodo de precalentamiento continuo de al menos 60 a 120 minutos (o dejarla en modo </w:t>
+            </w:r>
+            <w:proofErr w:type="spellStart"/>
+            <w:r>
+              <w:rPr>
+                <w:rFonts w:ascii="Calibri" w:hAnsi="Calibri"/>
+                <w:color w:val="2D3748"/>
+                <w:sz w:val="17"/>
+              </w:rPr>
+              <w:t>standby</w:t>
+            </w:r>
+            <w:proofErr w:type="spellEnd"/>
+            <w:r>
+              <w:rPr>
+                <w:rFonts w:ascii="Calibri" w:hAnsi="Calibri"/>
+                <w:color w:val="2D3748"/>
+                <w:sz w:val="17"/>
+              </w:rPr>
+              <w:t>) para estabilizar los componentes electrónicos internos y la celda de carga antes de realizar pesajes oficiales.</w:t>
+            </w:r>
+          </w:p>
+        </w:tc>
+      </w:tr>
+      <w:tr>
+        <w:trPr>
+          <w:cantSplit/>
+          <w:jc w:val="center"/>
+        </w:trPr>
+        <w:tc>
+          <w:tcPr>
+            <w:tcW w:w="936" w:type="dxa"/>
+            <w:tcBorders>
+              <w:bottom w:val="single" w:sz="4" w:space="0" w:color="E5ECE7"/>
+              <w:right w:val="single" w:sz="4" w:space="0" w:color="E5ECE7"/>
+            </w:tcBorders>
+            <w:shd w:val="clear" w:color="auto" w:fill="E8F3EB"/>
+            <w:tcMar>
+              <w:top w:w="45" w:type="dxa"/>
+              <w:left w:w="40" w:type="dxa"/>
+              <w:bottom w:w="45" w:type="dxa"/>
+              <w:right w:w="40" w:type="dxa"/>
+            </w:tcMar>
+          </w:tcPr>
+          <w:p>
+            <w:pPr>
+              <w:jc w:val="center"/>
+            </w:pPr>
+            <w:r>
+              <w:rPr>
+                <w:rFonts w:ascii="Calibri" w:hAnsi="Calibri"/>
+                <w:b/>
+                <w:color w:val="1E5631"/>
+                <w:sz w:val="18"/>
+              </w:rPr>
+              <w:t>04</w:t>
+            </w:r>
+          </w:p>
+        </w:tc>
+        <w:tc>
+          <w:tcPr>
+            <w:tcW w:w="2808" w:type="dxa"/>
+            <w:tcBorders>
+              <w:bottom w:val="single" w:sz="4" w:space="0" w:color="E5ECE7"/>
+              <w:right w:val="single" w:sz="4" w:space="0" w:color="E5ECE7"/>
+            </w:tcBorders>
+            <w:shd w:val="clear" w:color="auto" w:fill="F0F6F2"/>
+            <w:tcMar>
+              <w:top w:w="45" w:type="dxa"/>
+              <w:left w:w="70" w:type="dxa"/>
+              <w:bottom w:w="45" w:type="dxa"/>
+              <w:right w:w="70" w:type="dxa"/>
+            </w:tcMar>
+          </w:tcPr>
+          <w:p>
+            <w:r>
+              <w:rPr>
+                <w:rFonts w:ascii="Calibri" w:hAnsi="Calibri"/>
+                <w:b/>
+                <w:color w:val="2D3748"/>
+                <w:sz w:val="17"/>
+              </w:rPr>
+              <w:t>Calibración Periódica</w:t>
+            </w:r>
+          </w:p>
+        </w:tc>
+        <w:tc>
+          <w:tcPr>
+            <w:tcW w:w="6336" w:type="dxa"/>
+            <w:tcBorders>
+              <w:bottom w:val="single" w:sz="4" w:space="0" w:color="E5ECE7"/>
+            </w:tcBorders>
+            <w:shd w:val="clear" w:color="auto" w:fill="F9FBFA"/>
+            <w:tcMar>
+              <w:top w:w="45" w:type="dxa"/>
+              <w:left w:w="80" w:type="dxa"/>
+              <w:bottom w:w="45" w:type="dxa"/>
+              <w:right w:w="80" w:type="dxa"/>
+            </w:tcMar>
+          </w:tcPr>
+          <w:p>
+            <w:pPr>
+              <w:spacing w:line="259" w:lineRule="auto"/>
+              <w:jc w:val="both"/>
+            </w:pPr>
+            <w:r>
+              <w:rPr>
+                <w:rFonts w:ascii="Calibri" w:hAnsi="Calibri"/>
+                <w:color w:val="2D3748"/>
+                <w:sz w:val="17"/>
+              </w:rPr>
+              <w:t xml:space="preserve">Realiza la calibración interna (si dispone de la función </w:t>
+            </w:r>
+            <w:proofErr w:type="spellStart"/>
+            <w:r>
+              <w:rPr>
+                <w:rFonts w:ascii="Calibri" w:hAnsi="Calibri"/>
+                <w:color w:val="2D3748"/>
+                <w:sz w:val="17"/>
+              </w:rPr>
+              <w:t>AutoCal</w:t>
+            </w:r>
+            <w:proofErr w:type="spellEnd"/>
+            <w:r>
+              <w:rPr>
+                <w:rFonts w:ascii="Calibri" w:hAnsi="Calibri"/>
+                <w:color w:val="2D3748"/>
+                <w:sz w:val="17"/>
+              </w:rPr>
+              <w:t>) o externa utilizando pesas patrón de clase E2 o F1, certificadas y limpias, siguiendo el protocolo del laboratorio para compensar cambios en la gravedad local y el entorno ambiental.</w:t>
+            </w:r>
+          </w:p>
+        </w:tc>
+      </w:tr>
+      <w:tr>
+        <w:trPr>
+          <w:cantSplit/>
+          <w:jc w:val="center"/>
+        </w:trPr>
+        <w:tc>
+          <w:tcPr>
+            <w:tcW w:w="936" w:type="dxa"/>
+            <w:tcBorders>
+              <w:bottom w:val="single" w:sz="4" w:space="0" w:color="E5ECE7"/>
+              <w:right w:val="single" w:sz="4" w:space="0" w:color="E5ECE7"/>
+            </w:tcBorders>
+            <w:shd w:val="clear" w:color="auto" w:fill="E8F3EB"/>
+            <w:tcMar>
+              <w:top w:w="45" w:type="dxa"/>
+              <w:left w:w="40" w:type="dxa"/>
+              <w:bottom w:w="45" w:type="dxa"/>
+              <w:right w:w="40" w:type="dxa"/>
+            </w:tcMar>
+          </w:tcPr>
+          <w:p>
+            <w:pPr>
+              <w:jc w:val="center"/>
+            </w:pPr>
+            <w:r>
+              <w:rPr>
+                <w:rFonts w:ascii="Calibri" w:hAnsi="Calibri"/>
+                <w:b/>
+                <w:color w:val="1E5631"/>
+                <w:sz w:val="18"/>
+              </w:rPr>
+              <w:t>05</w:t>
+            </w:r>
+          </w:p>
+        </w:tc>
+        <w:tc>
+          <w:tcPr>
+            <w:tcW w:w="2808" w:type="dxa"/>
+            <w:tcBorders>
+              <w:bottom w:val="single" w:sz="4" w:space="0" w:color="E5ECE7"/>
+              <w:right w:val="single" w:sz="4" w:space="0" w:color="E5ECE7"/>
+            </w:tcBorders>
+            <w:shd w:val="clear" w:color="auto" w:fill="F0F6F2"/>
+            <w:tcMar>
+              <w:top w:w="45" w:type="dxa"/>
+              <w:left w:w="70" w:type="dxa"/>
+              <w:bottom w:w="45" w:type="dxa"/>
+              <w:right w:w="70" w:type="dxa"/>
+            </w:tcMar>
+          </w:tcPr>
+          <w:p>
+            <w:r>
+              <w:rPr>
+                <w:rFonts w:ascii="Calibri" w:hAnsi="Calibri"/>
+                <w:b/>
+                <w:color w:val="2D3748"/>
+                <w:sz w:val="17"/>
+              </w:rPr>
+              <w:t>Pesaje de la Muestra</w:t>
+            </w:r>
+          </w:p>
+        </w:tc>
+        <w:tc>
+          <w:tcPr>
+            <w:tcW w:w="6336" w:type="dxa"/>
+            <w:tcBorders>
+              <w:bottom w:val="single" w:sz="4" w:space="0" w:color="E5ECE7"/>
+            </w:tcBorders>
+            <w:shd w:val="clear" w:color="auto" w:fill="FFFFFF"/>
+            <w:tcMar>
+              <w:top w:w="45" w:type="dxa"/>
+              <w:left w:w="80" w:type="dxa"/>
+              <w:bottom w:w="45" w:type="dxa"/>
+              <w:right w:w="80" w:type="dxa"/>
+            </w:tcMar>
+          </w:tcPr>
+          <w:p>
+            <w:pPr>
+              <w:spacing w:line="259" w:lineRule="auto"/>
+              <w:jc w:val="both"/>
+            </w:pPr>
+            <w:r>
+              <w:rPr>
+                <w:rFonts w:ascii="Calibri" w:hAnsi="Calibri"/>
+                <w:color w:val="2D3748"/>
+                <w:sz w:val="17"/>
+              </w:rPr>
+              <w:t>Abre la puerta lateral de cristal de la cabina, coloca el recipiente, vidrio de reloj o papel de pesaje en el centro exacto del platillo, cierra la puerta y presiona 'Zero/Tare' para encerar. Abre nuevamente, añade la muestra cuidadosamente, cierra la puerta y espera a que el símbolo de estabilización (un asterisco o similar) aparezca en la pantalla para registrar el peso definitivo.</w:t>
+            </w:r>
+          </w:p>
+        </w:tc>
+      </w:tr>
+      <w:tr>
+        <w:trPr>
+          <w:cantSplit/>
+          <w:jc w:val="center"/>
+        </w:trPr>
+        <w:tc>
+          <w:tcPr>
+            <w:tcW w:w="936" w:type="dxa"/>
+            <w:tcBorders>
+              <w:bottom w:val="single" w:sz="6" w:space="0" w:color="D3DFD7"/>
+              <w:right w:val="single" w:sz="4" w:space="0" w:color="E5ECE7"/>
+            </w:tcBorders>
+            <w:shd w:val="clear" w:color="auto" w:fill="E8F3EB"/>
+            <w:tcMar>
+              <w:top w:w="45" w:type="dxa"/>
+              <w:left w:w="40" w:type="dxa"/>
+              <w:bottom w:w="45" w:type="dxa"/>
+              <w:right w:w="40" w:type="dxa"/>
+            </w:tcMar>
+          </w:tcPr>
+          <w:p>
+            <w:pPr>
+              <w:jc w:val="center"/>
+            </w:pPr>
+            <w:r>
+              <w:rPr>
+                <w:rFonts w:ascii="Calibri" w:hAnsi="Calibri"/>
+                <w:b/>
+                <w:color w:val="1E5631"/>
+                <w:sz w:val="18"/>
+              </w:rPr>
+              <w:t>06</w:t>
+            </w:r>
+          </w:p>
+        </w:tc>
+        <w:tc>
+          <w:tcPr>
+            <w:tcW w:w="2808" w:type="dxa"/>
+            <w:tcBorders>
+              <w:bottom w:val="single" w:sz="6" w:space="0" w:color="D3DFD7"/>
+              <w:right w:val="single" w:sz="4" w:space="0" w:color="E5ECE7"/>
+            </w:tcBorders>
+            <w:shd w:val="clear" w:color="auto" w:fill="F0F6F2"/>
+            <w:tcMar>
+              <w:top w:w="45" w:type="dxa"/>
+              <w:left w:w="70" w:type="dxa"/>
+              <w:bottom w:w="45" w:type="dxa"/>
+              <w:right w:w="70" w:type="dxa"/>
+            </w:tcMar>
+          </w:tcPr>
+          <w:p>
+            <w:r>
+              <w:rPr>
+                <w:rFonts w:ascii="Calibri" w:hAnsi="Calibri"/>
+                <w:b/>
+                <w:color w:val="2D3748"/>
+                <w:sz w:val="17"/>
+              </w:rPr>
+              <w:t>Retiro de Muestras y Limpieza</w:t>
+            </w:r>
+          </w:p>
+        </w:tc>
+        <w:tc>
+          <w:tcPr>
+            <w:tcW w:w="6336" w:type="dxa"/>
+            <w:tcBorders>
+              <w:bottom w:val="single" w:sz="6" w:space="0" w:color="D3DFD7"/>
+            </w:tcBorders>
+            <w:shd w:val="clear" w:color="auto" w:fill="F9FBFA"/>
+            <w:tcMar>
+              <w:top w:w="45" w:type="dxa"/>
+              <w:left w:w="80" w:type="dxa"/>
+              <w:bottom w:w="45" w:type="dxa"/>
+              <w:right w:w="80" w:type="dxa"/>
+            </w:tcMar>
+          </w:tcPr>
+          <w:p>
+            <w:pPr>
+              <w:spacing w:line="259" w:lineRule="auto"/>
+              <w:jc w:val="both"/>
+            </w:pPr>
+            <w:r>
+              <w:rPr>
+                <w:rFonts w:ascii="Calibri" w:hAnsi="Calibri"/>
+                <w:color w:val="2D3748"/>
+                <w:sz w:val="17"/>
+              </w:rPr>
+              <w:t>Al finalizar el trabajo, retira todas tus muestras. Utiliza un pincel antiestático suave para remover cuidadosamente cualquier resto de polvo o partículas derramadas en el platillo y dentro de la cámara de pesaje. Apaga la pantalla o ponla en reposo.</w:t>
+            </w:r>
+          </w:p>
+        </w:tc>
+      </w:tr>
+    </w:tbl>
     <w:p>
+      <w:pPr>
+        <w:keepNext/>
+        <w:pBdr>
+          <w:bottom w:val="single" w:sz="10" w:space="4" w:color="B71C1C"/>
+        </w:pBdr>
+        <w:spacing w:before="160" w:after="80"/>
+      </w:pPr>
       <w:r>
         <w:rPr>
+          <w:rFonts w:ascii="Calibri" w:hAnsi="Calibri"/>
           <w:b/>
+          <w:color w:val="B71C1C"/>
+          <w:sz w:val="21"/>
         </w:rPr>
-        <w:t>Conteo de Piezas y Pesaje Porcentual:</w:t>
-      </w:r>
-      <w:r>
-        <w:t xml:space="preserve"> Facilita aplicaciones rutinarias de laboratorio e industria donde se requiere evaluar variaciones relativas de masa, calcular mermas o contar componentes uniformes de manera automática.</w:t>
+        <w:lastRenderedPageBreak/>
+        <w:t>3. NORMAS DE SEGURIDAD Y PRECAUCIONES CRÍTICAS</w:t>
       </w:r>
     </w:p>
-    <w:p>
-      <w:r>
-        <w:rPr>
-          <w:b/>
-        </w:rPr>
-        <w:t>Trazabilidad y Documentación GLP/GMP:</w:t>
-      </w:r>
-      <w:r>
-        <w:t xml:space="preserve"> Permite el registro detallado y la trazabilidad de los datos analíticos gracias a su conectividad incorporada RS232 (y en algunos modelos USB), que facilita la transferencia directa de resultados y calibraciones a impresoras de recibos o computadoras sin riesgo de transcripción errónea.</w:t>
-      </w:r>
-    </w:p>
-    <w:p>
-      <w:r>
-        <w:rPr>
-          <w:b/>
-        </w:rPr>
-        <w:t>Análisis de Densidad:</w:t>
-      </w:r>
-      <w:r>
-        <w:t xml:space="preserve"> Permite ser utilizada con kits adicionales para la determinación del peso específico y la densidad de sólidos y líquidos de manera automatizada.</w:t>
-      </w:r>
-    </w:p>
-    <w:p/>
-    <w:p>
-      <w:r>
-        <w:t>➢ PASOS PARA SU CORRECTO USO</w:t>
-      </w:r>
-    </w:p>
-    <w:p>
-      <w:r>
-        <w:rPr>
-          <w:b/>
-        </w:rPr>
-        <w:t>Ubicación e Instalación:</w:t>
-      </w:r>
-      <w:r>
-        <w:t xml:space="preserve"> Coloca la balanza analítica sobre una mesa robusta, antivibratoria (preferiblemente de piedra o mármol), lejos de corrientes de aire, fuentes de calor, exposición solar directa o campos magnéticos fuertes.</w:t>
-      </w:r>
-    </w:p>
-    <w:p>
-      <w:r>
-        <w:rPr>
-          <w:b/>
-        </w:rPr>
-        <w:t>Nivelación del Equipo:</w:t>
-      </w:r>
-      <w:r>
-        <w:t xml:space="preserve"> Antes de cada sesión, verifica el nivel de burbuja ubicado en la parte frontal o trasera. Ajusta las patas giratorias de nivelación de la base hasta que la burbuja esté exactamente en el centro del círculo indicador rojo.</w:t>
-      </w:r>
-    </w:p>
-    <w:p>
-      <w:r>
-        <w:rPr>
-          <w:b/>
-        </w:rPr>
-        <w:t>Encendido y Aclimatación:</w:t>
-      </w:r>
-      <w:r>
-        <w:t xml:space="preserve"> Conecta el adaptador de corriente y enciende la balanza presionando el botón 'On/Zero'. Es obligatorio permitir un periodo de precalentamiento continuo de al menos 60 a 120 minutos (o dejarla en modo standby) para estabilizar los componentes electrónicos internos y la celda de carga antes de realizar pesajes oficiales.</w:t>
-      </w:r>
-    </w:p>
-    <w:p>
-      <w:r>
-        <w:rPr>
-          <w:b/>
-        </w:rPr>
-        <w:t>Calibración Periódica:</w:t>
-      </w:r>
-      <w:r>
-        <w:t xml:space="preserve"> Realiza la calibración interna (si dispone de la función AutoCal) o externa utilizando pesas patrón de clase E2 o F1, certificadas y limpias, siguiendo el protocolo del laboratorio para compensar cambios en la gravedad local y el entorno ambiental.</w:t>
-      </w:r>
-    </w:p>
-    <w:p>
-      <w:r>
-        <w:rPr>
-          <w:b/>
-        </w:rPr>
-        <w:t>Pesaje de la Muestra:</w:t>
-      </w:r>
-      <w:r>
-        <w:t xml:space="preserve"> Abre la puerta lateral de cristal de la cabina, coloca el recipiente, vidrio de reloj o papel de pesaje en el centro exacto del platillo, cierra la puerta y presiona 'Zero/Tare' para encerar. Abre nuevamente, añade la muestra cuidadosamente, cierra la puerta y espera a que el símbolo de estabilización (un asterisco o similar) aparezca en la pantalla para registrar el peso definitivo.</w:t>
-      </w:r>
-    </w:p>
-    <w:p>
-      <w:r>
-        <w:rPr>
-          <w:b/>
-        </w:rPr>
-        <w:t>Retiro de Muestras y Limpieza:</w:t>
-      </w:r>
-      <w:r>
-        <w:t xml:space="preserve"> Al finalizar el trabajo, retira todas tus muestras. Utiliza un pincel antiestático suave para remover cuidadosamente cualquier resto de polvo o partículas derramadas en el platillo y dentro de la cámara de pesaje. Apaga la pantalla o ponla en reposo.</w:t>
-      </w:r>
-    </w:p>
-    <w:p/>
-    <w:p>
-      <w:r>
-        <w:t>➢ PRECAUCIÓN</w:t>
-      </w:r>
-    </w:p>
-    <w:p>
-      <w:r>
-        <w:rPr>
-          <w:b/>
-        </w:rPr>
-        <w:t>Manipulación de Muestras:</w:t>
-      </w:r>
-      <w:r>
-        <w:t xml:space="preserve"> Nunca utilices las manos desnudas para tocar muestras a pesar, recipientes o las pesas de calibración, ya que la grasa capilar, la humedad o la transferencia de calor corporal alterarán dramáticamente la medición en la escala de los miligramos.</w:t>
-      </w:r>
-    </w:p>
-    <w:p>
-      <w:r>
-        <w:rPr>
-          <w:b/>
-        </w:rPr>
-        <w:t>Sobrecarga y Golpes:</w:t>
-      </w:r>
-      <w:r>
-        <w:t xml:space="preserve"> Nunca coloques en el platillo un peso que exceda la capacidad máxima nominal de la balanza (220 g) ni dejes caer objetos bruscamente sobre él, para evitar daños irreversibles en el mecanismo de la celda de carga electromagnética.</w:t>
-      </w:r>
-    </w:p>
-    <w:p>
-      <w:r>
-        <w:rPr>
-          <w:b/>
-        </w:rPr>
-        <w:t>Estabilidad Ambiental:</w:t>
-      </w:r>
-      <w:r>
-        <w:t xml:space="preserve"> Mantén siempre las puertas de la cabina cerradas durante la lectura del peso y evita hablar directamente hacia la cabina, ya que la respiración y las vibraciones sonoras pueden generar fluctuaciones en la pantalla.</w:t>
-      </w:r>
-    </w:p>
+    <w:tbl>
+      <w:tblPr>
+        <w:tblW w:w="0" w:type="auto"/>
+        <w:jc w:val="center"/>
+        <w:tblLayout w:type="fixed"/>
+        <w:tblLook w:val="04A0" w:firstRow="1" w:lastRow="0" w:firstColumn="1" w:lastColumn="0" w:noHBand="0" w:noVBand="1"/>
+      </w:tblPr>
+      <w:tblGrid>
+        <w:gridCol w:w="10080"/>
+      </w:tblGrid>
+      <w:tr>
+        <w:trPr>
+          <w:cantSplit/>
+          <w:jc w:val="center"/>
+        </w:trPr>
+        <w:tc>
+          <w:tcPr>
+            <w:tcW w:w="10080" w:type="dxa"/>
+            <w:tcBorders>
+              <w:bottom w:val="single" w:sz="6" w:space="0" w:color="B71C1C"/>
+            </w:tcBorders>
+            <w:shd w:val="clear" w:color="auto" w:fill="B71C1C"/>
+            <w:tcMar>
+              <w:top w:w="45" w:type="dxa"/>
+              <w:left w:w="100" w:type="dxa"/>
+              <w:bottom w:w="45" w:type="dxa"/>
+              <w:right w:w="100" w:type="dxa"/>
+            </w:tcMar>
+          </w:tcPr>
+          <w:p>
+            <w:r>
+              <w:rPr>
+                <w:rFonts w:ascii="Calibri" w:hAnsi="Calibri"/>
+                <w:b/>
+                <w:color w:val="FFFFFF"/>
+                <w:sz w:val="17"/>
+              </w:rPr>
+              <w:t>ADVERTENCIAS DE BIOSEGURIDAD Y PROTECCIÓN DEL EQUIPO</w:t>
+            </w:r>
+          </w:p>
+        </w:tc>
+      </w:tr>
+      <w:tr>
+        <w:trPr>
+          <w:cantSplit/>
+          <w:jc w:val="center"/>
+        </w:trPr>
+        <w:tc>
+          <w:tcPr>
+            <w:tcW w:w="10080" w:type="dxa"/>
+            <w:tcBorders>
+              <w:left w:val="single" w:sz="30" w:space="0" w:color="B71C1C"/>
+              <w:bottom w:val="single" w:sz="12" w:space="0" w:color="B71C1C"/>
+              <w:right w:val="single" w:sz="4" w:space="0" w:color="F5C6CB"/>
+            </w:tcBorders>
+            <w:shd w:val="clear" w:color="auto" w:fill="FFF8F6"/>
+            <w:tcMar>
+              <w:top w:w="70" w:type="dxa"/>
+              <w:left w:w="110" w:type="dxa"/>
+              <w:bottom w:w="70" w:type="dxa"/>
+              <w:right w:w="110" w:type="dxa"/>
+            </w:tcMar>
+          </w:tcPr>
+          <w:p>
+            <w:pPr>
+              <w:spacing w:before="20" w:after="40" w:line="259" w:lineRule="auto"/>
+              <w:jc w:val="both"/>
+            </w:pPr>
+            <w:r>
+              <w:rPr>
+                <w:rFonts w:ascii="Calibri" w:hAnsi="Calibri"/>
+                <w:b/>
+                <w:color w:val="900C3F"/>
+                <w:sz w:val="17"/>
+              </w:rPr>
+              <w:t xml:space="preserve">•  Manipulación de Muestras: </w:t>
+            </w:r>
+            <w:r>
+              <w:rPr>
+                <w:rFonts w:ascii="Calibri" w:hAnsi="Calibri"/>
+                <w:color w:val="2D3748"/>
+                <w:sz w:val="17"/>
+              </w:rPr>
+              <w:t>Nunca utilices las manos desnudas para tocar muestras a pesar, recipientes o las pesas de calibración, ya que la grasa capilar, la humedad o la transferencia de calor corporal alterarán dramáticamente la medición en la escala de los miligramos.</w:t>
+            </w:r>
+          </w:p>
+          <w:p>
+            <w:pPr>
+              <w:spacing w:before="20" w:after="40" w:line="259" w:lineRule="auto"/>
+              <w:jc w:val="both"/>
+            </w:pPr>
+            <w:r>
+              <w:rPr>
+                <w:rFonts w:ascii="Calibri" w:hAnsi="Calibri"/>
+                <w:b/>
+                <w:color w:val="900C3F"/>
+                <w:sz w:val="17"/>
+              </w:rPr>
+              <w:t xml:space="preserve">•  Sobrecarga y Golpes: </w:t>
+            </w:r>
+            <w:r>
+              <w:rPr>
+                <w:rFonts w:ascii="Calibri" w:hAnsi="Calibri"/>
+                <w:color w:val="2D3748"/>
+                <w:sz w:val="17"/>
+              </w:rPr>
+              <w:t>Nunca coloques en el platillo un peso que exceda la capacidad máxima nominal de la balanza (220 g) ni dejes caer objetos bruscamente sobre él, para evitar daños irreversibles en el mecanismo de la celda de carga electromagnética.</w:t>
+            </w:r>
+          </w:p>
+          <w:p>
+            <w:pPr>
+              <w:spacing w:before="20" w:after="40" w:line="259" w:lineRule="auto"/>
+              <w:jc w:val="both"/>
+            </w:pPr>
+            <w:r>
+              <w:rPr>
+                <w:rFonts w:ascii="Calibri" w:hAnsi="Calibri"/>
+                <w:b/>
+                <w:color w:val="900C3F"/>
+                <w:sz w:val="17"/>
+              </w:rPr>
+              <w:t xml:space="preserve">•  Estabilidad Ambiental: </w:t>
+            </w:r>
+            <w:r>
+              <w:rPr>
+                <w:rFonts w:ascii="Calibri" w:hAnsi="Calibri"/>
+                <w:color w:val="2D3748"/>
+                <w:sz w:val="17"/>
+              </w:rPr>
+              <w:t>Mantén siempre las puertas de la cabina cerradas durante la lectura del peso y evita hablar directamente hacia la cabina, ya que la respiración y las vibraciones sonoras pueden generar fluctuaciones en la pantalla.</w:t>
+            </w:r>
+          </w:p>
+        </w:tc>
+      </w:tr>
+    </w:tbl>
     <w:p/>
     <w:sectPr>
       <w:headerReference w:type="default" r:id="rId10"/>
       <w:footerReference w:type="default" r:id="rId11"/>
       <w:pgSz w:w="11900" w:h="16850"/>
-      <w:pgMar w:top="1900" w:right="1133" w:bottom="640" w:left="1417" w:header="870" w:footer="456" w:gutter="0"/>
+      <w:pgMar w:top="1944" w:right="1080" w:bottom="1224" w:left="1080" w:header="870" w:footer="456" w:gutter="0"/>
       <w:cols w:space="720"/>
     </w:sectPr>
   </w:body>
@@ -239,1805 +1459,6 @@
         <w:sz w:val="20"/>
       </w:rPr>
     </w:pPr>
-    <w:r>
-      <w:rPr>
-        <w:noProof/>
-        <w:sz w:val="20"/>
-      </w:rPr>
-      <mc:AlternateContent>
-        <mc:Choice Requires="wpg">
-          <w:drawing>
-            <wp:anchor distT="0" distB="0" distL="0" distR="0" simplePos="0" relativeHeight="487368704" behindDoc="1" locked="0" layoutInCell="1" allowOverlap="1" wp14:anchorId="3DA0D5AA" wp14:editId="5E31B3FF">
-              <wp:simplePos x="0" y="0"/>
-              <wp:positionH relativeFrom="page">
-                <wp:posOffset>5713</wp:posOffset>
-              </wp:positionH>
-              <wp:positionV relativeFrom="page">
-                <wp:posOffset>10299700</wp:posOffset>
-              </wp:positionV>
-              <wp:extent cx="2898140" cy="391795"/>
-              <wp:effectExtent l="0" t="0" r="0" b="0"/>
-              <wp:wrapNone/>
-              <wp:docPr id="13" name="Group 13"/>
-              <wp:cNvGraphicFramePr>
-                <a:graphicFrameLocks xmlns:a="http://schemas.openxmlformats.org/drawingml/2006/main"/>
-              </wp:cNvGraphicFramePr>
-              <a:graphic xmlns:a="http://schemas.openxmlformats.org/drawingml/2006/main">
-                <a:graphicData uri="http://schemas.microsoft.com/office/word/2010/wordprocessingGroup">
-                  <wpg:wgp>
-                    <wpg:cNvGrpSpPr>
-                      <a:grpSpLocks/>
-                    </wpg:cNvGrpSpPr>
-                    <wpg:grpSpPr>
-                      <a:xfrm>
-                        <a:off x="0" y="0"/>
-                        <a:ext cx="2898140" cy="391795"/>
-                        <a:chOff x="0" y="0"/>
-                        <a:chExt cx="2898140" cy="391795"/>
-                      </a:xfrm>
-                    </wpg:grpSpPr>
-                    <wps:wsp>
-                      <wps:cNvPr id="14" name="Graphic 14"/>
-                      <wps:cNvSpPr/>
-                      <wps:spPr>
-                        <a:xfrm>
-                          <a:off x="1192530" y="0"/>
-                          <a:ext cx="1705610" cy="391795"/>
-                        </a:xfrm>
-                        <a:custGeom>
-                          <a:avLst/>
-                          <a:gdLst/>
-                          <a:ahLst/>
-                          <a:cxnLst/>
-                          <a:rect l="l" t="t" r="r" b="b"/>
-                          <a:pathLst>
-                            <a:path w="1705610" h="391795">
-                              <a:moveTo>
-                                <a:pt x="1179195" y="0"/>
-                              </a:moveTo>
-                              <a:lnTo>
-                                <a:pt x="0" y="0"/>
-                              </a:lnTo>
-                              <a:lnTo>
-                                <a:pt x="0" y="391782"/>
-                              </a:lnTo>
-                              <a:lnTo>
-                                <a:pt x="1705229" y="391782"/>
-                              </a:lnTo>
-                              <a:lnTo>
-                                <a:pt x="1664970" y="383830"/>
-                              </a:lnTo>
-                              <a:lnTo>
-                                <a:pt x="1628775" y="369681"/>
-                              </a:lnTo>
-                              <a:lnTo>
-                                <a:pt x="1566164" y="326238"/>
-                              </a:lnTo>
-                              <a:lnTo>
-                                <a:pt x="1538605" y="298670"/>
-                              </a:lnTo>
-                              <a:lnTo>
-                                <a:pt x="1512824" y="268352"/>
-                              </a:lnTo>
-                              <a:lnTo>
-                                <a:pt x="1488186" y="236143"/>
-                              </a:lnTo>
-                              <a:lnTo>
-                                <a:pt x="1440053" y="169532"/>
-                              </a:lnTo>
-                              <a:lnTo>
-                                <a:pt x="1415415" y="136829"/>
-                              </a:lnTo>
-                              <a:lnTo>
-                                <a:pt x="1389634" y="105702"/>
-                              </a:lnTo>
-                              <a:lnTo>
-                                <a:pt x="1362202" y="77000"/>
-                              </a:lnTo>
-                              <a:lnTo>
-                                <a:pt x="1332484" y="51574"/>
-                              </a:lnTo>
-                              <a:lnTo>
-                                <a:pt x="1299845" y="30302"/>
-                              </a:lnTo>
-                              <a:lnTo>
-                                <a:pt x="1263777" y="14046"/>
-                              </a:lnTo>
-                              <a:lnTo>
-                                <a:pt x="1223772" y="3657"/>
-                              </a:lnTo>
-                              <a:lnTo>
-                                <a:pt x="1179195" y="0"/>
-                              </a:lnTo>
-                              <a:close/>
-                            </a:path>
-                          </a:pathLst>
-                        </a:custGeom>
-                        <a:solidFill>
-                          <a:srgbClr val="8DC53E"/>
-                        </a:solidFill>
-                      </wps:spPr>
-                      <wps:bodyPr wrap="square" lIns="0" tIns="0" rIns="0" bIns="0" rtlCol="0">
-                        <a:prstTxWarp prst="textNoShape">
-                          <a:avLst/>
-                        </a:prstTxWarp>
-                        <a:noAutofit/>
-                      </wps:bodyPr>
-                    </wps:wsp>
-                    <wps:wsp>
-                      <wps:cNvPr id="15" name="Graphic 15"/>
-                      <wps:cNvSpPr/>
-                      <wps:spPr>
-                        <a:xfrm>
-                          <a:off x="687858" y="0"/>
-                          <a:ext cx="1705610" cy="391795"/>
-                        </a:xfrm>
-                        <a:custGeom>
-                          <a:avLst/>
-                          <a:gdLst/>
-                          <a:ahLst/>
-                          <a:cxnLst/>
-                          <a:rect l="l" t="t" r="r" b="b"/>
-                          <a:pathLst>
-                            <a:path w="1705610" h="391795">
-                              <a:moveTo>
-                                <a:pt x="1179169" y="0"/>
-                              </a:moveTo>
-                              <a:lnTo>
-                                <a:pt x="0" y="0"/>
-                              </a:lnTo>
-                              <a:lnTo>
-                                <a:pt x="0" y="391782"/>
-                              </a:lnTo>
-                              <a:lnTo>
-                                <a:pt x="1705203" y="391782"/>
-                              </a:lnTo>
-                              <a:lnTo>
-                                <a:pt x="1665071" y="383830"/>
-                              </a:lnTo>
-                              <a:lnTo>
-                                <a:pt x="1628876" y="369681"/>
-                              </a:lnTo>
-                              <a:lnTo>
-                                <a:pt x="1596110" y="350197"/>
-                              </a:lnTo>
-                              <a:lnTo>
-                                <a:pt x="1566265" y="326238"/>
-                              </a:lnTo>
-                              <a:lnTo>
-                                <a:pt x="1538706" y="298670"/>
-                              </a:lnTo>
-                              <a:lnTo>
-                                <a:pt x="1512798" y="268352"/>
-                              </a:lnTo>
-                              <a:lnTo>
-                                <a:pt x="1488160" y="236143"/>
-                              </a:lnTo>
-                              <a:lnTo>
-                                <a:pt x="1440027" y="169532"/>
-                              </a:lnTo>
-                              <a:lnTo>
-                                <a:pt x="1415389" y="136829"/>
-                              </a:lnTo>
-                              <a:lnTo>
-                                <a:pt x="1389735" y="105702"/>
-                              </a:lnTo>
-                              <a:lnTo>
-                                <a:pt x="1362176" y="77000"/>
-                              </a:lnTo>
-                              <a:lnTo>
-                                <a:pt x="1332458" y="51574"/>
-                              </a:lnTo>
-                              <a:lnTo>
-                                <a:pt x="1299819" y="30302"/>
-                              </a:lnTo>
-                              <a:lnTo>
-                                <a:pt x="1263878" y="14046"/>
-                              </a:lnTo>
-                              <a:lnTo>
-                                <a:pt x="1223746" y="3657"/>
-                              </a:lnTo>
-                              <a:lnTo>
-                                <a:pt x="1179169" y="0"/>
-                              </a:lnTo>
-                              <a:close/>
-                            </a:path>
-                          </a:pathLst>
-                        </a:custGeom>
-                        <a:solidFill>
-                          <a:srgbClr val="4D843C"/>
-                        </a:solidFill>
-                      </wps:spPr>
-                      <wps:bodyPr wrap="square" lIns="0" tIns="0" rIns="0" bIns="0" rtlCol="0">
-                        <a:prstTxWarp prst="textNoShape">
-                          <a:avLst/>
-                        </a:prstTxWarp>
-                        <a:noAutofit/>
-                      </wps:bodyPr>
-                    </wps:wsp>
-                    <wps:wsp>
-                      <wps:cNvPr id="16" name="Graphic 16"/>
-                      <wps:cNvSpPr/>
-                      <wps:spPr>
-                        <a:xfrm>
-                          <a:off x="0" y="0"/>
-                          <a:ext cx="1487170" cy="391795"/>
-                        </a:xfrm>
-                        <a:custGeom>
-                          <a:avLst/>
-                          <a:gdLst/>
-                          <a:ahLst/>
-                          <a:cxnLst/>
-                          <a:rect l="l" t="t" r="r" b="b"/>
-                          <a:pathLst>
-                            <a:path w="1487170" h="391795">
-                              <a:moveTo>
-                                <a:pt x="961111" y="0"/>
-                              </a:moveTo>
-                              <a:lnTo>
-                                <a:pt x="0" y="0"/>
-                              </a:lnTo>
-                              <a:lnTo>
-                                <a:pt x="0" y="391782"/>
-                              </a:lnTo>
-                              <a:lnTo>
-                                <a:pt x="1487171" y="391782"/>
-                              </a:lnTo>
-                              <a:lnTo>
-                                <a:pt x="1446912" y="383830"/>
-                              </a:lnTo>
-                              <a:lnTo>
-                                <a:pt x="1410717" y="369681"/>
-                              </a:lnTo>
-                              <a:lnTo>
-                                <a:pt x="1348106" y="326238"/>
-                              </a:lnTo>
-                              <a:lnTo>
-                                <a:pt x="1320547" y="298670"/>
-                              </a:lnTo>
-                              <a:lnTo>
-                                <a:pt x="1294766" y="268352"/>
-                              </a:lnTo>
-                              <a:lnTo>
-                                <a:pt x="1270128" y="236143"/>
-                              </a:lnTo>
-                              <a:lnTo>
-                                <a:pt x="1221995" y="169532"/>
-                              </a:lnTo>
-                              <a:lnTo>
-                                <a:pt x="1197382" y="136829"/>
-                              </a:lnTo>
-                              <a:lnTo>
-                                <a:pt x="1171626" y="105702"/>
-                              </a:lnTo>
-                              <a:lnTo>
-                                <a:pt x="1144156" y="77000"/>
-                              </a:lnTo>
-                              <a:lnTo>
-                                <a:pt x="1114413" y="51574"/>
-                              </a:lnTo>
-                              <a:lnTo>
-                                <a:pt x="1081812" y="30302"/>
-                              </a:lnTo>
-                              <a:lnTo>
-                                <a:pt x="1045769" y="14046"/>
-                              </a:lnTo>
-                              <a:lnTo>
-                                <a:pt x="1005726" y="3657"/>
-                              </a:lnTo>
-                              <a:lnTo>
-                                <a:pt x="961111" y="0"/>
-                              </a:lnTo>
-                              <a:close/>
-                            </a:path>
-                          </a:pathLst>
-                        </a:custGeom>
-                        <a:solidFill>
-                          <a:srgbClr val="1F763A"/>
-                        </a:solidFill>
-                      </wps:spPr>
-                      <wps:bodyPr wrap="square" lIns="0" tIns="0" rIns="0" bIns="0" rtlCol="0">
-                        <a:prstTxWarp prst="textNoShape">
-                          <a:avLst/>
-                        </a:prstTxWarp>
-                        <a:noAutofit/>
-                      </wps:bodyPr>
-                    </wps:wsp>
-                  </wpg:wgp>
-                </a:graphicData>
-              </a:graphic>
-            </wp:anchor>
-          </w:drawing>
-        </mc:Choice>
-        <mc:Fallback>
-          <w:pict>
-            <v:group w14:anchorId="1F646B23" id="Group 13" o:spid="_x0000_s1026" style="position:absolute;margin-left:.45pt;margin-top:811pt;width:228.2pt;height:30.85pt;z-index:-15947776;mso-wrap-distance-left:0;mso-wrap-distance-right:0;mso-position-horizontal-relative:page;mso-position-vertical-relative:page" coordsize="28981,3917" o:gfxdata="UEsDBBQABgAIAAAAIQC2gziS/gAAAOEBAAATAAAAW0NvbnRlbnRfVHlwZXNdLnhtbJSRQU7DMBBF&#10;90jcwfIWJU67QAgl6YK0S0CoHGBkTxKLZGx5TGhvj5O2G0SRWNoz/78nu9wcxkFMGNg6quQqL6RA&#10;0s5Y6ir5vt9lD1JwBDIwOMJKHpHlpr69KfdHjyxSmriSfYz+USnWPY7AufNIadK6MEJMx9ApD/oD&#10;OlTrorhX2lFEilmcO2RdNtjC5xDF9pCuTyYBB5bi6bQ4syoJ3g9WQ0ymaiLzg5KdCXlKLjvcW893&#10;SUOqXwnz5DrgnHtJTxOsQfEKIT7DmDSUCaxw7Rqn8787ZsmRM9e2VmPeBN4uqYvTtW7jvijg9N/y&#10;JsXecLq0q+WD6m8AAAD//wMAUEsDBBQABgAIAAAAIQA4/SH/1gAAAJQBAAALAAAAX3JlbHMvLnJl&#10;bHOkkMFqwzAMhu+DvYPRfXGawxijTi+j0GvpHsDYimMaW0Yy2fr2M4PBMnrbUb/Q94l/f/hMi1qR&#10;JVI2sOt6UJgd+ZiDgffL8ekFlFSbvV0oo4EbChzGx4f9GRdb25HMsYhqlCwG5lrLq9biZkxWOiqY&#10;22YiTra2kYMu1l1tQD30/bPm3wwYN0x18gb45AdQl1tp5j/sFB2T0FQ7R0nTNEV3j6o9feQzro1i&#10;OWA14Fm+Q8a1a8+Bvu/d/dMb2JY5uiPbhG/ktn4cqGU/er3pcvwCAAD//wMAUEsDBBQABgAIAAAA&#10;IQC3mMVtwgQAAIEUAAAOAAAAZHJzL2Uyb0RvYy54bWzsWN9v2zYQfh+w/0HQ+2Lxh0hKiFMUSRMM&#10;KNoCzbBnRpZtYbKokUrs/Pc7kqJtOI1FdF0eir04VHQ63X3H+76jLt/tNm3yVGvTqG6eoossTequ&#10;UoumW83TP+5vfxNpYgbZLWSrunqePtcmfXf16y+X276ssVqrdlHrBJx0ptz283Q9DH05m5lqXW+k&#10;uVB93cHNpdIbOcClXs0WWm7B+6ad4Sxjs63Si16rqjYG/nvjb6ZXzv9yWVfD5+XS1EPSzlOIbXC/&#10;2v0+2N/Z1aUsV1r266Yaw5DfEcVGNh28dO/qRg4yedTNC1ebptLKqOVwUanNTC2XTVW7HCAblJ1k&#10;c6fVY+9yWZXbVb+HCaA9wem73Vafnr7opFlA7UiadHIDNXKvTeAawNn2qxJs7nT/tf+ifYaw/Kiq&#10;vwzcnp3et9erg/FuqTf2IUg02TnUn/eo17shqeCfWBQCUShOBfdIgXiR+7JUa6jdi8eq9YfzD85k&#10;6V/rgtsHs+1hh5kDiObfgfh1Lfva1cZYgAKI9ACi31OIehidlcXQgWpKM8J5ghBCBc4JgPESJ8Sz&#10;nKEXOO3TlWX1aIa7WjnE5dNHM/jdvQgruQ6rateFpYYesd3Ruu4Y0gS6Q6cJdMeDL0MvB/ucLaNd&#10;JlvYKyGU9b5i9vZGPdX3yhkOtm4IaomgmvtkINaDTdsd2x6lDFbhXvjbO3/exm4RgW1srxra+DAu&#10;3ItjzBmjBR+9CyIA/7PeGRac+7QIK5hA581zxhCDjWG3N2aYiAlzIljmveNCMIjrbDA5wgJ775gJ&#10;kk8gQ4VAgrlgMGGIui5/HUhKsywHZoDYEStyMuUd5RT52BFhAkpwNnYiCkZ87CjLeTbhnTCMwcYG&#10;w3mWTQBDCKbCO89Rzl0fvp4oLgpBx5pmZCoSzAjn3MNCM8rOp4kxWPu4Ccv5eeNv9EzogqpVpvaA&#10;2k50DbDvTkjtuP+NapvFbdO2th2NXj1ctzp5ktDo4uY6Jx/GII7MgC4DLdnVg1o8A6ttQRvnqfn7&#10;Ueo6TdrfO+BN6JQhLHRYPISFHtpr5eTWMYE2w/3uT6n7pIflPB2A9z+pQJ+yDEQF8VsDb2uf7NT7&#10;x0EtG8tiLjYf0XgBVG7V6S04HXZFEMaR051A2ZcD809zOhNc5DAH/TSUzjyzhv57O0rPPBPFUXqe&#10;ceRAB0KPoXTBPS1GUXrBkJViS+l5hoqJngYFwGwklzgF4NnI0XEKwAu/v2IVgPnYYxUAj1QXpwDA&#10;6p4Z4xSAE49MpAKgsUyRCjA2XqQCoHFmiFIAaGufZ5wCgEq4/RKlACct9mMVgN4ISq7/V4CXJ64g&#10;SyO3h6keKneiAE7xoxXAd5vjS1mGcw+igsOgenruAR0MZ4JjPQ8yCUfM/2CeD6Gcn+ct6SHPqW/L&#10;/S68kcwjpn9KWYHGeSuC+ykCpfAMF8P9hAo0snPMOE9wllPvPWacxwXlbOT+iHEe8wzmf0csMWSO&#10;MSrGA1nMOA/CRuCoZWkrZpxHHIHOefOIcR5ROCt48wgyR9bc638EmWdwyglbYJrMM5rzkXHhS8TU&#10;OA8nIj6mOTnOf6NlfiyXo1vOyPufgsvd9xr4zuXONeM3Ofsh7fjaTf+HL4dX/wAAAP//AwBQSwME&#10;FAAGAAgAAAAhAPTf8YngAAAACgEAAA8AAABkcnMvZG93bnJldi54bWxMj0trwzAQhO+F/gexhd4a&#10;+dG8XMshhLanEGhSKLkp9sY2sVbGUmzn33dzao87M8x+k65G04geO1dbUhBOAhBIuS1qKhV8Hz5e&#10;FiCc11ToxhIquKGDVfb4kOqksAN9Yb/3peAScolWUHnfJlK6vEKj3cS2SOydbWe057MrZdHpgctN&#10;I6MgmEmja+IPlW5xU2F+2V+Ngs9BD+s4fO+3l/PmdjxMdz/bEJV6fhrXbyA8jv4vDHd8RoeMmU72&#10;SoUTjYIl51idRRFPYv91Oo9BnO7SIp6DzFL5f0L2CwAA//8DAFBLAQItABQABgAIAAAAIQC2gziS&#10;/gAAAOEBAAATAAAAAAAAAAAAAAAAAAAAAABbQ29udGVudF9UeXBlc10ueG1sUEsBAi0AFAAGAAgA&#10;AAAhADj9If/WAAAAlAEAAAsAAAAAAAAAAAAAAAAALwEAAF9yZWxzLy5yZWxzUEsBAi0AFAAGAAgA&#10;AAAhALeYxW3CBAAAgRQAAA4AAAAAAAAAAAAAAAAALgIAAGRycy9lMm9Eb2MueG1sUEsBAi0AFAAG&#10;AAgAAAAhAPTf8YngAAAACgEAAA8AAAAAAAAAAAAAAAAAHAcAAGRycy9kb3ducmV2LnhtbFBLBQYA&#10;AAAABAAEAPMAAAApCAAAAAA=&#10;">
-              <v:shape id="Graphic 14" o:spid="_x0000_s1027" style="position:absolute;left:11925;width:17056;height:3917;visibility:visible;mso-wrap-style:square;v-text-anchor:top" coordsize="1705610,391795" o:gfxdata="UEsDBBQABgAIAAAAIQDb4fbL7gAAAIUBAAATAAAAW0NvbnRlbnRfVHlwZXNdLnhtbHyQz07DMAyH&#10;70i8Q+QralM4IITa7kDhCAiNB7ASt43WOlEcyvb2pNu4IODoPz9/n1xv9vOkForiPDdwXVagiI23&#10;jocG3rdPxR0oScgWJ8/UwIEENu3lRb09BBKV0ywNjCmFe63FjDSjlD4Q50nv44wpl3HQAc0OB9I3&#10;VXWrjedEnIq03oC27qjHjympx31un0wiTQLq4bS4shrAECZnMGVTvbD9QSnOhDInjzsyuiBXWQP0&#10;r4R18jfgnHvJr4nOknrFmJ5xzhraRtHWf3Kkpfz/yGo5S+H73hkquyhdjr3R8m2lj09svwAAAP//&#10;AwBQSwMEFAAGAAgAAAAhAFr0LFu/AAAAFQEAAAsAAABfcmVscy8ucmVsc2zPwWrDMAwG4Ptg72B0&#10;X5TuUMaI01uh19I+gLGVxCy2jGSy9e1nemrHjpL4P0nD4SetZiPRyNnCruvBUPYcYp4tXC/Htw8w&#10;Wl0ObuVMFm6kcBhfX4Yzra62kC6xqGlKVgtLreUTUf1CyWnHhXKbTCzJ1VbKjMX5LzcTvvf9HuXR&#10;gPHJNKdgQU5hB+ZyK23zHztFL6w81c5zQp6m6P9TMfB3PtPWFCczVQtB9N4U2rp2HOA44NMz4y8A&#10;AAD//wMAUEsDBBQABgAIAAAAIQDfO0xIvgAAANsAAAAPAAAAZHJzL2Rvd25yZXYueG1sRE9Ni8Iw&#10;EL0v+B/CCHtbp4qIVKOooHgStl3Y69CMbbGZ1CZq99+bBcHbPN7nLNe9bdSdO1870TAeJaBYCmdq&#10;KTX85PuvOSgfSAw1TljDH3tYrwYfS0qNe8g337NQqhgiPiUNVQhtiuiLii35kWtZInd2naUQYVei&#10;6egRw22DkySZoaVaYkNFLe8qLi7ZzWpg1+fT6zXbHg6/oRxzjs0JUevPYb9ZgArch7f45T6aOH8K&#10;/7/EA3D1BAAA//8DAFBLAQItABQABgAIAAAAIQDb4fbL7gAAAIUBAAATAAAAAAAAAAAAAAAAAAAA&#10;AABbQ29udGVudF9UeXBlc10ueG1sUEsBAi0AFAAGAAgAAAAhAFr0LFu/AAAAFQEAAAsAAAAAAAAA&#10;AAAAAAAAHwEAAF9yZWxzLy5yZWxzUEsBAi0AFAAGAAgAAAAhAN87TEi+AAAA2wAAAA8AAAAAAAAA&#10;AAAAAAAABwIAAGRycy9kb3ducmV2LnhtbFBLBQYAAAAAAwADALcAAADyAgAAAAA=&#10;" path="m1179195,l,,,391782r1705229,l1664970,383830r-36195,-14149l1566164,326238r-27559,-27568l1512824,268352r-24638,-32209l1440053,169532r-24638,-32703l1389634,105702,1362202,77000,1332484,51574,1299845,30302,1263777,14046,1223772,3657,1179195,xe" fillcolor="#8dc53e" stroked="f">
-                <v:path arrowok="t"/>
-              </v:shape>
-              <v:shape id="Graphic 15" o:spid="_x0000_s1028" style="position:absolute;left:6878;width:17056;height:3917;visibility:visible;mso-wrap-style:square;v-text-anchor:top" coordsize="1705610,391795" o:gfxdata="UEsDBBQABgAIAAAAIQDb4fbL7gAAAIUBAAATAAAAW0NvbnRlbnRfVHlwZXNdLnhtbHyQz07DMAyH&#10;70i8Q+QralM4IITa7kDhCAiNB7ASt43WOlEcyvb2pNu4IODoPz9/n1xv9vOkForiPDdwXVagiI23&#10;jocG3rdPxR0oScgWJ8/UwIEENu3lRb09BBKV0ywNjCmFe63FjDSjlD4Q50nv44wpl3HQAc0OB9I3&#10;VXWrjedEnIq03oC27qjHjympx31un0wiTQLq4bS4shrAECZnMGVTvbD9QSnOhDInjzsyuiBXWQP0&#10;r4R18jfgnHvJr4nOknrFmJ5xzhraRtHWf3Kkpfz/yGo5S+H73hkquyhdjr3R8m2lj09svwAAAP//&#10;AwBQSwMEFAAGAAgAAAAhAFr0LFu/AAAAFQEAAAsAAABfcmVscy8ucmVsc2zPwWrDMAwG4Ptg72B0&#10;X5TuUMaI01uh19I+gLGVxCy2jGSy9e1nemrHjpL4P0nD4SetZiPRyNnCruvBUPYcYp4tXC/Htw8w&#10;Wl0ObuVMFm6kcBhfX4Yzra62kC6xqGlKVgtLreUTUf1CyWnHhXKbTCzJ1VbKjMX5LzcTvvf9HuXR&#10;gPHJNKdgQU5hB+ZyK23zHztFL6w81c5zQp6m6P9TMfB3PtPWFCczVQtB9N4U2rp2HOA44NMz4y8A&#10;AAD//wMAUEsDBBQABgAIAAAAIQDrcVdJvwAAANsAAAAPAAAAZHJzL2Rvd25yZXYueG1sRE9NawIx&#10;EL0X/A9hhN5qVqFit0YRQVt6q9b7sJlugpvJkkzd7b9vCoXe5vE+Z70dQ6dulLKPbGA+q0ARN9F6&#10;bg18nA8PK1BZkC12kcnAN2XYbiZ3a6xtHPidbidpVQnhXKMBJ9LXWufGUcA8iz1x4T5jCigFplbb&#10;hEMJD51eVNVSB/RcGhz2tHfUXE9fwcDiop9eLvPj4Lu3ZRPdSpI/ijH303H3DEpolH/xn/vVlvmP&#10;8PtLOUBvfgAAAP//AwBQSwECLQAUAAYACAAAACEA2+H2y+4AAACFAQAAEwAAAAAAAAAAAAAAAAAA&#10;AAAAW0NvbnRlbnRfVHlwZXNdLnhtbFBLAQItABQABgAIAAAAIQBa9CxbvwAAABUBAAALAAAAAAAA&#10;AAAAAAAAAB8BAABfcmVscy8ucmVsc1BLAQItABQABgAIAAAAIQDrcVdJvwAAANsAAAAPAAAAAAAA&#10;AAAAAAAAAAcCAABkcnMvZG93bnJldi54bWxQSwUGAAAAAAMAAwC3AAAA8wIAAAAA&#10;" path="m1179169,l,,,391782r1705203,l1665071,383830r-36195,-14149l1596110,350197r-29845,-23959l1538706,298670r-25908,-30318l1488160,236143r-48133,-66611l1415389,136829r-25654,-31127l1362176,77000,1332458,51574,1299819,30302,1263878,14046,1223746,3657,1179169,xe" fillcolor="#4d843c" stroked="f">
-                <v:path arrowok="t"/>
-              </v:shape>
-              <v:shape id="Graphic 16" o:spid="_x0000_s1029" style="position:absolute;width:14871;height:3917;visibility:visible;mso-wrap-style:square;v-text-anchor:top" coordsize="1487170,391795" o:gfxdata="UEsDBBQABgAIAAAAIQDb4fbL7gAAAIUBAAATAAAAW0NvbnRlbnRfVHlwZXNdLnhtbHyQz07DMAyH&#10;70i8Q+QralM4IITa7kDhCAiNB7ASt43WOlEcyvb2pNu4IODoPz9/n1xv9vOkForiPDdwXVagiI23&#10;jocG3rdPxR0oScgWJ8/UwIEENu3lRb09BBKV0ywNjCmFe63FjDSjlD4Q50nv44wpl3HQAc0OB9I3&#10;VXWrjedEnIq03oC27qjHjympx31un0wiTQLq4bS4shrAECZnMGVTvbD9QSnOhDInjzsyuiBXWQP0&#10;r4R18jfgnHvJr4nOknrFmJ5xzhraRtHWf3Kkpfz/yGo5S+H73hkquyhdjr3R8m2lj09svwAAAP//&#10;AwBQSwMEFAAGAAgAAAAhAFr0LFu/AAAAFQEAAAsAAABfcmVscy8ucmVsc2zPwWrDMAwG4Ptg72B0&#10;X5TuUMaI01uh19I+gLGVxCy2jGSy9e1nemrHjpL4P0nD4SetZiPRyNnCruvBUPYcYp4tXC/Htw8w&#10;Wl0ObuVMFm6kcBhfX4Yzra62kC6xqGlKVgtLreUTUf1CyWnHhXKbTCzJ1VbKjMX5LzcTvvf9HuXR&#10;gPHJNKdgQU5hB+ZyK23zHztFL6w81c5zQp6m6P9TMfB3PtPWFCczVQtB9N4U2rp2HOA44NMz4y8A&#10;AAD//wMAUEsDBBQABgAIAAAAIQCFoh6gwwAAANsAAAAPAAAAZHJzL2Rvd25yZXYueG1sRE9Na8JA&#10;EL0L/odlBC9SN4qIRFcRQagVwWop9DZmxySYnU2zWxP99a4g9DaP9zmzRWMKcaXK5ZYVDPoRCOLE&#10;6pxTBV/H9dsEhPPIGgvLpOBGDhbzdmuGsbY1f9L14FMRQtjFqCDzvoyldElGBl3flsSBO9vKoA+w&#10;SqWusA7hppDDKBpLgzmHhgxLWmWUXA5/RsGuPu0HvW8/+t2b+7338bNZbralUt1Os5yC8NT4f/HL&#10;/a7D/DE8fwkHyPkDAAD//wMAUEsBAi0AFAAGAAgAAAAhANvh9svuAAAAhQEAABMAAAAAAAAAAAAA&#10;AAAAAAAAAFtDb250ZW50X1R5cGVzXS54bWxQSwECLQAUAAYACAAAACEAWvQsW78AAAAVAQAACwAA&#10;AAAAAAAAAAAAAAAfAQAAX3JlbHMvLnJlbHNQSwECLQAUAAYACAAAACEAhaIeoMMAAADbAAAADwAA&#10;AAAAAAAAAAAAAAAHAgAAZHJzL2Rvd25yZXYueG1sUEsFBgAAAAADAAMAtwAAAPcCAAAAAA==&#10;" path="m961111,l,,,391782r1487171,l1446912,383830r-36195,-14149l1348106,326238r-27559,-27568l1294766,268352r-24638,-32209l1221995,169532r-24613,-32703l1171626,105702,1144156,77000,1114413,51574,1081812,30302,1045769,14046,1005726,3657,961111,xe" fillcolor="#1f763a" stroked="f">
-                <v:path arrowok="t"/>
-              </v:shape>
-              <w10:wrap anchorx="page" anchory="page"/>
-            </v:group>
-          </w:pict>
-        </mc:Fallback>
-      </mc:AlternateContent>
-    </w:r>
-    <w:r>
-      <w:rPr>
-        <w:noProof/>
-        <w:sz w:val="20"/>
-      </w:rPr>
-      <w:drawing>
-        <wp:anchor distT="0" distB="0" distL="0" distR="0" simplePos="0" relativeHeight="487369216" behindDoc="1" locked="0" layoutInCell="1" allowOverlap="1" wp14:anchorId="33D3244A" wp14:editId="4623FEE1">
-          <wp:simplePos x="0" y="0"/>
-          <wp:positionH relativeFrom="page">
-            <wp:posOffset>4533265</wp:posOffset>
-          </wp:positionH>
-          <wp:positionV relativeFrom="page">
-            <wp:posOffset>10279379</wp:posOffset>
-          </wp:positionV>
-          <wp:extent cx="231444" cy="229527"/>
-          <wp:effectExtent l="0" t="0" r="0" b="0"/>
-          <wp:wrapNone/>
-          <wp:docPr id="17" name="Image 17"/>
-          <wp:cNvGraphicFramePr>
-            <a:graphicFrameLocks xmlns:a="http://schemas.openxmlformats.org/drawingml/2006/main"/>
-          </wp:cNvGraphicFramePr>
-          <a:graphic xmlns:a="http://schemas.openxmlformats.org/drawingml/2006/main">
-            <a:graphicData uri="http://schemas.openxmlformats.org/drawingml/2006/picture">
-              <pic:pic xmlns:pic="http://schemas.openxmlformats.org/drawingml/2006/picture">
-                <pic:nvPicPr>
-                  <pic:cNvPr id="17" name="Image 17"/>
-                  <pic:cNvPicPr/>
-                </pic:nvPicPr>
-                <pic:blipFill>
-                  <a:blip r:embed="rId1" cstate="print"/>
-                  <a:stretch>
-                    <a:fillRect/>
-                  </a:stretch>
-                </pic:blipFill>
-                <pic:spPr>
-                  <a:xfrm>
-                    <a:off x="0" y="0"/>
-                    <a:ext cx="231444" cy="229527"/>
-                  </a:xfrm>
-                  <a:prstGeom prst="rect">
-                    <a:avLst/>
-                  </a:prstGeom>
-                </pic:spPr>
-              </pic:pic>
-            </a:graphicData>
-          </a:graphic>
-        </wp:anchor>
-      </w:drawing>
-    </w:r>
-    <w:r>
-      <w:rPr>
-        <w:noProof/>
-        <w:sz w:val="20"/>
-      </w:rPr>
-      <w:drawing>
-        <wp:anchor distT="0" distB="0" distL="0" distR="0" simplePos="0" relativeHeight="487369728" behindDoc="1" locked="0" layoutInCell="1" allowOverlap="1" wp14:anchorId="6DF5C8F7" wp14:editId="092B93A9">
-          <wp:simplePos x="0" y="0"/>
-          <wp:positionH relativeFrom="page">
-            <wp:posOffset>6661150</wp:posOffset>
-          </wp:positionH>
-          <wp:positionV relativeFrom="page">
-            <wp:posOffset>10278744</wp:posOffset>
-          </wp:positionV>
-          <wp:extent cx="231444" cy="229527"/>
-          <wp:effectExtent l="0" t="0" r="0" b="0"/>
-          <wp:wrapNone/>
-          <wp:docPr id="18" name="Image 18"/>
-          <wp:cNvGraphicFramePr>
-            <a:graphicFrameLocks xmlns:a="http://schemas.openxmlformats.org/drawingml/2006/main"/>
-          </wp:cNvGraphicFramePr>
-          <a:graphic xmlns:a="http://schemas.openxmlformats.org/drawingml/2006/main">
-            <a:graphicData uri="http://schemas.openxmlformats.org/drawingml/2006/picture">
-              <pic:pic xmlns:pic="http://schemas.openxmlformats.org/drawingml/2006/picture">
-                <pic:nvPicPr>
-                  <pic:cNvPr id="18" name="Image 18"/>
-                  <pic:cNvPicPr/>
-                </pic:nvPicPr>
-                <pic:blipFill>
-                  <a:blip r:embed="rId2" cstate="print"/>
-                  <a:stretch>
-                    <a:fillRect/>
-                  </a:stretch>
-                </pic:blipFill>
-                <pic:spPr>
-                  <a:xfrm>
-                    <a:off x="0" y="0"/>
-                    <a:ext cx="231444" cy="229527"/>
-                  </a:xfrm>
-                  <a:prstGeom prst="rect">
-                    <a:avLst/>
-                  </a:prstGeom>
-                </pic:spPr>
-              </pic:pic>
-            </a:graphicData>
-          </a:graphic>
-        </wp:anchor>
-      </w:drawing>
-    </w:r>
-    <w:r>
-      <w:rPr>
-        <w:noProof/>
-        <w:sz w:val="20"/>
-      </w:rPr>
-      <w:drawing>
-        <wp:anchor distT="0" distB="0" distL="0" distR="0" simplePos="0" relativeHeight="487370240" behindDoc="1" locked="0" layoutInCell="1" allowOverlap="1" wp14:anchorId="67CC6B78" wp14:editId="2843D9D3">
-          <wp:simplePos x="0" y="0"/>
-          <wp:positionH relativeFrom="page">
-            <wp:posOffset>3522345</wp:posOffset>
-          </wp:positionH>
-          <wp:positionV relativeFrom="page">
-            <wp:posOffset>10277475</wp:posOffset>
-          </wp:positionV>
-          <wp:extent cx="231444" cy="229527"/>
-          <wp:effectExtent l="0" t="0" r="0" b="0"/>
-          <wp:wrapNone/>
-          <wp:docPr id="19" name="Image 19"/>
-          <wp:cNvGraphicFramePr>
-            <a:graphicFrameLocks xmlns:a="http://schemas.openxmlformats.org/drawingml/2006/main"/>
-          </wp:cNvGraphicFramePr>
-          <a:graphic xmlns:a="http://schemas.openxmlformats.org/drawingml/2006/main">
-            <a:graphicData uri="http://schemas.openxmlformats.org/drawingml/2006/picture">
-              <pic:pic xmlns:pic="http://schemas.openxmlformats.org/drawingml/2006/picture">
-                <pic:nvPicPr>
-                  <pic:cNvPr id="19" name="Image 19"/>
-                  <pic:cNvPicPr/>
-                </pic:nvPicPr>
-                <pic:blipFill>
-                  <a:blip r:embed="rId3" cstate="print"/>
-                  <a:stretch>
-                    <a:fillRect/>
-                  </a:stretch>
-                </pic:blipFill>
-                <pic:spPr>
-                  <a:xfrm>
-                    <a:off x="0" y="0"/>
-                    <a:ext cx="231444" cy="229527"/>
-                  </a:xfrm>
-                  <a:prstGeom prst="rect">
-                    <a:avLst/>
-                  </a:prstGeom>
-                </pic:spPr>
-              </pic:pic>
-            </a:graphicData>
-          </a:graphic>
-        </wp:anchor>
-      </w:drawing>
-    </w:r>
-    <w:r>
-      <w:rPr>
-        <w:noProof/>
-        <w:sz w:val="20"/>
-      </w:rPr>
-      <mc:AlternateContent>
-        <mc:Choice Requires="wps">
-          <w:drawing>
-            <wp:anchor distT="0" distB="0" distL="0" distR="0" simplePos="0" relativeHeight="487370752" behindDoc="1" locked="0" layoutInCell="1" allowOverlap="1" wp14:anchorId="4E083776" wp14:editId="2C449278">
-              <wp:simplePos x="0" y="0"/>
-              <wp:positionH relativeFrom="page">
-                <wp:posOffset>3941190</wp:posOffset>
-              </wp:positionH>
-              <wp:positionV relativeFrom="page">
-                <wp:posOffset>10292185</wp:posOffset>
-              </wp:positionV>
-              <wp:extent cx="513715" cy="200660"/>
-              <wp:effectExtent l="0" t="0" r="0" b="0"/>
-              <wp:wrapNone/>
-              <wp:docPr id="20" name="Textbox 20"/>
-              <wp:cNvGraphicFramePr>
-                <a:graphicFrameLocks xmlns:a="http://schemas.openxmlformats.org/drawingml/2006/main"/>
-              </wp:cNvGraphicFramePr>
-              <a:graphic xmlns:a="http://schemas.openxmlformats.org/drawingml/2006/main">
-                <a:graphicData uri="http://schemas.microsoft.com/office/word/2010/wordprocessingShape">
-                  <wps:wsp>
-                    <wps:cNvSpPr txBox="1">
-                      <a:spLocks/>
-                    </wps:cNvSpPr>
-                    <wps:spPr>
-                      <a:xfrm>
-                        <a:off x="0" y="0"/>
-                        <a:ext cx="513715" cy="200660"/>
-                      </a:xfrm>
-                      <a:prstGeom prst="rect">
-                        <a:avLst/>
-                      </a:prstGeom>
-                    </wps:spPr>
-                    <wps:txbx>
-                      <w:txbxContent>
-                        <w:p>
-                          <w:pPr>
-                            <w:spacing w:before="16" w:line="247" w:lineRule="auto"/>
-                            <w:ind w:left="22" w:right="18" w:hanging="3"/>
-                            <w:rPr>
-                              <w:rFonts w:ascii="Arial MT"/>
-                              <w:sz w:val="12"/>
-                            </w:rPr>
-                          </w:pPr>
-                          <w:hyperlink r:id="rId4">
-                            <w:r>
-                              <w:rPr>
-                                <w:rFonts w:ascii="Arial MT"/>
-                                <w:color w:val="404041"/>
-                                <w:spacing w:val="-2"/>
-                                <w:w w:val="80"/>
-                                <w:sz w:val="12"/>
-                              </w:rPr>
-                              <w:t>info@uteq.edu.ec</w:t>
-                            </w:r>
-                          </w:hyperlink>
-                          <w:r>
-                            <w:rPr>
-                              <w:rFonts w:ascii="Arial MT"/>
-                              <w:color w:val="404041"/>
-                              <w:spacing w:val="40"/>
-                              <w:sz w:val="12"/>
-                            </w:rPr>
-                            <w:t xml:space="preserve"> </w:t>
-                          </w:r>
-                          <w:hyperlink r:id="rId5">
-                            <w:r>
-                              <w:rPr>
-                                <w:rFonts w:ascii="Arial MT"/>
-                                <w:color w:val="404041"/>
-                                <w:spacing w:val="-2"/>
-                                <w:w w:val="80"/>
-                                <w:sz w:val="12"/>
-                              </w:rPr>
-                              <w:t>www.uteq.edu.ec</w:t>
-                            </w:r>
-                          </w:hyperlink>
-                        </w:p>
-                      </w:txbxContent>
-                    </wps:txbx>
-                    <wps:bodyPr wrap="square" lIns="0" tIns="0" rIns="0" bIns="0" rtlCol="0">
-                      <a:noAutofit/>
-                    </wps:bodyPr>
-                  </wps:wsp>
-                </a:graphicData>
-              </a:graphic>
-            </wp:anchor>
-          </w:drawing>
-        </mc:Choice>
-        <mc:Fallback>
-          <w:pict>
-            <v:shapetype w14:anchorId="4E083776" id="_x0000_t202" coordsize="21600,21600" o:spt="202" path="m,l,21600r21600,l21600,xe">
-              <v:stroke joinstyle="miter"/>
-              <v:path gradientshapeok="t" o:connecttype="rect"/>
-            </v:shapetype>
-            <v:shape id="Textbox 20" o:spid="_x0000_s1027" type="#_x0000_t202" style="position:absolute;margin-left:310.35pt;margin-top:810.4pt;width:40.45pt;height:15.8pt;z-index:-15945728;visibility:visible;mso-wrap-style:square;mso-wrap-distance-left:0;mso-wrap-distance-top:0;mso-wrap-distance-right:0;mso-wrap-distance-bottom:0;mso-position-horizontal:absolute;mso-position-horizontal-relative:page;mso-position-vertical:absolute;mso-position-vertical-relative:page;v-text-anchor:top" o:gfxdata="UEsDBBQABgAIAAAAIQC2gziS/gAAAOEBAAATAAAAW0NvbnRlbnRfVHlwZXNdLnhtbJSRQU7DMBBF&#10;90jcwfIWJU67QAgl6YK0S0CoHGBkTxKLZGx5TGhvj5O2G0SRWNoz/78nu9wcxkFMGNg6quQqL6RA&#10;0s5Y6ir5vt9lD1JwBDIwOMJKHpHlpr69KfdHjyxSmriSfYz+USnWPY7AufNIadK6MEJMx9ApD/oD&#10;OlTrorhX2lFEilmcO2RdNtjC5xDF9pCuTyYBB5bi6bQ4syoJ3g9WQ0ymaiLzg5KdCXlKLjvcW893&#10;SUOqXwnz5DrgnHtJTxOsQfEKIT7DmDSUCaxw7Rqn8787ZsmRM9e2VmPeBN4uqYvTtW7jvijg9N/y&#10;JsXecLq0q+WD6m8AAAD//wMAUEsDBBQABgAIAAAAIQA4/SH/1gAAAJQBAAALAAAAX3JlbHMvLnJl&#10;bHOkkMFqwzAMhu+DvYPRfXGawxijTi+j0GvpHsDYimMaW0Yy2fr2M4PBMnrbUb/Q94l/f/hMi1qR&#10;JVI2sOt6UJgd+ZiDgffL8ekFlFSbvV0oo4EbChzGx4f9GRdb25HMsYhqlCwG5lrLq9biZkxWOiqY&#10;22YiTra2kYMu1l1tQD30/bPm3wwYN0x18gb45AdQl1tp5j/sFB2T0FQ7R0nTNEV3j6o9feQzro1i&#10;OWA14Fm+Q8a1a8+Bvu/d/dMb2JY5uiPbhG/ktn4cqGU/er3pcvwCAAD//wMAUEsDBBQABgAIAAAA&#10;IQBAEf3WlQEAACEDAAAOAAAAZHJzL2Uyb0RvYy54bWysUt2OEyEUvjfxHQj3lnbNrmbS6UbdaEw2&#10;arLrA1AGOsSBg+fQzvTtPbDT1ujdZm/gAIeP74f17RQGcbBIHmIrV4ulFDYa6HzctfLn4+c376Wg&#10;rGOnB4i2lUdL8nbz+tV6TI29gh6GzqJgkEjNmFrZ55wapcj0NmhaQLKRDx1g0JmXuFMd6pHRw6Cu&#10;lssbNQJ2CcFYIt69ezqUm4rvnDX5u3NksxhaydxyHbGO2zKqzVo3O9Sp92amoZ/BImgf+dEz1J3O&#10;WuzR/wcVvEEgcHlhIChwzhtbNbCa1fIfNQ+9TrZqYXMonW2il4M13w4P6QeKPH2EiQOsIijdg/lF&#10;7I0aEzVzT/GUGuLuInRyGMrMEgRfZG+PZz/tlIXhzevV23eraykMH5Wwbqrf6nI5IeUvFoIoRSuR&#10;46oE9OGecnleN6eWmcvT84VInraT8F3hzJ1lZwvdkaWMnGYr6fdeo5Vi+BrZrhL9qcBTsT0VmIdP&#10;UD9IURThwz6D85XABXcmwDlUXvOfKUH/va5dl5+9+QMAAP//AwBQSwMEFAAGAAgAAAAhANvxOvLg&#10;AAAADQEAAA8AAABkcnMvZG93bnJldi54bWxMj0FPwzAMhe9I/IfISNxYsgo6KE2nCcEJCdGVA8e0&#10;8dpqjVOabCv/Hu80brbf0/P38vXsBnHEKfSeNCwXCgRS421PrYav6u3uEUSIhqwZPKGGXwywLq6v&#10;cpNZf6ISj9vYCg6hkBkNXYxjJmVoOnQmLPyIxNrOT85EXqdW2smcONwNMlEqlc70xB86M+JLh81+&#10;e3AaNt9UvvY/H/VnuSv7qnpS9J7utb69mTfPICLO8WKGMz6jQ8FMtT+QDWLQkCZqxVYWeOISbFmp&#10;ZQqiPp8eknuQRS7/tyj+AAAA//8DAFBLAQItABQABgAIAAAAIQC2gziS/gAAAOEBAAATAAAAAAAA&#10;AAAAAAAAAAAAAABbQ29udGVudF9UeXBlc10ueG1sUEsBAi0AFAAGAAgAAAAhADj9If/WAAAAlAEA&#10;AAsAAAAAAAAAAAAAAAAALwEAAF9yZWxzLy5yZWxzUEsBAi0AFAAGAAgAAAAhAEAR/daVAQAAIQMA&#10;AA4AAAAAAAAAAAAAAAAALgIAAGRycy9lMm9Eb2MueG1sUEsBAi0AFAAGAAgAAAAhANvxOvLgAAAA&#10;DQEAAA8AAAAAAAAAAAAAAAAA7wMAAGRycy9kb3ducmV2LnhtbFBLBQYAAAAABAAEAPMAAAD8BAAA&#10;AAA=&#10;" filled="f" stroked="f">
-              <v:textbox inset="0,0,0,0">
-                <w:txbxContent>
-                  <w:p>
-                    <w:pPr>
-                      <w:spacing w:before="16" w:line="247" w:lineRule="auto"/>
-                      <w:ind w:left="22" w:right="18" w:hanging="3"/>
-                      <w:rPr>
-                        <w:rFonts w:ascii="Arial MT"/>
-                        <w:sz w:val="12"/>
-                      </w:rPr>
-                    </w:pPr>
-                    <w:hyperlink r:id="rId6">
-                      <w:r>
-                        <w:rPr>
-                          <w:rFonts w:ascii="Arial MT"/>
-                          <w:color w:val="404041"/>
-                          <w:spacing w:val="-2"/>
-                          <w:w w:val="80"/>
-                          <w:sz w:val="12"/>
-                        </w:rPr>
-                        <w:t>info@uteq.edu.ec</w:t>
-                      </w:r>
-                    </w:hyperlink>
-                    <w:r>
-                      <w:rPr>
-                        <w:rFonts w:ascii="Arial MT"/>
-                        <w:color w:val="404041"/>
-                        <w:spacing w:val="40"/>
-                        <w:sz w:val="12"/>
-                      </w:rPr>
-                      <w:t xml:space="preserve"> </w:t>
-                    </w:r>
-                    <w:hyperlink r:id="rId7">
-                      <w:r>
-                        <w:rPr>
-                          <w:rFonts w:ascii="Arial MT"/>
-                          <w:color w:val="404041"/>
-                          <w:spacing w:val="-2"/>
-                          <w:w w:val="80"/>
-                          <w:sz w:val="12"/>
-                        </w:rPr>
-                        <w:t>www.uteq.edu.ec</w:t>
-                      </w:r>
-                    </w:hyperlink>
-                  </w:p>
-                </w:txbxContent>
-              </v:textbox>
-              <w10:wrap anchorx="page" anchory="page"/>
-            </v:shape>
-          </w:pict>
-        </mc:Fallback>
-      </mc:AlternateContent>
-    </w:r>
-    <w:r>
-      <w:rPr>
-        <w:noProof/>
-        <w:sz w:val="20"/>
-      </w:rPr>
-      <mc:AlternateContent>
-        <mc:Choice Requires="wps">
-          <w:drawing>
-            <wp:anchor distT="0" distB="0" distL="0" distR="0" simplePos="0" relativeHeight="487371264" behindDoc="1" locked="0" layoutInCell="1" allowOverlap="1" wp14:anchorId="5DB3CEF2" wp14:editId="56171372">
-              <wp:simplePos x="0" y="0"/>
-              <wp:positionH relativeFrom="page">
-                <wp:posOffset>4988433</wp:posOffset>
-              </wp:positionH>
-              <wp:positionV relativeFrom="page">
-                <wp:posOffset>10290661</wp:posOffset>
-              </wp:positionV>
-              <wp:extent cx="1605915" cy="202565"/>
-              <wp:effectExtent l="0" t="0" r="0" b="0"/>
-              <wp:wrapNone/>
-              <wp:docPr id="21" name="Textbox 21"/>
-              <wp:cNvGraphicFramePr>
-                <a:graphicFrameLocks xmlns:a="http://schemas.openxmlformats.org/drawingml/2006/main"/>
-              </wp:cNvGraphicFramePr>
-              <a:graphic xmlns:a="http://schemas.openxmlformats.org/drawingml/2006/main">
-                <a:graphicData uri="http://schemas.microsoft.com/office/word/2010/wordprocessingShape">
-                  <wps:wsp>
-                    <wps:cNvSpPr txBox="1">
-                      <a:spLocks/>
-                    </wps:cNvSpPr>
-                    <wps:spPr>
-                      <a:xfrm>
-                        <a:off x="0" y="0"/>
-                        <a:ext cx="1605915" cy="202565"/>
-                      </a:xfrm>
-                      <a:prstGeom prst="rect">
-                        <a:avLst/>
-                      </a:prstGeom>
-                    </wps:spPr>
-                    <wps:txbx>
-                      <w:txbxContent>
-                        <w:p>
-                          <w:pPr>
-                            <w:spacing w:before="16" w:line="249" w:lineRule="auto"/>
-                            <w:ind w:left="20" w:right="18" w:firstLine="290"/>
-                            <w:rPr>
-                              <w:rFonts w:ascii="Arial MT" w:hAnsi="Arial MT"/>
-                              <w:sz w:val="12"/>
-                            </w:rPr>
-                          </w:pPr>
-                          <w:r>
-                            <w:rPr>
-                              <w:rFonts w:ascii="Arial MT" w:hAnsi="Arial MT"/>
-                              <w:color w:val="404041"/>
-                              <w:w w:val="80"/>
-                              <w:sz w:val="12"/>
-                            </w:rPr>
-                            <w:t>Campus Central, Av. Quito km. 1 1/2 vía a Santo</w:t>
-                          </w:r>
-                          <w:r>
-                            <w:rPr>
-                              <w:rFonts w:ascii="Arial MT" w:hAnsi="Arial MT"/>
-                              <w:color w:val="404041"/>
-                              <w:spacing w:val="40"/>
-                              <w:sz w:val="12"/>
-                            </w:rPr>
-                            <w:t xml:space="preserve"> </w:t>
-                          </w:r>
-                          <w:r>
-                            <w:rPr>
-                              <w:rFonts w:ascii="Arial MT" w:hAnsi="Arial MT"/>
-                              <w:color w:val="404041"/>
-                              <w:w w:val="80"/>
-                              <w:sz w:val="12"/>
-                            </w:rPr>
-                            <w:t>Domingo</w:t>
-                          </w:r>
-                          <w:r>
-                            <w:rPr>
-                              <w:rFonts w:ascii="Arial MT" w:hAnsi="Arial MT"/>
-                              <w:color w:val="404041"/>
-                              <w:spacing w:val="14"/>
-                              <w:sz w:val="12"/>
-                            </w:rPr>
-                            <w:t xml:space="preserve"> </w:t>
-                          </w:r>
-                          <w:r>
-                            <w:rPr>
-                              <w:rFonts w:ascii="Arial MT" w:hAnsi="Arial MT"/>
-                              <w:color w:val="404041"/>
-                              <w:w w:val="80"/>
-                              <w:sz w:val="12"/>
-                            </w:rPr>
-                            <w:t>de</w:t>
-                          </w:r>
-                          <w:r>
-                            <w:rPr>
-                              <w:rFonts w:ascii="Arial MT" w:hAnsi="Arial MT"/>
-                              <w:color w:val="404041"/>
-                              <w:spacing w:val="14"/>
-                              <w:sz w:val="12"/>
-                            </w:rPr>
-                            <w:t xml:space="preserve"> </w:t>
-                          </w:r>
-                          <w:r>
-                            <w:rPr>
-                              <w:rFonts w:ascii="Arial MT" w:hAnsi="Arial MT"/>
-                              <w:color w:val="404041"/>
-                              <w:w w:val="80"/>
-                              <w:sz w:val="12"/>
-                            </w:rPr>
-                            <w:t>los</w:t>
-                          </w:r>
-                          <w:r>
-                            <w:rPr>
-                              <w:rFonts w:ascii="Arial MT" w:hAnsi="Arial MT"/>
-                              <w:color w:val="404041"/>
-                              <w:spacing w:val="7"/>
-                              <w:sz w:val="12"/>
-                            </w:rPr>
-                            <w:t xml:space="preserve"> </w:t>
-                          </w:r>
-                          <w:r>
-                            <w:rPr>
-                              <w:rFonts w:ascii="Arial MT" w:hAnsi="Arial MT"/>
-                              <w:color w:val="404041"/>
-                              <w:w w:val="80"/>
-                              <w:sz w:val="12"/>
-                            </w:rPr>
-                            <w:t>Tsáchilas.</w:t>
-                          </w:r>
-                          <w:r>
-                            <w:rPr>
-                              <w:rFonts w:ascii="Arial MT" w:hAnsi="Arial MT"/>
-                              <w:color w:val="404041"/>
-                              <w:spacing w:val="18"/>
-                              <w:sz w:val="12"/>
-                            </w:rPr>
-                            <w:t xml:space="preserve"> </w:t>
-                          </w:r>
-                          <w:r>
-                            <w:rPr>
-                              <w:rFonts w:ascii="Arial MT" w:hAnsi="Arial MT"/>
-                              <w:color w:val="404041"/>
-                              <w:w w:val="80"/>
-                              <w:sz w:val="12"/>
-                            </w:rPr>
-                            <w:t>Quevedo-Los</w:t>
-                          </w:r>
-                          <w:r>
-                            <w:rPr>
-                              <w:rFonts w:ascii="Arial MT" w:hAnsi="Arial MT"/>
-                              <w:color w:val="404041"/>
-                              <w:spacing w:val="15"/>
-                              <w:sz w:val="12"/>
-                            </w:rPr>
-                            <w:t xml:space="preserve"> </w:t>
-                          </w:r>
-                          <w:r>
-                            <w:rPr>
-                              <w:rFonts w:ascii="Arial MT" w:hAnsi="Arial MT"/>
-                              <w:color w:val="404041"/>
-                              <w:w w:val="80"/>
-                              <w:sz w:val="12"/>
-                            </w:rPr>
-                            <w:t>Ríos-</w:t>
-                          </w:r>
-                          <w:r>
-                            <w:rPr>
-                              <w:rFonts w:ascii="Arial MT" w:hAnsi="Arial MT"/>
-                              <w:color w:val="404041"/>
-                              <w:spacing w:val="-2"/>
-                              <w:w w:val="80"/>
-                              <w:sz w:val="12"/>
-                            </w:rPr>
-                            <w:t>Ecuador</w:t>
-                          </w:r>
-                        </w:p>
-                      </w:txbxContent>
-                    </wps:txbx>
-                    <wps:bodyPr wrap="square" lIns="0" tIns="0" rIns="0" bIns="0" rtlCol="0">
-                      <a:noAutofit/>
-                    </wps:bodyPr>
-                  </wps:wsp>
-                </a:graphicData>
-              </a:graphic>
-            </wp:anchor>
-          </w:drawing>
-        </mc:Choice>
-        <mc:Fallback>
-          <w:pict>
-            <v:shape w14:anchorId="5DB3CEF2" id="Textbox 21" o:spid="_x0000_s1028" type="#_x0000_t202" style="position:absolute;margin-left:392.8pt;margin-top:810.3pt;width:126.45pt;height:15.95pt;z-index:-15945216;visibility:visible;mso-wrap-style:square;mso-wrap-distance-left:0;mso-wrap-distance-top:0;mso-wrap-distance-right:0;mso-wrap-distance-bottom:0;mso-position-horizontal:absolute;mso-position-horizontal-relative:page;mso-position-vertical:absolute;mso-position-vertical-relative:page;v-text-anchor:top" o:gfxdata="UEsDBBQABgAIAAAAIQC2gziS/gAAAOEBAAATAAAAW0NvbnRlbnRfVHlwZXNdLnhtbJSRQU7DMBBF&#10;90jcwfIWJU67QAgl6YK0S0CoHGBkTxKLZGx5TGhvj5O2G0SRWNoz/78nu9wcxkFMGNg6quQqL6RA&#10;0s5Y6ir5vt9lD1JwBDIwOMJKHpHlpr69KfdHjyxSmriSfYz+USnWPY7AufNIadK6MEJMx9ApD/oD&#10;OlTrorhX2lFEilmcO2RdNtjC5xDF9pCuTyYBB5bi6bQ4syoJ3g9WQ0ymaiLzg5KdCXlKLjvcW893&#10;SUOqXwnz5DrgnHtJTxOsQfEKIT7DmDSUCaxw7Rqn8787ZsmRM9e2VmPeBN4uqYvTtW7jvijg9N/y&#10;JsXecLq0q+WD6m8AAAD//wMAUEsDBBQABgAIAAAAIQA4/SH/1gAAAJQBAAALAAAAX3JlbHMvLnJl&#10;bHOkkMFqwzAMhu+DvYPRfXGawxijTi+j0GvpHsDYimMaW0Yy2fr2M4PBMnrbUb/Q94l/f/hMi1qR&#10;JVI2sOt6UJgd+ZiDgffL8ekFlFSbvV0oo4EbChzGx4f9GRdb25HMsYhqlCwG5lrLq9biZkxWOiqY&#10;22YiTra2kYMu1l1tQD30/bPm3wwYN0x18gb45AdQl1tp5j/sFB2T0FQ7R0nTNEV3j6o9feQzro1i&#10;OWA14Fm+Q8a1a8+Bvu/d/dMb2JY5uiPbhG/ktn4cqGU/er3pcvwCAAD//wMAUEsDBBQABgAIAAAA&#10;IQCS9ntElgEAACIDAAAOAAAAZHJzL2Uyb0RvYy54bWysUtGu0zAMfUfiH6K8s3aTNkG17gq4AiFd&#10;AdKFD8jSZI1o4mBna/f3OFm3IXhDvDhO7Jycc5ztw+QHcTJIDkIrl4taChM0dC4cWvn924dXr6Wg&#10;pEKnBgimlWdD8mH38sV2jI1ZQQ9DZ1AwSKBmjK3sU4pNVZHujVe0gGgCFy2gV4m3eKg6VCOj+6Fa&#10;1fWmGgG7iKANEZ8+XopyV/CtNTp9sZZMEkMrmVsqEUvc51jttqo5oIq90zMN9Q8svHKBH71BPaqk&#10;xBHdX1DeaQQCmxYafAXWOm2KBlazrP9Q89yraIoWNofizSb6f7D68+k5fkWRpncw8QCLCIpPoH8Q&#10;e1ONkZq5J3tKDXF3FjpZ9HllCYIvsrfnm59mSkJntE29frNcS6G5tqpX6806G17db0ek9NGAFzlp&#10;JfK8CgN1eqJ0ab22zGQu72cmadpPwnWMnEHzyR66M2sZeZytpJ9HhUaK4VNgv/Lsrwlek/01wTS8&#10;h/JDsqQAb48JrCsE7rgzAR5EkTB/mjzp3/el6/61d78AAAD//wMAUEsDBBQABgAIAAAAIQCRPfIr&#10;4QAAAA4BAAAPAAAAZHJzL2Rvd25yZXYueG1sTI9BT4NAEIXvJv6HzZh4s7vFgEhZmsboycRI8eBx&#10;gSlsys4iu23x37uc7G1m3sub7+Xb2QzsjJPTliSsVwIYUmNbTZ2Er+rtIQXmvKJWDZZQwi862Ba3&#10;N7nKWnuhEs9737EQQi5TEnrvx4xz1/RolFvZESloBzsZ5cM6dbyd1CWEm4FHQiTcKE3hQ69GfOmx&#10;Oe5PRsLum8pX/fNRf5aHUlfVs6D35Cjl/d282wDzOPt/Myz4AR2KwFTbE7WODRKe0jgJ1iAkkQjT&#10;YhGPaQysXm5xFAMvcn5do/gDAAD//wMAUEsBAi0AFAAGAAgAAAAhALaDOJL+AAAA4QEAABMAAAAA&#10;AAAAAAAAAAAAAAAAAFtDb250ZW50X1R5cGVzXS54bWxQSwECLQAUAAYACAAAACEAOP0h/9YAAACU&#10;AQAACwAAAAAAAAAAAAAAAAAvAQAAX3JlbHMvLnJlbHNQSwECLQAUAAYACAAAACEAkvZ7RJYBAAAi&#10;AwAADgAAAAAAAAAAAAAAAAAuAgAAZHJzL2Uyb0RvYy54bWxQSwECLQAUAAYACAAAACEAkT3yK+EA&#10;AAAOAQAADwAAAAAAAAAAAAAAAADwAwAAZHJzL2Rvd25yZXYueG1sUEsFBgAAAAAEAAQA8wAAAP4E&#10;AAAAAA==&#10;" filled="f" stroked="f">
-              <v:textbox inset="0,0,0,0">
-                <w:txbxContent>
-                  <w:p>
-                    <w:pPr>
-                      <w:spacing w:before="16" w:line="249" w:lineRule="auto"/>
-                      <w:ind w:left="20" w:right="18" w:firstLine="290"/>
-                      <w:rPr>
-                        <w:rFonts w:ascii="Arial MT" w:hAnsi="Arial MT"/>
-                        <w:sz w:val="12"/>
-                      </w:rPr>
-                    </w:pPr>
-                    <w:r>
-                      <w:rPr>
-                        <w:rFonts w:ascii="Arial MT" w:hAnsi="Arial MT"/>
-                        <w:color w:val="404041"/>
-                        <w:w w:val="80"/>
-                        <w:sz w:val="12"/>
-                      </w:rPr>
-                      <w:t>Campus Central, Av. Quito km. 1 1/2 vía a Santo</w:t>
-                    </w:r>
-                    <w:r>
-                      <w:rPr>
-                        <w:rFonts w:ascii="Arial MT" w:hAnsi="Arial MT"/>
-                        <w:color w:val="404041"/>
-                        <w:spacing w:val="40"/>
-                        <w:sz w:val="12"/>
-                      </w:rPr>
-                      <w:t xml:space="preserve"> </w:t>
-                    </w:r>
-                    <w:r>
-                      <w:rPr>
-                        <w:rFonts w:ascii="Arial MT" w:hAnsi="Arial MT"/>
-                        <w:color w:val="404041"/>
-                        <w:w w:val="80"/>
-                        <w:sz w:val="12"/>
-                      </w:rPr>
-                      <w:t>Domingo</w:t>
-                    </w:r>
-                    <w:r>
-                      <w:rPr>
-                        <w:rFonts w:ascii="Arial MT" w:hAnsi="Arial MT"/>
-                        <w:color w:val="404041"/>
-                        <w:spacing w:val="14"/>
-                        <w:sz w:val="12"/>
-                      </w:rPr>
-                      <w:t xml:space="preserve"> </w:t>
-                    </w:r>
-                    <w:r>
-                      <w:rPr>
-                        <w:rFonts w:ascii="Arial MT" w:hAnsi="Arial MT"/>
-                        <w:color w:val="404041"/>
-                        <w:w w:val="80"/>
-                        <w:sz w:val="12"/>
-                      </w:rPr>
-                      <w:t>de</w:t>
-                    </w:r>
-                    <w:r>
-                      <w:rPr>
-                        <w:rFonts w:ascii="Arial MT" w:hAnsi="Arial MT"/>
-                        <w:color w:val="404041"/>
-                        <w:spacing w:val="14"/>
-                        <w:sz w:val="12"/>
-                      </w:rPr>
-                      <w:t xml:space="preserve"> </w:t>
-                    </w:r>
-                    <w:r>
-                      <w:rPr>
-                        <w:rFonts w:ascii="Arial MT" w:hAnsi="Arial MT"/>
-                        <w:color w:val="404041"/>
-                        <w:w w:val="80"/>
-                        <w:sz w:val="12"/>
-                      </w:rPr>
-                      <w:t>los</w:t>
-                    </w:r>
-                    <w:r>
-                      <w:rPr>
-                        <w:rFonts w:ascii="Arial MT" w:hAnsi="Arial MT"/>
-                        <w:color w:val="404041"/>
-                        <w:spacing w:val="7"/>
-                        <w:sz w:val="12"/>
-                      </w:rPr>
-                      <w:t xml:space="preserve"> </w:t>
-                    </w:r>
-                    <w:r>
-                      <w:rPr>
-                        <w:rFonts w:ascii="Arial MT" w:hAnsi="Arial MT"/>
-                        <w:color w:val="404041"/>
-                        <w:w w:val="80"/>
-                        <w:sz w:val="12"/>
-                      </w:rPr>
-                      <w:t>Tsáchilas.</w:t>
-                    </w:r>
-                    <w:r>
-                      <w:rPr>
-                        <w:rFonts w:ascii="Arial MT" w:hAnsi="Arial MT"/>
-                        <w:color w:val="404041"/>
-                        <w:spacing w:val="18"/>
-                        <w:sz w:val="12"/>
-                      </w:rPr>
-                      <w:t xml:space="preserve"> </w:t>
-                    </w:r>
-                    <w:r>
-                      <w:rPr>
-                        <w:rFonts w:ascii="Arial MT" w:hAnsi="Arial MT"/>
-                        <w:color w:val="404041"/>
-                        <w:w w:val="80"/>
-                        <w:sz w:val="12"/>
-                      </w:rPr>
-                      <w:t>Quevedo-Los</w:t>
-                    </w:r>
-                    <w:r>
-                      <w:rPr>
-                        <w:rFonts w:ascii="Arial MT" w:hAnsi="Arial MT"/>
-                        <w:color w:val="404041"/>
-                        <w:spacing w:val="15"/>
-                        <w:sz w:val="12"/>
-                      </w:rPr>
-                      <w:t xml:space="preserve"> </w:t>
-                    </w:r>
-                    <w:r>
-                      <w:rPr>
-                        <w:rFonts w:ascii="Arial MT" w:hAnsi="Arial MT"/>
-                        <w:color w:val="404041"/>
-                        <w:w w:val="80"/>
-                        <w:sz w:val="12"/>
-                      </w:rPr>
-                      <w:t>Ríos-</w:t>
-                    </w:r>
-                    <w:r>
-                      <w:rPr>
-                        <w:rFonts w:ascii="Arial MT" w:hAnsi="Arial MT"/>
-                        <w:color w:val="404041"/>
-                        <w:spacing w:val="-2"/>
-                        <w:w w:val="80"/>
-                        <w:sz w:val="12"/>
-                      </w:rPr>
-                      <w:t>Ecuador</w:t>
-                    </w:r>
-                  </w:p>
-                </w:txbxContent>
-              </v:textbox>
-              <w10:wrap anchorx="page" anchory="page"/>
-            </v:shape>
-          </w:pict>
-        </mc:Fallback>
-      </mc:AlternateContent>
-    </w:r>
-    <w:r>
-      <w:rPr>
-        <w:noProof/>
-        <w:sz w:val="20"/>
-      </w:rPr>
-      <mc:AlternateContent>
-        <mc:Choice Requires="wps">
-          <w:drawing>
-            <wp:anchor distT="0" distB="0" distL="0" distR="0" simplePos="0" relativeHeight="487371776" behindDoc="1" locked="0" layoutInCell="1" allowOverlap="1" wp14:anchorId="4E51EE14" wp14:editId="38276429">
-              <wp:simplePos x="0" y="0"/>
-              <wp:positionH relativeFrom="page">
-                <wp:posOffset>2917063</wp:posOffset>
-              </wp:positionH>
-              <wp:positionV relativeFrom="page">
-                <wp:posOffset>10301330</wp:posOffset>
-              </wp:positionV>
-              <wp:extent cx="569595" cy="203835"/>
-              <wp:effectExtent l="0" t="0" r="0" b="0"/>
-              <wp:wrapNone/>
-              <wp:docPr id="22" name="Textbox 22"/>
-              <wp:cNvGraphicFramePr>
-                <a:graphicFrameLocks xmlns:a="http://schemas.openxmlformats.org/drawingml/2006/main"/>
-              </wp:cNvGraphicFramePr>
-              <a:graphic xmlns:a="http://schemas.openxmlformats.org/drawingml/2006/main">
-                <a:graphicData uri="http://schemas.microsoft.com/office/word/2010/wordprocessingShape">
-                  <wps:wsp>
-                    <wps:cNvSpPr txBox="1">
-                      <a:spLocks/>
-                    </wps:cNvSpPr>
-                    <wps:spPr>
-                      <a:xfrm>
-                        <a:off x="0" y="0"/>
-                        <a:ext cx="569595" cy="203835"/>
-                      </a:xfrm>
-                      <a:prstGeom prst="rect">
-                        <a:avLst/>
-                      </a:prstGeom>
-                    </wps:spPr>
-                    <wps:txbx>
-                      <w:txbxContent>
-                        <w:p>
-                          <w:pPr>
-                            <w:spacing w:before="16"/>
-                            <w:ind w:right="18"/>
-                            <w:jc w:val="right"/>
-                            <w:rPr>
-                              <w:rFonts w:ascii="Arial MT"/>
-                              <w:sz w:val="12"/>
-                            </w:rPr>
-                          </w:pPr>
-                          <w:r>
-                            <w:rPr>
-                              <w:rFonts w:ascii="Arial MT"/>
-                              <w:color w:val="404041"/>
-                              <w:w w:val="85"/>
-                              <w:sz w:val="12"/>
-                            </w:rPr>
-                            <w:t>(+593)</w:t>
-                          </w:r>
-                          <w:r>
-                            <w:rPr>
-                              <w:rFonts w:ascii="Arial MT"/>
-                              <w:color w:val="404041"/>
-                              <w:spacing w:val="1"/>
-                              <w:sz w:val="12"/>
-                            </w:rPr>
-                            <w:t xml:space="preserve"> </w:t>
-                          </w:r>
-                          <w:r>
-                            <w:rPr>
-                              <w:rFonts w:ascii="Arial MT"/>
-                              <w:color w:val="404041"/>
-                              <w:w w:val="85"/>
-                              <w:sz w:val="12"/>
-                            </w:rPr>
-                            <w:t>5</w:t>
-                          </w:r>
-                          <w:r>
-                            <w:rPr>
-                              <w:rFonts w:ascii="Arial MT"/>
-                              <w:color w:val="404041"/>
-                              <w:spacing w:val="2"/>
-                              <w:sz w:val="12"/>
-                            </w:rPr>
-                            <w:t xml:space="preserve"> </w:t>
-                          </w:r>
-                          <w:r>
-                            <w:rPr>
-                              <w:rFonts w:ascii="Arial MT"/>
-                              <w:color w:val="404041"/>
-                              <w:w w:val="85"/>
-                              <w:sz w:val="12"/>
-                            </w:rPr>
-                            <w:t>3702-</w:t>
-                          </w:r>
-                          <w:r>
-                            <w:rPr>
-                              <w:rFonts w:ascii="Arial MT"/>
-                              <w:color w:val="404041"/>
-                              <w:spacing w:val="-5"/>
-                              <w:w w:val="85"/>
-                              <w:sz w:val="12"/>
-                            </w:rPr>
-                            <w:t>220</w:t>
-                          </w:r>
-                        </w:p>
-                        <w:p>
-                          <w:pPr>
-                            <w:spacing w:before="8"/>
-                            <w:ind w:right="19"/>
-                            <w:jc w:val="right"/>
-                            <w:rPr>
-                              <w:rFonts w:ascii="Arial MT"/>
-                              <w:sz w:val="12"/>
-                            </w:rPr>
-                          </w:pPr>
-                          <w:r>
-                            <w:rPr>
-                              <w:rFonts w:ascii="Arial MT"/>
-                              <w:color w:val="404041"/>
-                              <w:w w:val="80"/>
-                              <w:sz w:val="12"/>
-                            </w:rPr>
-                            <w:t>Ext.</w:t>
-                          </w:r>
-                          <w:r>
-                            <w:rPr>
-                              <w:rFonts w:ascii="Arial MT"/>
-                              <w:color w:val="404041"/>
-                              <w:spacing w:val="2"/>
-                              <w:sz w:val="12"/>
-                            </w:rPr>
-                            <w:t xml:space="preserve"> </w:t>
-                          </w:r>
-                          <w:r>
-                            <w:rPr>
-                              <w:rFonts w:ascii="Arial MT"/>
-                              <w:color w:val="404041"/>
-                              <w:spacing w:val="-4"/>
-                              <w:w w:val="90"/>
-                              <w:sz w:val="12"/>
-                            </w:rPr>
-                            <w:t>8001</w:t>
-                          </w:r>
-                        </w:p>
-                      </w:txbxContent>
-                    </wps:txbx>
-                    <wps:bodyPr wrap="square" lIns="0" tIns="0" rIns="0" bIns="0" rtlCol="0">
-                      <a:noAutofit/>
-                    </wps:bodyPr>
-                  </wps:wsp>
-                </a:graphicData>
-              </a:graphic>
-            </wp:anchor>
-          </w:drawing>
-        </mc:Choice>
-        <mc:Fallback>
-          <w:pict>
-            <v:shape w14:anchorId="4E51EE14" id="Textbox 22" o:spid="_x0000_s1029" type="#_x0000_t202" style="position:absolute;margin-left:229.7pt;margin-top:811.15pt;width:44.85pt;height:16.05pt;z-index:-15944704;visibility:visible;mso-wrap-style:square;mso-wrap-distance-left:0;mso-wrap-distance-top:0;mso-wrap-distance-right:0;mso-wrap-distance-bottom:0;mso-position-horizontal:absolute;mso-position-horizontal-relative:page;mso-position-vertical:absolute;mso-position-vertical-relative:page;v-text-anchor:top" o:gfxdata="UEsDBBQABgAIAAAAIQC2gziS/gAAAOEBAAATAAAAW0NvbnRlbnRfVHlwZXNdLnhtbJSRQU7DMBBF&#10;90jcwfIWJU67QAgl6YK0S0CoHGBkTxKLZGx5TGhvj5O2G0SRWNoz/78nu9wcxkFMGNg6quQqL6RA&#10;0s5Y6ir5vt9lD1JwBDIwOMJKHpHlpr69KfdHjyxSmriSfYz+USnWPY7AufNIadK6MEJMx9ApD/oD&#10;OlTrorhX2lFEilmcO2RdNtjC5xDF9pCuTyYBB5bi6bQ4syoJ3g9WQ0ymaiLzg5KdCXlKLjvcW893&#10;SUOqXwnz5DrgnHtJTxOsQfEKIT7DmDSUCaxw7Rqn8787ZsmRM9e2VmPeBN4uqYvTtW7jvijg9N/y&#10;JsXecLq0q+WD6m8AAAD//wMAUEsDBBQABgAIAAAAIQA4/SH/1gAAAJQBAAALAAAAX3JlbHMvLnJl&#10;bHOkkMFqwzAMhu+DvYPRfXGawxijTi+j0GvpHsDYimMaW0Yy2fr2M4PBMnrbUb/Q94l/f/hMi1qR&#10;JVI2sOt6UJgd+ZiDgffL8ekFlFSbvV0oo4EbChzGx4f9GRdb25HMsYhqlCwG5lrLq9biZkxWOiqY&#10;22YiTra2kYMu1l1tQD30/bPm3wwYN0x18gb45AdQl1tp5j/sFB2T0FQ7R0nTNEV3j6o9feQzro1i&#10;OWA14Fm+Q8a1a8+Bvu/d/dMb2JY5uiPbhG/ktn4cqGU/er3pcvwCAAD//wMAUEsDBBQABgAIAAAA&#10;IQAJTfudmQEAACEDAAAOAAAAZHJzL2Uyb0RvYy54bWysUsFuGyEQvUfqPyDuNRtbjpKV11HaqFWl&#10;qI2U5AMwC17UhaEM9q7/vgNe21V7q3IZhmF4vPeG1f3oerbXES34hl/PKs60V9Bav2342+uXj7ec&#10;YZK+lT143fCDRn6//nC1GkKt59BB3+rICMRjPYSGdymFWghUnXYSZxC0p0MD0clE27gVbZQDobte&#10;zKvqRgwQ2xBBaUSqPh4P+brgG6NV+mEM6sT6hhO3VGIscZOjWK9kvY0ydFZNNOR/sHDSenr0DPUo&#10;k2S7aP+BclZFQDBppsAJMMYqXTSQmuvqLzUvnQy6aCFzMJxtwveDVd/3L+E5sjR+gpEGWERgeAL1&#10;E8kbMQSsp57sKdZI3VnoaKLLK0lgdJG8PZz91GNiiorLm7vl3ZIzRUfzanG7WGa/xeVyiJi+anAs&#10;Jw2PNK5CQO6fMB1bTy0Tl+PzmUgaNyOzbcMXGTRXNtAeSMpA02w4/trJqDnrv3myK4/+lMRTsjkl&#10;MfWfoXyQrMjDwy6BsYXABXciQHMoEqY/kwf95750XX72+jcAAAD//wMAUEsDBBQABgAIAAAAIQAb&#10;79zV4QAAAA0BAAAPAAAAZHJzL2Rvd25yZXYueG1sTI/BToNAEIbvJr7DZky82aW4EEGWpjF6MjFS&#10;PHhc2CmQsrPIblt8e7enepz5v/zzTbFZzMhOOLvBkoT1KgKG1Fo9UCfhq357eALmvCKtRkso4Rcd&#10;bMrbm0Ll2p6pwtPOdyyUkMuVhN77KefctT0a5VZ2QgrZ3s5G+TDOHdezOodyM/I4ilJu1EDhQq8m&#10;fOmxPeyORsL2m6rX4eej+az21VDXWUTv6UHK+7tl+wzM4+KvMFz0gzqUwamxR9KOjRJEkomAhiCN&#10;40dgAUlEtgbWXFaJEMDLgv//ovwDAAD//wMAUEsBAi0AFAAGAAgAAAAhALaDOJL+AAAA4QEAABMA&#10;AAAAAAAAAAAAAAAAAAAAAFtDb250ZW50X1R5cGVzXS54bWxQSwECLQAUAAYACAAAACEAOP0h/9YA&#10;AACUAQAACwAAAAAAAAAAAAAAAAAvAQAAX3JlbHMvLnJlbHNQSwECLQAUAAYACAAAACEACU37nZkB&#10;AAAhAwAADgAAAAAAAAAAAAAAAAAuAgAAZHJzL2Uyb0RvYy54bWxQSwECLQAUAAYACAAAACEAG+/c&#10;1eEAAAANAQAADwAAAAAAAAAAAAAAAADzAwAAZHJzL2Rvd25yZXYueG1sUEsFBgAAAAAEAAQA8wAA&#10;AAEFAAAAAA==&#10;" filled="f" stroked="f">
-              <v:textbox inset="0,0,0,0">
-                <w:txbxContent>
-                  <w:p>
-                    <w:pPr>
-                      <w:spacing w:before="16"/>
-                      <w:ind w:right="18"/>
-                      <w:jc w:val="right"/>
-                      <w:rPr>
-                        <w:rFonts w:ascii="Arial MT"/>
-                        <w:sz w:val="12"/>
-                      </w:rPr>
-                    </w:pPr>
-                    <w:r>
-                      <w:rPr>
-                        <w:rFonts w:ascii="Arial MT"/>
-                        <w:color w:val="404041"/>
-                        <w:w w:val="85"/>
-                        <w:sz w:val="12"/>
-                      </w:rPr>
-                      <w:t>(+593)</w:t>
-                    </w:r>
-                    <w:r>
-                      <w:rPr>
-                        <w:rFonts w:ascii="Arial MT"/>
-                        <w:color w:val="404041"/>
-                        <w:spacing w:val="1"/>
-                        <w:sz w:val="12"/>
-                      </w:rPr>
-                      <w:t xml:space="preserve"> </w:t>
-                    </w:r>
-                    <w:r>
-                      <w:rPr>
-                        <w:rFonts w:ascii="Arial MT"/>
-                        <w:color w:val="404041"/>
-                        <w:w w:val="85"/>
-                        <w:sz w:val="12"/>
-                      </w:rPr>
-                      <w:t>5</w:t>
-                    </w:r>
-                    <w:r>
-                      <w:rPr>
-                        <w:rFonts w:ascii="Arial MT"/>
-                        <w:color w:val="404041"/>
-                        <w:spacing w:val="2"/>
-                        <w:sz w:val="12"/>
-                      </w:rPr>
-                      <w:t xml:space="preserve"> </w:t>
-                    </w:r>
-                    <w:r>
-                      <w:rPr>
-                        <w:rFonts w:ascii="Arial MT"/>
-                        <w:color w:val="404041"/>
-                        <w:w w:val="85"/>
-                        <w:sz w:val="12"/>
-                      </w:rPr>
-                      <w:t>3702-</w:t>
-                    </w:r>
-                    <w:r>
-                      <w:rPr>
-                        <w:rFonts w:ascii="Arial MT"/>
-                        <w:color w:val="404041"/>
-                        <w:spacing w:val="-5"/>
-                        <w:w w:val="85"/>
-                        <w:sz w:val="12"/>
-                      </w:rPr>
-                      <w:t>220</w:t>
-                    </w:r>
-                  </w:p>
-                  <w:p>
-                    <w:pPr>
-                      <w:spacing w:before="8"/>
-                      <w:ind w:right="19"/>
-                      <w:jc w:val="right"/>
-                      <w:rPr>
-                        <w:rFonts w:ascii="Arial MT"/>
-                        <w:sz w:val="12"/>
-                      </w:rPr>
-                    </w:pPr>
-                    <w:r>
-                      <w:rPr>
-                        <w:rFonts w:ascii="Arial MT"/>
-                        <w:color w:val="404041"/>
-                        <w:w w:val="80"/>
-                        <w:sz w:val="12"/>
-                      </w:rPr>
-                      <w:t>Ext.</w:t>
-                    </w:r>
-                    <w:r>
-                      <w:rPr>
-                        <w:rFonts w:ascii="Arial MT"/>
-                        <w:color w:val="404041"/>
-                        <w:spacing w:val="2"/>
-                        <w:sz w:val="12"/>
-                      </w:rPr>
-                      <w:t xml:space="preserve"> </w:t>
-                    </w:r>
-                    <w:r>
-                      <w:rPr>
-                        <w:rFonts w:ascii="Arial MT"/>
-                        <w:color w:val="404041"/>
-                        <w:spacing w:val="-4"/>
-                        <w:w w:val="90"/>
-                        <w:sz w:val="12"/>
-                      </w:rPr>
-                      <w:t>8001</w:t>
-                    </w:r>
-                  </w:p>
-                </w:txbxContent>
-              </v:textbox>
-              <w10:wrap anchorx="page" anchory="page"/>
-            </v:shape>
-          </w:pict>
-        </mc:Fallback>
-      </mc:AlternateContent>
-    </w:r>
-    <w:r>
-      <w:rPr>
-        <w:noProof/>
-        <w:sz w:val="20"/>
-      </w:rPr>
-      <mc:AlternateContent>
-        <mc:Choice Requires="wps">
-          <w:drawing>
-            <wp:anchor distT="0" distB="0" distL="0" distR="0" simplePos="0" relativeHeight="487372288" behindDoc="1" locked="0" layoutInCell="1" allowOverlap="1" wp14:anchorId="5A3A4C23" wp14:editId="0987D35A">
-              <wp:simplePos x="0" y="0"/>
-              <wp:positionH relativeFrom="page">
-                <wp:posOffset>6982714</wp:posOffset>
-              </wp:positionH>
-              <wp:positionV relativeFrom="page">
-                <wp:posOffset>10354075</wp:posOffset>
-              </wp:positionV>
-              <wp:extent cx="184785" cy="139700"/>
-              <wp:effectExtent l="0" t="0" r="0" b="0"/>
-              <wp:wrapNone/>
-              <wp:docPr id="23" name="Textbox 23"/>
-              <wp:cNvGraphicFramePr>
-                <a:graphicFrameLocks xmlns:a="http://schemas.openxmlformats.org/drawingml/2006/main"/>
-              </wp:cNvGraphicFramePr>
-              <a:graphic xmlns:a="http://schemas.openxmlformats.org/drawingml/2006/main">
-                <a:graphicData uri="http://schemas.microsoft.com/office/word/2010/wordprocessingShape">
-                  <wps:wsp>
-                    <wps:cNvSpPr txBox="1">
-                      <a:spLocks/>
-                    </wps:cNvSpPr>
-                    <wps:spPr>
-                      <a:xfrm>
-                        <a:off x="0" y="0"/>
-                        <a:ext cx="184785" cy="139700"/>
-                      </a:xfrm>
-                      <a:prstGeom prst="rect">
-                        <a:avLst/>
-                      </a:prstGeom>
-                    </wps:spPr>
-                    <wps:txbx>
-                      <w:txbxContent>
-                        <w:p>
-                          <w:pPr>
-                            <w:spacing w:before="15"/>
-                            <w:ind w:left="60"/>
-                            <w:rPr>
-                              <w:rFonts w:ascii="Arial"/>
-                              <w:i/>
-                              <w:sz w:val="16"/>
-                            </w:rPr>
-                          </w:pPr>
-                          <w:r>
-                            <w:rPr>
-                              <w:rFonts w:ascii="Arial"/>
-                              <w:i/>
-                              <w:spacing w:val="-5"/>
-                              <w:sz w:val="16"/>
-                            </w:rPr>
-                            <w:fldChar w:fldCharType="begin"/>
-                          </w:r>
-                          <w:r>
-                            <w:rPr>
-                              <w:rFonts w:ascii="Arial"/>
-                              <w:i/>
-                              <w:spacing w:val="-5"/>
-                              <w:sz w:val="16"/>
-                            </w:rPr>
-                            <w:instrText xml:space="preserve"> PAGE </w:instrText>
-                          </w:r>
-                          <w:r>
-                            <w:rPr>
-                              <w:rFonts w:ascii="Arial"/>
-                              <w:i/>
-                              <w:spacing w:val="-5"/>
-                              <w:sz w:val="16"/>
-                            </w:rPr>
-                            <w:fldChar w:fldCharType="separate"/>
-                          </w:r>
-                          <w:r>
-                            <w:rPr>
-                              <w:rFonts w:ascii="Arial"/>
-                              <w:i/>
-                              <w:spacing w:val="-5"/>
-                              <w:sz w:val="16"/>
-                            </w:rPr>
-                            <w:t>1</w:t>
-                          </w:r>
-                          <w:r>
-                            <w:rPr>
-                              <w:rFonts w:ascii="Arial"/>
-                              <w:i/>
-                              <w:spacing w:val="-5"/>
-                              <w:sz w:val="16"/>
-                            </w:rPr>
-                            <w:fldChar w:fldCharType="end"/>
-                          </w:r>
-                          <w:r>
-                            <w:rPr>
-                              <w:rFonts w:ascii="Arial"/>
-                              <w:i/>
-                              <w:spacing w:val="-5"/>
-                              <w:sz w:val="16"/>
-                            </w:rPr>
-                            <w:t>/</w:t>
-                          </w:r>
-                          <w:r>
-                            <w:rPr>
-                              <w:rFonts w:ascii="Arial"/>
-                              <w:i/>
-                              <w:spacing w:val="-5"/>
-                              <w:sz w:val="16"/>
-                            </w:rPr>
-                            <w:fldChar w:fldCharType="begin"/>
-                          </w:r>
-                          <w:r>
-                            <w:rPr>
-                              <w:rFonts w:ascii="Arial"/>
-                              <w:i/>
-                              <w:spacing w:val="-5"/>
-                              <w:sz w:val="16"/>
-                            </w:rPr>
-                            <w:instrText xml:space="preserve"> NUMPAGES </w:instrText>
-                          </w:r>
-                          <w:r>
-                            <w:rPr>
-                              <w:rFonts w:ascii="Arial"/>
-                              <w:i/>
-                              <w:spacing w:val="-5"/>
-                              <w:sz w:val="16"/>
-                            </w:rPr>
-                            <w:fldChar w:fldCharType="separate"/>
-                          </w:r>
-                          <w:r>
-                            <w:rPr>
-                              <w:rFonts w:ascii="Arial"/>
-                              <w:i/>
-                              <w:spacing w:val="-5"/>
-                              <w:sz w:val="16"/>
-                            </w:rPr>
-                            <w:t>2</w:t>
-                          </w:r>
-                          <w:r>
-                            <w:rPr>
-                              <w:rFonts w:ascii="Arial"/>
-                              <w:i/>
-                              <w:spacing w:val="-5"/>
-                              <w:sz w:val="16"/>
-                            </w:rPr>
-                            <w:fldChar w:fldCharType="end"/>
-                          </w:r>
-                        </w:p>
-                      </w:txbxContent>
-                    </wps:txbx>
-                    <wps:bodyPr wrap="square" lIns="0" tIns="0" rIns="0" bIns="0" rtlCol="0">
-                      <a:noAutofit/>
-                    </wps:bodyPr>
-                  </wps:wsp>
-                </a:graphicData>
-              </a:graphic>
-            </wp:anchor>
-          </w:drawing>
-        </mc:Choice>
-        <mc:Fallback>
-          <w:pict>
-            <v:shape w14:anchorId="5A3A4C23" id="Textbox 23" o:spid="_x0000_s1030" type="#_x0000_t202" style="position:absolute;margin-left:549.8pt;margin-top:815.3pt;width:14.55pt;height:11pt;z-index:-15944192;visibility:visible;mso-wrap-style:square;mso-wrap-distance-left:0;mso-wrap-distance-top:0;mso-wrap-distance-right:0;mso-wrap-distance-bottom:0;mso-position-horizontal:absolute;mso-position-horizontal-relative:page;mso-position-vertical:absolute;mso-position-vertical-relative:page;v-text-anchor:top" o:gfxdata="UEsDBBQABgAIAAAAIQC2gziS/gAAAOEBAAATAAAAW0NvbnRlbnRfVHlwZXNdLnhtbJSRQU7DMBBF&#10;90jcwfIWJU67QAgl6YK0S0CoHGBkTxKLZGx5TGhvj5O2G0SRWNoz/78nu9wcxkFMGNg6quQqL6RA&#10;0s5Y6ir5vt9lD1JwBDIwOMJKHpHlpr69KfdHjyxSmriSfYz+USnWPY7AufNIadK6MEJMx9ApD/oD&#10;OlTrorhX2lFEilmcO2RdNtjC5xDF9pCuTyYBB5bi6bQ4syoJ3g9WQ0ymaiLzg5KdCXlKLjvcW893&#10;SUOqXwnz5DrgnHtJTxOsQfEKIT7DmDSUCaxw7Rqn8787ZsmRM9e2VmPeBN4uqYvTtW7jvijg9N/y&#10;JsXecLq0q+WD6m8AAAD//wMAUEsDBBQABgAIAAAAIQA4/SH/1gAAAJQBAAALAAAAX3JlbHMvLnJl&#10;bHOkkMFqwzAMhu+DvYPRfXGawxijTi+j0GvpHsDYimMaW0Yy2fr2M4PBMnrbUb/Q94l/f/hMi1qR&#10;JVI2sOt6UJgd+ZiDgffL8ekFlFSbvV0oo4EbChzGx4f9GRdb25HMsYhqlCwG5lrLq9biZkxWOiqY&#10;22YiTra2kYMu1l1tQD30/bPm3wwYN0x18gb45AdQl1tp5j/sFB2T0FQ7R0nTNEV3j6o9feQzro1i&#10;OWA14Fm+Q8a1a8+Bvu/d/dMb2JY5uiPbhG/ktn4cqGU/er3pcvwCAAD//wMAUEsDBBQABgAIAAAA&#10;IQDOFzp9mAEAACEDAAAOAAAAZHJzL2Uyb0RvYy54bWysUt2OEyEUvjfxHQj3lum6ut1Jpxt1ozHZ&#10;qMnqA1AGOsQZDp5DO9O398BOW+PeGW/gAIeP74f13TT04mCRPIRGLheVFDYYaH3YNfLH94+vVlJQ&#10;0qHVPQTbyKMlebd5+WI9xtpeQQd9a1EwSKB6jI3sUoq1UmQ6O2haQLSBDx3goBMvcada1COjD726&#10;qqq3agRsI4KxRLx7/3QoNwXfOWvSV+fIJtE3krmlMmIZt3lUm7Wud6hj581MQ/8Di0H7wI+eoe51&#10;0mKP/hnU4A0CgUsLA4MC57yxRQOrWVZ/qXnsdLRFC5tD8WwT/T9Y8+XwGL+hSNN7mDjAIoLiA5if&#10;xN6oMVI992RPqSbuzkInh0OeWYLgi+zt8eynnZIwGW11fbN6I4Xho+Xr25uq+K0ulyNS+mRhELlo&#10;JHJchYA+PFDKz+v61DJzeXo+E0nTdhK+beR1DjHvbKE9spSR02wk/dprtFL0nwPblaM/FXgqtqcC&#10;U/8BygfJigK82ydwvhC44M4EOIfCa/4zOeg/16Xr8rM3vwEAAP//AwBQSwMEFAAGAAgAAAAhAHxD&#10;BC7hAAAADwEAAA8AAABkcnMvZG93bnJldi54bWxMj8FOwzAQRO9I/IO1SNyo3SBCE+JUFYITEiIN&#10;B45O7CZW43WI3Tb8PZsT3GZ2R7Nvi+3sBnY2U7AeJaxXApjB1muLnYTP+vVuAyxEhVoNHo2EHxNg&#10;W15fFSrX/oKVOe9jx6gEQ64k9DGOOeeh7Y1TYeVHg7Q7+MmpSHbquJ7UhcrdwBMhUu6URbrQq9E8&#10;96Y97k9Owu4Lqxf7/d58VIfK1nUm8C09Snl7M++egEUzx78wLPiEDiUxNf6EOrCBvMiylLKk0ntB&#10;asmsk80jsGaZPSQp8LLg//8ofwEAAP//AwBQSwECLQAUAAYACAAAACEAtoM4kv4AAADhAQAAEwAA&#10;AAAAAAAAAAAAAAAAAAAAW0NvbnRlbnRfVHlwZXNdLnhtbFBLAQItABQABgAIAAAAIQA4/SH/1gAA&#10;AJQBAAALAAAAAAAAAAAAAAAAAC8BAABfcmVscy8ucmVsc1BLAQItABQABgAIAAAAIQDOFzp9mAEA&#10;ACEDAAAOAAAAAAAAAAAAAAAAAC4CAABkcnMvZTJvRG9jLnhtbFBLAQItABQABgAIAAAAIQB8QwQu&#10;4QAAAA8BAAAPAAAAAAAAAAAAAAAAAPIDAABkcnMvZG93bnJldi54bWxQSwUGAAAAAAQABADzAAAA&#10;AAUAAAAA&#10;" filled="f" stroked="f">
-              <v:textbox inset="0,0,0,0">
-                <w:txbxContent>
-                  <w:p>
-                    <w:pPr>
-                      <w:spacing w:before="15"/>
-                      <w:ind w:left="60"/>
-                      <w:rPr>
-                        <w:rFonts w:ascii="Arial"/>
-                        <w:i/>
-                        <w:sz w:val="16"/>
-                      </w:rPr>
-                    </w:pPr>
-                    <w:r>
-                      <w:rPr>
-                        <w:rFonts w:ascii="Arial"/>
-                        <w:i/>
-                        <w:spacing w:val="-5"/>
-                        <w:sz w:val="16"/>
-                      </w:rPr>
-                      <w:fldChar w:fldCharType="begin"/>
-                    </w:r>
-                    <w:r>
-                      <w:rPr>
-                        <w:rFonts w:ascii="Arial"/>
-                        <w:i/>
-                        <w:spacing w:val="-5"/>
-                        <w:sz w:val="16"/>
-                      </w:rPr>
-                      <w:instrText xml:space="preserve"> PAGE </w:instrText>
-                    </w:r>
-                    <w:r>
-                      <w:rPr>
-                        <w:rFonts w:ascii="Arial"/>
-                        <w:i/>
-                        <w:spacing w:val="-5"/>
-                        <w:sz w:val="16"/>
-                      </w:rPr>
-                      <w:fldChar w:fldCharType="separate"/>
-                    </w:r>
-                    <w:r>
-                      <w:rPr>
-                        <w:rFonts w:ascii="Arial"/>
-                        <w:i/>
-                        <w:spacing w:val="-5"/>
-                        <w:sz w:val="16"/>
-                      </w:rPr>
-                      <w:t>1</w:t>
-                    </w:r>
-                    <w:r>
-                      <w:rPr>
-                        <w:rFonts w:ascii="Arial"/>
-                        <w:i/>
-                        <w:spacing w:val="-5"/>
-                        <w:sz w:val="16"/>
-                      </w:rPr>
-                      <w:fldChar w:fldCharType="end"/>
-                    </w:r>
-                    <w:r>
-                      <w:rPr>
-                        <w:rFonts w:ascii="Arial"/>
-                        <w:i/>
-                        <w:spacing w:val="-5"/>
-                        <w:sz w:val="16"/>
-                      </w:rPr>
-                      <w:t>/</w:t>
-                    </w:r>
-                    <w:r>
-                      <w:rPr>
-                        <w:rFonts w:ascii="Arial"/>
-                        <w:i/>
-                        <w:spacing w:val="-5"/>
-                        <w:sz w:val="16"/>
-                      </w:rPr>
-                      <w:fldChar w:fldCharType="begin"/>
-                    </w:r>
-                    <w:r>
-                      <w:rPr>
-                        <w:rFonts w:ascii="Arial"/>
-                        <w:i/>
-                        <w:spacing w:val="-5"/>
-                        <w:sz w:val="16"/>
-                      </w:rPr>
-                      <w:instrText xml:space="preserve"> NUMPAGES </w:instrText>
-                    </w:r>
-                    <w:r>
-                      <w:rPr>
-                        <w:rFonts w:ascii="Arial"/>
-                        <w:i/>
-                        <w:spacing w:val="-5"/>
-                        <w:sz w:val="16"/>
-                      </w:rPr>
-                      <w:fldChar w:fldCharType="separate"/>
-                    </w:r>
-                    <w:r>
-                      <w:rPr>
-                        <w:rFonts w:ascii="Arial"/>
-                        <w:i/>
-                        <w:spacing w:val="-5"/>
-                        <w:sz w:val="16"/>
-                      </w:rPr>
-                      <w:t>2</w:t>
-                    </w:r>
-                    <w:r>
-                      <w:rPr>
-                        <w:rFonts w:ascii="Arial"/>
-                        <w:i/>
-                        <w:spacing w:val="-5"/>
-                        <w:sz w:val="16"/>
-                      </w:rPr>
-                      <w:fldChar w:fldCharType="end"/>
-                    </w:r>
-                  </w:p>
-                </w:txbxContent>
-              </v:textbox>
-              <w10:wrap anchorx="page" anchory="page"/>
-            </v:shape>
-          </w:pict>
-        </mc:Fallback>
-      </mc:AlternateContent>
-    </w:r>
-    <w:r>
-      <w:rPr>
-        <w:noProof/>
-        <w:sz w:val="20"/>
-      </w:rPr>
-      <mc:AlternateContent>
-        <mc:Choice Requires="wps">
-          <w:drawing>
-            <wp:anchor distT="0" distB="0" distL="0" distR="0" simplePos="0" relativeHeight="487372800" behindDoc="1" locked="0" layoutInCell="1" allowOverlap="1" wp14:anchorId="3AC3E81B" wp14:editId="08AC276F">
-              <wp:simplePos x="0" y="0"/>
-              <wp:positionH relativeFrom="page">
-                <wp:posOffset>167131</wp:posOffset>
-              </wp:positionH>
-              <wp:positionV relativeFrom="page">
-                <wp:posOffset>10448003</wp:posOffset>
-              </wp:positionV>
-              <wp:extent cx="1444625" cy="97155"/>
-              <wp:effectExtent l="0" t="0" r="0" b="0"/>
-              <wp:wrapNone/>
-              <wp:docPr id="24" name="Textbox 24"/>
-              <wp:cNvGraphicFramePr>
-                <a:graphicFrameLocks xmlns:a="http://schemas.openxmlformats.org/drawingml/2006/main"/>
-              </wp:cNvGraphicFramePr>
-              <a:graphic xmlns:a="http://schemas.openxmlformats.org/drawingml/2006/main">
-                <a:graphicData uri="http://schemas.microsoft.com/office/word/2010/wordprocessingShape">
-                  <wps:wsp>
-                    <wps:cNvSpPr txBox="1">
-                      <a:spLocks/>
-                    </wps:cNvSpPr>
-                    <wps:spPr>
-                      <a:xfrm>
-                        <a:off x="0" y="0"/>
-                        <a:ext cx="1444625" cy="97155"/>
-                      </a:xfrm>
-                      <a:prstGeom prst="rect">
-                        <a:avLst/>
-                      </a:prstGeom>
-                    </wps:spPr>
-                    <wps:txbx>
-                      <w:txbxContent>
-                        <w:p>
-                          <w:pPr>
-                            <w:spacing w:before="17"/>
-                            <w:ind w:left="20"/>
-                            <w:rPr>
-                              <w:rFonts w:ascii="Arial" w:hAnsi="Arial"/>
-                              <w:i/>
-                              <w:sz w:val="10"/>
-                            </w:rPr>
-                          </w:pPr>
-                          <w:r>
-                            <w:rPr>
-                              <w:rFonts w:ascii="Arial" w:hAnsi="Arial"/>
-                              <w:i/>
-                              <w:sz w:val="10"/>
-                            </w:rPr>
-                            <w:t>*</w:t>
-                          </w:r>
-                          <w:r>
-                            <w:rPr>
-                              <w:rFonts w:ascii="Arial" w:hAnsi="Arial"/>
-                              <w:i/>
-                              <w:spacing w:val="-6"/>
-                              <w:sz w:val="10"/>
-                            </w:rPr>
-                            <w:t xml:space="preserve"> </w:t>
-                          </w:r>
-                          <w:r>
-                            <w:rPr>
-                              <w:rFonts w:ascii="Arial" w:hAnsi="Arial"/>
-                              <w:i/>
-                              <w:sz w:val="10"/>
-                            </w:rPr>
-                            <w:t>Documento</w:t>
-                          </w:r>
-                          <w:r>
-                            <w:rPr>
-                              <w:rFonts w:ascii="Arial" w:hAnsi="Arial"/>
-                              <w:i/>
-                              <w:spacing w:val="-5"/>
-                              <w:sz w:val="10"/>
-                            </w:rPr>
-                            <w:t xml:space="preserve"> </w:t>
-                          </w:r>
-                          <w:r>
-                            <w:rPr>
-                              <w:rFonts w:ascii="Arial" w:hAnsi="Arial"/>
-                              <w:i/>
-                              <w:sz w:val="10"/>
-                            </w:rPr>
-                            <w:t>firmado</w:t>
-                          </w:r>
-                          <w:r>
-                            <w:rPr>
-                              <w:rFonts w:ascii="Arial" w:hAnsi="Arial"/>
-                              <w:i/>
-                              <w:spacing w:val="-5"/>
-                              <w:sz w:val="10"/>
-                            </w:rPr>
-                            <w:t xml:space="preserve"> </w:t>
-                          </w:r>
-                          <w:r>
-                            <w:rPr>
-                              <w:rFonts w:ascii="Arial" w:hAnsi="Arial"/>
-                              <w:i/>
-                              <w:sz w:val="10"/>
-                            </w:rPr>
-                            <w:t>electrónicamente</w:t>
-                          </w:r>
-                          <w:r>
-                            <w:rPr>
-                              <w:rFonts w:ascii="Arial" w:hAnsi="Arial"/>
-                              <w:i/>
-                              <w:spacing w:val="-5"/>
-                              <w:sz w:val="10"/>
-                            </w:rPr>
-                            <w:t xml:space="preserve"> </w:t>
-                          </w:r>
-                          <w:r>
-                            <w:rPr>
-                              <w:rFonts w:ascii="Arial" w:hAnsi="Arial"/>
-                              <w:i/>
-                              <w:sz w:val="10"/>
-                            </w:rPr>
-                            <w:t>por</w:t>
-                          </w:r>
-                          <w:r>
-                            <w:rPr>
-                              <w:rFonts w:ascii="Arial" w:hAnsi="Arial"/>
-                              <w:i/>
-                              <w:spacing w:val="-6"/>
-                              <w:sz w:val="10"/>
-                            </w:rPr>
-                            <w:t xml:space="preserve"> </w:t>
-                          </w:r>
-                          <w:r>
-                            <w:rPr>
-                              <w:rFonts w:ascii="Arial" w:hAnsi="Arial"/>
-                              <w:i/>
-                              <w:spacing w:val="-2"/>
-                              <w:sz w:val="10"/>
-                            </w:rPr>
-                            <w:t>Quipux</w:t>
-                          </w:r>
-                        </w:p>
-                      </w:txbxContent>
-                    </wps:txbx>
-                    <wps:bodyPr wrap="square" lIns="0" tIns="0" rIns="0" bIns="0" rtlCol="0">
-                      <a:noAutofit/>
-                    </wps:bodyPr>
-                  </wps:wsp>
-                </a:graphicData>
-              </a:graphic>
-            </wp:anchor>
-          </w:drawing>
-        </mc:Choice>
-        <mc:Fallback>
-          <w:pict>
-            <v:shape w14:anchorId="3AC3E81B" id="Textbox 24" o:spid="_x0000_s1031" type="#_x0000_t202" style="position:absolute;margin-left:13.15pt;margin-top:822.7pt;width:113.75pt;height:7.65pt;z-index:-15943680;visibility:visible;mso-wrap-style:square;mso-wrap-distance-left:0;mso-wrap-distance-top:0;mso-wrap-distance-right:0;mso-wrap-distance-bottom:0;mso-position-horizontal:absolute;mso-position-horizontal-relative:page;mso-position-vertical:absolute;mso-position-vertical-relative:page;v-text-anchor:top" o:gfxdata="UEsDBBQABgAIAAAAIQC2gziS/gAAAOEBAAATAAAAW0NvbnRlbnRfVHlwZXNdLnhtbJSRQU7DMBBF&#10;90jcwfIWJU67QAgl6YK0S0CoHGBkTxKLZGx5TGhvj5O2G0SRWNoz/78nu9wcxkFMGNg6quQqL6RA&#10;0s5Y6ir5vt9lD1JwBDIwOMJKHpHlpr69KfdHjyxSmriSfYz+USnWPY7AufNIadK6MEJMx9ApD/oD&#10;OlTrorhX2lFEilmcO2RdNtjC5xDF9pCuTyYBB5bi6bQ4syoJ3g9WQ0ymaiLzg5KdCXlKLjvcW893&#10;SUOqXwnz5DrgnHtJTxOsQfEKIT7DmDSUCaxw7Rqn8787ZsmRM9e2VmPeBN4uqYvTtW7jvijg9N/y&#10;JsXecLq0q+WD6m8AAAD//wMAUEsDBBQABgAIAAAAIQA4/SH/1gAAAJQBAAALAAAAX3JlbHMvLnJl&#10;bHOkkMFqwzAMhu+DvYPRfXGawxijTi+j0GvpHsDYimMaW0Yy2fr2M4PBMnrbUb/Q94l/f/hMi1qR&#10;JVI2sOt6UJgd+ZiDgffL8ekFlFSbvV0oo4EbChzGx4f9GRdb25HMsYhqlCwG5lrLq9biZkxWOiqY&#10;22YiTra2kYMu1l1tQD30/bPm3wwYN0x18gb45AdQl1tp5j/sFB2T0FQ7R0nTNEV3j6o9feQzro1i&#10;OWA14Fm+Q8a1a8+Bvu/d/dMb2JY5uiPbhG/ktn4cqGU/er3pcvwCAAD//wMAUEsDBBQABgAIAAAA&#10;IQCrsk5olgEAACEDAAAOAAAAZHJzL2Uyb0RvYy54bWysUsGO0zAQvSPxD5bvNG3VLhA1XQErENIK&#10;Vlr4ANexG4vYY2bcJv17xm7aIrghLuOxZ/z83htv7kffi6NBchAauZjNpTBBQ+vCvpHfv3189UYK&#10;Siq0qodgGnkyJO+3L19shlibJXTQtwYFgwSqh9jILqVYVxXpznhFM4gmcNECepV4i/uqRTUwuu+r&#10;5Xx+Vw2AbUTQhohPH85FuS341hqdvlpLJom+kcwtlYgl7nKsthtV71HFzumJhvoHFl65wI9eoR5U&#10;UuKA7i8o7zQCgU0zDb4Ca502RQOrWcz/UPPcqWiKFjaH4tUm+n+w+svxOT6hSON7GHmARQTFR9A/&#10;iL2phkj11JM9pZq4OwsdLfq8sgTBF9nb09VPMyahM9pqtbpbrqXQXHv7erFeZ7+r2+WIlD4Z8CIn&#10;jUQeVyGgjo+Uzq2XlonL+flMJI27Ubi2kQU0n+ygPbGUgafZSPp5UGik6D8HtiuP/pLgJdldEkz9&#10;BygfJCsK8O6QwLpC4IY7EeA5FAnTn8mD/n1fum4/e/sLAAD//wMAUEsDBBQABgAIAAAAIQDBseIW&#10;4AAAAAwBAAAPAAAAZHJzL2Rvd25yZXYueG1sTI89T8MwEIZ3JP6DdUhs1CFtTRviVBWCCQk1DQOj&#10;E7uJ1fgcYrcN/57rBOO99+j9yDeT69nZjMF6lPA4S4AZbLy22Er4rN4eVsBCVKhV79FI+DEBNsXt&#10;Ta4y7S9YmvM+toxMMGRKQhfjkHEems44FWZ+MEi/gx+dinSOLdejupC563maJII7ZZESOjWYl840&#10;x/3JSdh+Yflqvz/qXXkobVWtE3wXRynv76btM7BopvgHw7U+VYeCOtX+hDqwXkIq5kSSLhbLBTAi&#10;0uWcxtRXSSRPwIuc/x9R/AIAAP//AwBQSwECLQAUAAYACAAAACEAtoM4kv4AAADhAQAAEwAAAAAA&#10;AAAAAAAAAAAAAAAAW0NvbnRlbnRfVHlwZXNdLnhtbFBLAQItABQABgAIAAAAIQA4/SH/1gAAAJQB&#10;AAALAAAAAAAAAAAAAAAAAC8BAABfcmVscy8ucmVsc1BLAQItABQABgAIAAAAIQCrsk5olgEAACED&#10;AAAOAAAAAAAAAAAAAAAAAC4CAABkcnMvZTJvRG9jLnhtbFBLAQItABQABgAIAAAAIQDBseIW4AAA&#10;AAwBAAAPAAAAAAAAAAAAAAAAAPADAABkcnMvZG93bnJldi54bWxQSwUGAAAAAAQABADzAAAA/QQA&#10;AAAA&#10;" filled="f" stroked="f">
-              <v:textbox inset="0,0,0,0">
-                <w:txbxContent>
-                  <w:p>
-                    <w:pPr>
-                      <w:spacing w:before="17"/>
-                      <w:ind w:left="20"/>
-                      <w:rPr>
-                        <w:rFonts w:ascii="Arial" w:hAnsi="Arial"/>
-                        <w:i/>
-                        <w:sz w:val="10"/>
-                      </w:rPr>
-                    </w:pPr>
-                    <w:r>
-                      <w:rPr>
-                        <w:rFonts w:ascii="Arial" w:hAnsi="Arial"/>
-                        <w:i/>
-                        <w:sz w:val="10"/>
-                      </w:rPr>
-                      <w:t>*</w:t>
-                    </w:r>
-                    <w:r>
-                      <w:rPr>
-                        <w:rFonts w:ascii="Arial" w:hAnsi="Arial"/>
-                        <w:i/>
-                        <w:spacing w:val="-6"/>
-                        <w:sz w:val="10"/>
-                      </w:rPr>
-                      <w:t xml:space="preserve"> </w:t>
-                    </w:r>
-                    <w:r>
-                      <w:rPr>
-                        <w:rFonts w:ascii="Arial" w:hAnsi="Arial"/>
-                        <w:i/>
-                        <w:sz w:val="10"/>
-                      </w:rPr>
-                      <w:t>Documento</w:t>
-                    </w:r>
-                    <w:r>
-                      <w:rPr>
-                        <w:rFonts w:ascii="Arial" w:hAnsi="Arial"/>
-                        <w:i/>
-                        <w:spacing w:val="-5"/>
-                        <w:sz w:val="10"/>
-                      </w:rPr>
-                      <w:t xml:space="preserve"> </w:t>
-                    </w:r>
-                    <w:r>
-                      <w:rPr>
-                        <w:rFonts w:ascii="Arial" w:hAnsi="Arial"/>
-                        <w:i/>
-                        <w:sz w:val="10"/>
-                      </w:rPr>
-                      <w:t>firmado</w:t>
-                    </w:r>
-                    <w:r>
-                      <w:rPr>
-                        <w:rFonts w:ascii="Arial" w:hAnsi="Arial"/>
-                        <w:i/>
-                        <w:spacing w:val="-5"/>
-                        <w:sz w:val="10"/>
-                      </w:rPr>
-                      <w:t xml:space="preserve"> </w:t>
-                    </w:r>
-                    <w:r>
-                      <w:rPr>
-                        <w:rFonts w:ascii="Arial" w:hAnsi="Arial"/>
-                        <w:i/>
-                        <w:sz w:val="10"/>
-                      </w:rPr>
-                      <w:t>electrónicamente</w:t>
-                    </w:r>
-                    <w:r>
-                      <w:rPr>
-                        <w:rFonts w:ascii="Arial" w:hAnsi="Arial"/>
-                        <w:i/>
-                        <w:spacing w:val="-5"/>
-                        <w:sz w:val="10"/>
-                      </w:rPr>
-                      <w:t xml:space="preserve"> </w:t>
-                    </w:r>
-                    <w:r>
-                      <w:rPr>
-                        <w:rFonts w:ascii="Arial" w:hAnsi="Arial"/>
-                        <w:i/>
-                        <w:sz w:val="10"/>
-                      </w:rPr>
-                      <w:t>por</w:t>
-                    </w:r>
-                    <w:r>
-                      <w:rPr>
-                        <w:rFonts w:ascii="Arial" w:hAnsi="Arial"/>
-                        <w:i/>
-                        <w:spacing w:val="-6"/>
-                        <w:sz w:val="10"/>
-                      </w:rPr>
-                      <w:t xml:space="preserve"> </w:t>
-                    </w:r>
-                    <w:r>
-                      <w:rPr>
-                        <w:rFonts w:ascii="Arial" w:hAnsi="Arial"/>
-                        <w:i/>
-                        <w:spacing w:val="-2"/>
-                        <w:sz w:val="10"/>
-                      </w:rPr>
-                      <w:t>Quipux</w:t>
-                    </w:r>
-                  </w:p>
-                </w:txbxContent>
-              </v:textbox>
-              <w10:wrap anchorx="page" anchory="page"/>
-            </v:shape>
-          </w:pict>
-        </mc:Fallback>
-      </mc:AlternateContent>
-    </w:r>
   </w:p>
 </w:ftr>
 </file>
@@ -4927,6 +4348,21 @@
 </file>
 
 <file path=customXml/item1.xml><?xml version="1.0" encoding="utf-8"?>
+<p:properties xmlns:p="http://schemas.microsoft.com/office/2006/metadata/properties" xmlns:xsi="http://www.w3.org/2001/XMLSchema-instance" xmlns:pc="http://schemas.microsoft.com/office/infopath/2007/PartnerControls">
+  <documentManagement/>
+</p:properties>
+</file>
+
+<file path=customXml/item2.xml><?xml version="1.0" encoding="utf-8"?>
+<?mso-contentType ?>
+<FormTemplates xmlns="http://schemas.microsoft.com/sharepoint/v3/contenttype/forms">
+  <Display>DocumentLibraryForm</Display>
+  <Edit>DocumentLibraryForm</Edit>
+  <New>DocumentLibraryForm</New>
+</FormTemplates>
+</file>
+
+<file path=customXml/item3.xml><?xml version="1.0" encoding="utf-8"?>
 <ct:contentTypeSchema xmlns:ct="http://schemas.microsoft.com/office/2006/metadata/contentType" xmlns:ma="http://schemas.microsoft.com/office/2006/metadata/properties/metaAttributes" ct:_="" ma:_="" ma:contentTypeName="Documento" ma:contentTypeID="0x010100A5C0487A85234041ABCC04D606B0D680" ma:contentTypeVersion="5" ma:contentTypeDescription="Crear nuevo documento." ma:contentTypeScope="" ma:versionID="6d094827869f244beb391974ab66f189">
   <xsd:schema xmlns:xsd="http://www.w3.org/2001/XMLSchema" xmlns:xs="http://www.w3.org/2001/XMLSchema" xmlns:p="http://schemas.microsoft.com/office/2006/metadata/properties" xmlns:ns3="412e5359-321c-4749-b6c6-497cf934ab24" targetNamespace="http://schemas.microsoft.com/office/2006/metadata/properties" ma:root="true" ma:fieldsID="af6155844eb6d635d1c7cc08d615fd49" ns3:_="">
     <xsd:import namespace="412e5359-321c-4749-b6c6-497cf934ab24"/>
@@ -5078,22 +4514,24 @@
 </ct:contentTypeSchema>
 </file>
 
-<file path=customXml/item2.xml><?xml version="1.0" encoding="utf-8"?>
-<?mso-contentType ?>
-<FormTemplates xmlns="http://schemas.microsoft.com/sharepoint/v3/contenttype/forms">
-  <Display>DocumentLibraryForm</Display>
-  <Edit>DocumentLibraryForm</Edit>
-  <New>DocumentLibraryForm</New>
-</FormTemplates>
+<file path=customXml/itemProps1.xml><?xml version="1.0" encoding="utf-8"?>
+<ds:datastoreItem xmlns:ds="http://schemas.openxmlformats.org/officeDocument/2006/customXml" ds:itemID="{D4274A75-3DE5-4E07-95A5-F8982DDA4915}">
+  <ds:schemaRefs>
+    <ds:schemaRef ds:uri="http://schemas.microsoft.com/office/2006/metadata/properties"/>
+    <ds:schemaRef ds:uri="http://schemas.microsoft.com/office/infopath/2007/PartnerControls"/>
+  </ds:schemaRefs>
+</ds:datastoreItem>
 </file>
 
-<file path=customXml/item3.xml><?xml version="1.0" encoding="utf-8"?>
-<p:properties xmlns:p="http://schemas.microsoft.com/office/2006/metadata/properties" xmlns:xsi="http://www.w3.org/2001/XMLSchema-instance" xmlns:pc="http://schemas.microsoft.com/office/infopath/2007/PartnerControls">
-  <documentManagement/>
-</p:properties>
+<file path=customXml/itemProps2.xml><?xml version="1.0" encoding="utf-8"?>
+<ds:datastoreItem xmlns:ds="http://schemas.openxmlformats.org/officeDocument/2006/customXml" ds:itemID="{191824F2-E06B-40FE-8120-E3A39DAEADE1}">
+  <ds:schemaRefs>
+    <ds:schemaRef ds:uri="http://schemas.microsoft.com/sharepoint/v3/contenttype/forms"/>
+  </ds:schemaRefs>
+</ds:datastoreItem>
 </file>
 
-<file path=customXml/itemProps1.xml><?xml version="1.0" encoding="utf-8"?>
+<file path=customXml/itemProps3.xml><?xml version="1.0" encoding="utf-8"?>
 <ds:datastoreItem xmlns:ds="http://schemas.openxmlformats.org/officeDocument/2006/customXml" ds:itemID="{1596605C-3653-4ECC-B54E-A6AD4F617BBA}">
   <ds:schemaRefs>
     <ds:schemaRef ds:uri="http://schemas.microsoft.com/office/2006/metadata/contentType"/>
@@ -5109,21 +4547,4 @@
     <ds:schemaRef ds:uri="http://schemas.microsoft.com/internal/obd"/>
   </ds:schemaRefs>
 </ds:datastoreItem>
-</file>
-
-<file path=customXml/itemProps2.xml><?xml version="1.0" encoding="utf-8"?>
-<ds:datastoreItem xmlns:ds="http://schemas.openxmlformats.org/officeDocument/2006/customXml" ds:itemID="{191824F2-E06B-40FE-8120-E3A39DAEADE1}">
-  <ds:schemaRefs>
-    <ds:schemaRef ds:uri="http://schemas.microsoft.com/sharepoint/v3/contenttype/forms"/>
-  </ds:schemaRefs>
-</ds:datastoreItem>
-</file>
-
-<file path=customXml/itemProps3.xml><?xml version="1.0" encoding="utf-8"?>
-<ds:datastoreItem xmlns:ds="http://schemas.openxmlformats.org/officeDocument/2006/customXml" ds:itemID="{D4274A75-3DE5-4E07-95A5-F8982DDA4915}">
-  <ds:schemaRefs>
-    <ds:schemaRef ds:uri="http://schemas.microsoft.com/office/2006/metadata/properties"/>
-    <ds:schemaRef ds:uri="http://schemas.microsoft.com/office/infopath/2007/PartnerControls"/>
-  </ds:schemaRefs>
-</ds:datastoreItem>
 </file>